--- a/Projektmappe.docx
+++ b/Projektmappe.docx
@@ -1,14 +1,425 @@
 
 <file path=word/document.xml><?xml version="1.0" encoding="utf-8"?>
-<w:document xmlns:wpc="http://schemas.microsoft.com/office/word/2010/wordprocessingCanvas" xmlns:cx="http://schemas.microsoft.com/office/drawing/2014/chartex" xmlns:cx1="http://schemas.microsoft.com/office/drawing/2015/9/8/chartex" xmlns:cx2="http://schemas.microsoft.com/office/drawing/2015/10/21/chartex" xmlns:cx3="http://schemas.microsoft.com/office/drawing/2016/5/9/chartex" xmlns:cx4="http://schemas.microsoft.com/office/drawing/2016/5/10/chartex" xmlns:cx5="http://schemas.microsoft.com/office/drawing/2016/5/11/chartex" xmlns:cx6="http://schemas.microsoft.com/office/drawing/2016/5/12/chartex" xmlns:cx7="http://schemas.microsoft.com/office/drawing/2016/5/13/chartex" xmlns:cx8="http://schemas.microsoft.com/office/drawing/2016/5/14/chartex" xmlns:mc="http://schemas.openxmlformats.org/markup-compatibility/2006" xmlns:aink="http://schemas.microsoft.com/office/drawing/2016/ink" xmlns:am3d="http://schemas.microsoft.com/office/drawing/2017/model3d" xmlns:o="urn:schemas-microsoft-com:office:office" xmlns:oel="http://schemas.microsoft.com/office/2019/extlst" xmlns:r="http://schemas.openxmlformats.org/officeDocument/2006/relationships" xmlns:m="http://schemas.openxmlformats.org/officeDocument/2006/math" xmlns:v="urn:schemas-microsoft-com:vml" xmlns:wp14="http://schemas.microsoft.com/office/word/2010/wordprocessingDrawing" xmlns:wp="http://schemas.openxmlformats.org/drawingml/2006/wordprocessingDrawing" xmlns:w10="urn:schemas-microsoft-com:office:word" xmlns:w="http://schemas.openxmlformats.org/wordprocessingml/2006/main" xmlns:w14="http://schemas.microsoft.com/office/word/2010/wordml" xmlns:w15="http://schemas.microsoft.com/office/word/2012/wordml" xmlns:w16cex="http://schemas.microsoft.com/office/word/2018/wordml/cex" xmlns:w16cid="http://schemas.microsoft.com/office/word/2016/wordml/cid" xmlns:w16="http://schemas.microsoft.com/office/word/2018/wordml" xmlns:w16du="http://schemas.microsoft.com/office/word/2023/wordml/word16du" xmlns:w16sdtdh="http://schemas.microsoft.com/office/word/2020/wordml/sdtdatahash" xmlns:w16se="http://schemas.microsoft.com/office/word/2015/wordml/symex" xmlns:wpg="http://schemas.microsoft.com/office/word/2010/wordprocessingGroup" xmlns:wpi="http://schemas.microsoft.com/office/word/2010/wordprocessingInk" xmlns:wne="http://schemas.microsoft.com/office/word/2006/wordml" xmlns:wps="http://schemas.microsoft.com/office/word/2010/wordprocessingShape" mc:Ignorable="w14 w15 w16se w16cid w16 w16cex w16sdtdh wp14">
+<w:document xmlns:wpc="http://schemas.microsoft.com/office/word/2010/wordprocessingCanvas" xmlns:cx="http://schemas.microsoft.com/office/drawing/2014/chartex" xmlns:cx1="http://schemas.microsoft.com/office/drawing/2015/9/8/chartex" xmlns:cx2="http://schemas.microsoft.com/office/drawing/2015/10/21/chartex" xmlns:cx3="http://schemas.microsoft.com/office/drawing/2016/5/9/chartex" xmlns:cx4="http://schemas.microsoft.com/office/drawing/2016/5/10/chartex" xmlns:cx5="http://schemas.microsoft.com/office/drawing/2016/5/11/chartex" xmlns:cx6="http://schemas.microsoft.com/office/drawing/2016/5/12/chartex" xmlns:cx7="http://schemas.microsoft.com/office/drawing/2016/5/13/chartex" xmlns:cx8="http://schemas.microsoft.com/office/drawing/2016/5/14/chartex" xmlns:mc="http://schemas.openxmlformats.org/markup-compatibility/2006" xmlns:aink="http://schemas.microsoft.com/office/drawing/2016/ink" xmlns:am3d="http://schemas.microsoft.com/office/drawing/2017/model3d" xmlns:o="urn:schemas-microsoft-com:office:office" xmlns:oel="http://schemas.microsoft.com/office/2019/extlst" xmlns:r="http://schemas.openxmlformats.org/officeDocument/2006/relationships" xmlns:m="http://schemas.openxmlformats.org/officeDocument/2006/math" xmlns:v="urn:schemas-microsoft-com:vml" xmlns:wp14="http://schemas.microsoft.com/office/word/2010/wordprocessingDrawing" xmlns:wp="http://schemas.openxmlformats.org/drawingml/2006/wordprocessingDrawing" xmlns:w10="urn:schemas-microsoft-com:office:word" xmlns:w="http://schemas.openxmlformats.org/wordprocessingml/2006/main" xmlns:w14="http://schemas.microsoft.com/office/word/2010/wordml" xmlns:w15="http://schemas.microsoft.com/office/word/2012/wordml" xmlns:w16cex="http://schemas.microsoft.com/office/word/2018/wordml/cex" xmlns:w16cid="http://schemas.microsoft.com/office/word/2016/wordml/cid" xmlns:w16="http://schemas.microsoft.com/office/word/2018/wordml" xmlns:w16du="http://schemas.microsoft.com/office/word/2023/wordml/word16du" xmlns:w16sdtdh="http://schemas.microsoft.com/office/word/2020/wordml/sdtdatahash" xmlns:w16se="http://schemas.microsoft.com/office/word/2015/wordml/symex" xmlns:wpg="http://schemas.microsoft.com/office/word/2010/wordprocessingGroup" xmlns:wpi="http://schemas.microsoft.com/office/word/2010/wordprocessingInk" xmlns:wne="http://schemas.microsoft.com/office/word/2006/wordml" xmlns:wps="http://schemas.microsoft.com/office/word/2010/wordprocessingShape" xmlns:a="http://schemas.openxmlformats.org/drawingml/2006/main" xmlns:pic="http://schemas.openxmlformats.org/drawingml/2006/picture" xmlns:a14="http://schemas.microsoft.com/office/drawing/2010/main" mc:Ignorable="w14 w15 w16se w16cid w16 w16cex w16sdtdh wp14">
   <w:body>
+    <w:sdt>
+      <w:sdtPr>
+        <w:id w:val="1034054537"/>
+        <w:docPartObj>
+          <w:docPartGallery w:val="Table of Contents"/>
+          <w:docPartUnique/>
+        </w:docPartObj>
+      </w:sdtPr>
+      <w:sdtContent>
+        <w:p>
+          <w:pPr>
+            <w:pStyle w:val="TOC1"/>
+            <w:tabs>
+              <w:tab w:val="left" w:leader="none" w:pos="435"/>
+              <w:tab w:val="right" w:leader="dot" w:pos="9060"/>
+            </w:tabs>
+            <w:bidi w:val="0"/>
+          </w:pPr>
+          <w:r>
+            <w:fldChar w:fldCharType="begin"/>
+          </w:r>
+          <w:r>
+            <w:instrText xml:space="preserve">TOC \o \z \u \h</w:instrText>
+          </w:r>
+          <w:r>
+            <w:fldChar w:fldCharType="separate"/>
+          </w:r>
+          <w:r>
+            <w:fldChar w:fldCharType="begin"/>
+          </w:r>
+          <w:r>
+            <w:instrText xml:space="preserve">HYPERLINK  \l  "_Toc637614642" </w:instrText>
+          </w:r>
+          <w:r>
+            <w:fldChar w:fldCharType="separate"/>
+          </w:r>
+          <w:r>
+            <w:rPr/>
+            <w:t>1</w:t>
+          </w:r>
+          <w:r>
+            <w:tab/>
+          </w:r>
+          <w:r>
+            <w:rPr/>
+            <w:t>Skizze</w:t>
+          </w:r>
+          <w:r>
+            <w:tab/>
+          </w:r>
+          <w:r>
+            <w:fldChar w:fldCharType="begin"/>
+          </w:r>
+          <w:r>
+            <w:instrText xml:space="preserve">PAGEREF _Toc637614642 \h</w:instrText>
+          </w:r>
+          <w:r>
+            <w:fldChar w:fldCharType="separate"/>
+          </w:r>
+          <w:r>
+            <w:rPr/>
+            <w:t>1</w:t>
+          </w:r>
+          <w:r>
+            <w:fldChar w:fldCharType="end"/>
+          </w:r>
+          <w:r>
+            <w:fldChar w:fldCharType="end"/>
+          </w:r>
+        </w:p>
+        <w:p>
+          <w:pPr>
+            <w:pStyle w:val="TOC1"/>
+            <w:tabs>
+              <w:tab w:val="left" w:leader="none" w:pos="435"/>
+              <w:tab w:val="right" w:leader="dot" w:pos="9060"/>
+            </w:tabs>
+            <w:bidi w:val="0"/>
+          </w:pPr>
+          <w:r>
+            <w:fldChar w:fldCharType="begin"/>
+          </w:r>
+          <w:r>
+            <w:instrText xml:space="preserve">HYPERLINK  \l  "_Toc886818421" </w:instrText>
+          </w:r>
+          <w:r>
+            <w:fldChar w:fldCharType="separate"/>
+          </w:r>
+          <w:r>
+            <w:rPr/>
+            <w:t>2</w:t>
+          </w:r>
+          <w:r>
+            <w:tab/>
+          </w:r>
+          <w:r>
+            <w:rPr/>
+            <w:t>Beschreibung</w:t>
+          </w:r>
+          <w:r>
+            <w:tab/>
+          </w:r>
+          <w:r>
+            <w:fldChar w:fldCharType="begin"/>
+          </w:r>
+          <w:r>
+            <w:instrText xml:space="preserve">PAGEREF _Toc886818421 \h</w:instrText>
+          </w:r>
+          <w:r>
+            <w:fldChar w:fldCharType="separate"/>
+          </w:r>
+          <w:r>
+            <w:rPr/>
+            <w:t>1</w:t>
+          </w:r>
+          <w:r>
+            <w:fldChar w:fldCharType="end"/>
+          </w:r>
+          <w:r>
+            <w:fldChar w:fldCharType="end"/>
+          </w:r>
+        </w:p>
+        <w:p>
+          <w:pPr>
+            <w:pStyle w:val="TOC2"/>
+            <w:tabs>
+              <w:tab w:val="left" w:leader="none" w:pos="660"/>
+              <w:tab w:val="right" w:leader="dot" w:pos="9060"/>
+            </w:tabs>
+            <w:bidi w:val="0"/>
+          </w:pPr>
+          <w:r>
+            <w:fldChar w:fldCharType="begin"/>
+          </w:r>
+          <w:r>
+            <w:instrText xml:space="preserve">HYPERLINK  \l  "_Toc740938972" </w:instrText>
+          </w:r>
+          <w:r>
+            <w:fldChar w:fldCharType="separate"/>
+          </w:r>
+          <w:r>
+            <w:rPr/>
+            <w:t>2.1</w:t>
+          </w:r>
+          <w:r>
+            <w:tab/>
+          </w:r>
+          <w:r>
+            <w:rPr/>
+            <w:t>Gegenstandsbeschreibung</w:t>
+          </w:r>
+          <w:r>
+            <w:tab/>
+          </w:r>
+          <w:r>
+            <w:fldChar w:fldCharType="begin"/>
+          </w:r>
+          <w:r>
+            <w:instrText xml:space="preserve">PAGEREF _Toc740938972 \h</w:instrText>
+          </w:r>
+          <w:r>
+            <w:fldChar w:fldCharType="separate"/>
+          </w:r>
+          <w:r>
+            <w:rPr/>
+            <w:t>1</w:t>
+          </w:r>
+          <w:r>
+            <w:fldChar w:fldCharType="end"/>
+          </w:r>
+          <w:r>
+            <w:fldChar w:fldCharType="end"/>
+          </w:r>
+        </w:p>
+        <w:p>
+          <w:pPr>
+            <w:pStyle w:val="TOC2"/>
+            <w:tabs>
+              <w:tab w:val="left" w:leader="none" w:pos="660"/>
+              <w:tab w:val="right" w:leader="dot" w:pos="9060"/>
+            </w:tabs>
+            <w:bidi w:val="0"/>
+          </w:pPr>
+          <w:r>
+            <w:fldChar w:fldCharType="begin"/>
+          </w:r>
+          <w:r>
+            <w:instrText xml:space="preserve">HYPERLINK  \l  "_Toc1440535917" </w:instrText>
+          </w:r>
+          <w:r>
+            <w:fldChar w:fldCharType="separate"/>
+          </w:r>
+          <w:r>
+            <w:rPr/>
+            <w:t>2.2</w:t>
+          </w:r>
+          <w:r>
+            <w:tab/>
+          </w:r>
+          <w:r>
+            <w:rPr/>
+            <w:t>Funktionsbeschreibung</w:t>
+          </w:r>
+          <w:r>
+            <w:tab/>
+          </w:r>
+          <w:r>
+            <w:fldChar w:fldCharType="begin"/>
+          </w:r>
+          <w:r>
+            <w:instrText xml:space="preserve">PAGEREF _Toc1440535917 \h</w:instrText>
+          </w:r>
+          <w:r>
+            <w:fldChar w:fldCharType="separate"/>
+          </w:r>
+          <w:r>
+            <w:rPr/>
+            <w:t>1</w:t>
+          </w:r>
+          <w:r>
+            <w:fldChar w:fldCharType="end"/>
+          </w:r>
+          <w:r>
+            <w:fldChar w:fldCharType="end"/>
+          </w:r>
+        </w:p>
+        <w:p>
+          <w:pPr>
+            <w:pStyle w:val="TOC1"/>
+            <w:tabs>
+              <w:tab w:val="left" w:leader="none" w:pos="435"/>
+              <w:tab w:val="right" w:leader="dot" w:pos="9060"/>
+            </w:tabs>
+            <w:bidi w:val="0"/>
+          </w:pPr>
+          <w:r>
+            <w:fldChar w:fldCharType="begin"/>
+          </w:r>
+          <w:r>
+            <w:instrText xml:space="preserve">HYPERLINK  \l  "_Toc431171599" </w:instrText>
+          </w:r>
+          <w:r>
+            <w:fldChar w:fldCharType="separate"/>
+          </w:r>
+          <w:r>
+            <w:rPr/>
+            <w:t>3</w:t>
+          </w:r>
+          <w:r>
+            <w:tab/>
+          </w:r>
+          <w:r>
+            <w:rPr/>
+            <w:t>Zeitplan</w:t>
+          </w:r>
+          <w:r>
+            <w:tab/>
+          </w:r>
+          <w:r>
+            <w:fldChar w:fldCharType="begin"/>
+          </w:r>
+          <w:r>
+            <w:instrText xml:space="preserve">PAGEREF _Toc431171599 \h</w:instrText>
+          </w:r>
+          <w:r>
+            <w:fldChar w:fldCharType="separate"/>
+          </w:r>
+          <w:r>
+            <w:rPr/>
+            <w:t>2</w:t>
+          </w:r>
+          <w:r>
+            <w:fldChar w:fldCharType="end"/>
+          </w:r>
+          <w:r>
+            <w:fldChar w:fldCharType="end"/>
+          </w:r>
+        </w:p>
+        <w:p>
+          <w:pPr>
+            <w:pStyle w:val="TOC1"/>
+            <w:tabs>
+              <w:tab w:val="left" w:leader="none" w:pos="435"/>
+              <w:tab w:val="right" w:leader="dot" w:pos="9060"/>
+            </w:tabs>
+            <w:bidi w:val="0"/>
+          </w:pPr>
+          <w:r>
+            <w:fldChar w:fldCharType="begin"/>
+          </w:r>
+          <w:r>
+            <w:instrText xml:space="preserve">HYPERLINK  \l  "_Toc1648232820" </w:instrText>
+          </w:r>
+          <w:r>
+            <w:fldChar w:fldCharType="separate"/>
+          </w:r>
+          <w:r>
+            <w:rPr/>
+            <w:t>4</w:t>
+          </w:r>
+          <w:r>
+            <w:tab/>
+          </w:r>
+          <w:r>
+            <w:rPr/>
+            <w:t>Definition</w:t>
+          </w:r>
+          <w:r>
+            <w:tab/>
+          </w:r>
+          <w:r>
+            <w:fldChar w:fldCharType="begin"/>
+          </w:r>
+          <w:r>
+            <w:instrText xml:space="preserve">PAGEREF _Toc1648232820 \h</w:instrText>
+          </w:r>
+          <w:r>
+            <w:fldChar w:fldCharType="separate"/>
+          </w:r>
+          <w:r>
+            <w:rPr/>
+            <w:t>2</w:t>
+          </w:r>
+          <w:r>
+            <w:fldChar w:fldCharType="end"/>
+          </w:r>
+          <w:r>
+            <w:fldChar w:fldCharType="end"/>
+          </w:r>
+        </w:p>
+        <w:p>
+          <w:pPr>
+            <w:pStyle w:val="TOC1"/>
+            <w:tabs>
+              <w:tab w:val="left" w:leader="none" w:pos="435"/>
+              <w:tab w:val="right" w:leader="dot" w:pos="9060"/>
+            </w:tabs>
+            <w:bidi w:val="0"/>
+          </w:pPr>
+          <w:r>
+            <w:fldChar w:fldCharType="begin"/>
+          </w:r>
+          <w:r>
+            <w:instrText xml:space="preserve">HYPERLINK  \l  "_Toc136433810" </w:instrText>
+          </w:r>
+          <w:r>
+            <w:fldChar w:fldCharType="separate"/>
+          </w:r>
+          <w:r>
+            <w:rPr/>
+            <w:t>5</w:t>
+          </w:r>
+          <w:r>
+            <w:tab/>
+          </w:r>
+          <w:r>
+            <w:rPr/>
+            <w:t>Quellen</w:t>
+          </w:r>
+          <w:r>
+            <w:tab/>
+          </w:r>
+          <w:r>
+            <w:fldChar w:fldCharType="begin"/>
+          </w:r>
+          <w:r>
+            <w:instrText xml:space="preserve">PAGEREF _Toc136433810 \h</w:instrText>
+          </w:r>
+          <w:r>
+            <w:fldChar w:fldCharType="separate"/>
+          </w:r>
+          <w:r>
+            <w:rPr/>
+            <w:t>2</w:t>
+          </w:r>
+          <w:r>
+            <w:fldChar w:fldCharType="end"/>
+          </w:r>
+          <w:r>
+            <w:fldChar w:fldCharType="end"/>
+          </w:r>
+        </w:p>
+        <w:p>
+          <w:pPr>
+            <w:numPr>
+              <w:ilvl w:val="0"/>
+              <w:numId w:val="0"/>
+            </w:numPr>
+            <w:bidi w:val="0"/>
+          </w:pPr>
+          <w:r>
+            <w:fldChar w:fldCharType="end"/>
+          </w:r>
+        </w:p>
+      </w:sdtContent>
+    </w:sdt>
     <w:p>
       <w:pPr>
+        <w:numPr>
+          <w:ilvl w:val="0"/>
+          <w:numId w:val="0"/>
+        </w:numPr>
+      </w:pPr>
+      <w:r>
+        <w:br w:type="page"/>
+      </w:r>
+    </w:p>
+    <w:p>
+      <w:pPr>
         <w:pStyle w:val="berschrift1"/>
-      </w:pPr>
-      <w:r>
+        <w:rPr/>
+      </w:pPr>
+      <w:bookmarkStart w:name="_Toc637614642" w:id="1627969007"/>
+      <w:r>
+        <w:rPr/>
         <w:t>Skizze</w:t>
       </w:r>
+      <w:bookmarkEnd w:id="1627969007"/>
     </w:p>
     <w:p>
       <w:pPr>
@@ -19,19 +430,16 @@
     </w:p>
     <w:p>
       <w:r>
-        <w:rPr>
-          <w:noProof/>
-        </w:rPr>
         <w:drawing>
-          <wp:inline distT="0" distB="0" distL="0" distR="0" wp14:anchorId="3190C492" wp14:editId="00A1226A">
+          <wp:inline wp14:editId="63D92860" wp14:anchorId="3190C492">
             <wp:extent cx="5700156" cy="3226675"/>
             <wp:effectExtent l="0" t="0" r="0" b="0"/>
             <wp:docPr id="564957049" name="Grafik 2"/>
             <wp:cNvGraphicFramePr>
-              <a:graphicFrameLocks xmlns:a="http://schemas.openxmlformats.org/drawingml/2006/main" noChangeAspect="1"/>
+              <a:graphicFrameLocks noChangeAspect="1"/>
             </wp:cNvGraphicFramePr>
-            <a:graphic xmlns:a="http://schemas.openxmlformats.org/drawingml/2006/main">
-              <a:graphicData uri="http://schemas.openxmlformats.org/drawingml/2006/picture">
+            <a:graphic>
+              <a:graphicData xmlns:a="http://schemas.openxmlformats.org/drawingml/2006/main" uri="http://schemas.openxmlformats.org/drawingml/2006/picture">
                 <pic:pic xmlns:pic="http://schemas.openxmlformats.org/drawingml/2006/picture">
                   <pic:nvPicPr>
                     <pic:cNvPr id="0" name="Picture 2"/>
@@ -40,7 +448,7 @@
                     </pic:cNvPicPr>
                   </pic:nvPicPr>
                   <pic:blipFill rotWithShape="1">
-                    <a:blip r:embed="rId5">
+                    <a:blip xmlns:r="http://schemas.openxmlformats.org/officeDocument/2006/relationships" r:embed="rId5">
                       <a:extLst>
                         <a:ext uri="{28A0092B-C50C-407E-A947-70E740481C1C}">
                           <a14:useLocalDpi xmlns:a14="http://schemas.microsoft.com/office/drawing/2010/main" val="0"/>
@@ -77,69 +485,93 @@
     </w:p>
     <w:p>
       <w:pPr>
-        <w:pStyle w:val="berschrift1"/>
-      </w:pPr>
-      <w:r>
-        <w:t>Beschreibung</w:t>
+        <w:numPr>
+          <w:ilvl w:val="0"/>
+          <w:numId w:val="0"/>
+        </w:numPr>
+      </w:pPr>
+      <w:r>
+        <w:br w:type="page"/>
       </w:r>
     </w:p>
     <w:p>
       <w:pPr>
-        <w:pStyle w:val="berschrift2"/>
-      </w:pPr>
-      <w:r>
-        <w:t>Gegenstandsbeschreibung</w:t>
-      </w:r>
+        <w:pStyle w:val="berschrift1"/>
+        <w:rPr/>
+      </w:pPr>
+      <w:bookmarkStart w:name="_Toc886818421" w:id="183349793"/>
+      <w:r>
+        <w:rPr/>
+        <w:t>Beschreibung</w:t>
+      </w:r>
+      <w:bookmarkEnd w:id="183349793"/>
     </w:p>
     <w:p>
       <w:pPr>
         <w:pStyle w:val="berschrift2"/>
-      </w:pPr>
-      <w:r>
+        <w:rPr/>
+      </w:pPr>
+      <w:bookmarkStart w:name="_Toc740938972" w:id="280035876"/>
+      <w:r>
+        <w:rPr/>
+        <w:t>Gegenstandsbeschreibung</w:t>
+      </w:r>
+      <w:bookmarkEnd w:id="280035876"/>
+    </w:p>
+    <w:p>
+      <w:pPr>
+        <w:pStyle w:val="berschrift2"/>
+        <w:rPr/>
+      </w:pPr>
+      <w:bookmarkStart w:name="_Toc1440535917" w:id="932749377"/>
+      <w:r>
+        <w:rPr/>
         <w:t>Funktionsbeschreibung</w:t>
       </w:r>
+      <w:bookmarkEnd w:id="932749377"/>
     </w:p>
     <w:p>
       <w:pPr>
         <w:pStyle w:val="Listenabsatz"/>
         <w:numPr>
           <w:ilvl w:val="0"/>
-          <w:numId w:val="3"/>
+          <w:numId w:val="4"/>
         </w:numPr>
-      </w:pPr>
-      <w:r>
+        <w:spacing w:before="0" w:beforeAutospacing="off" w:after="240" w:afterAutospacing="off"/>
         <w:rPr>
-          <w:rStyle w:val="Fett"/>
+          <w:rFonts w:ascii="Calibri" w:hAnsi="Calibri" w:eastAsia="Calibri" w:cs="Calibri"/>
+          <w:noProof w:val="0"/>
+          <w:sz w:val="24"/>
+          <w:szCs w:val="24"/>
+          <w:lang w:val="de-DE"/>
         </w:rPr>
-        <w:t>Ablauf bei Einfahrt (Taster S1)</w:t>
+      </w:pPr>
+      <w:r>
+        <w:rPr>
+          <w:rFonts w:ascii="Calibri" w:hAnsi="Calibri" w:eastAsia="Calibri" w:cs="Calibri"/>
+          <w:b w:val="1"/>
+          <w:bCs w:val="1"/>
+          <w:i w:val="1"/>
+          <w:iCs w:val="1"/>
+          <w:noProof w:val="0"/>
+          <w:sz w:val="24"/>
+          <w:szCs w:val="24"/>
+          <w:lang w:val="de-DE"/>
+        </w:rPr>
+        <w:t>Grundstellung</w:t>
       </w:r>
       <w:r>
         <w:br/>
       </w:r>
       <w:r>
-        <w:t>Wenn der Taster S1 betätigt wird, dann öffnet sich Tor 1 über Motor 1.</w:t>
-      </w:r>
-      <w:r>
-        <w:br/>
-        <w:t>Wenn Motor 1 6 Sekunden gelaufen ist, dann schaltet er automatisch ab und Tor 1 ist vollständig geöffnet.</w:t>
-      </w:r>
-      <w:r>
-        <w:br/>
-        <w:t>Wenn die Lichtschranke B1 unterbrochen wird, dann schließt sich Tor 1 und gleichzeitig öffnet sich Tor 2.</w:t>
-      </w:r>
-      <w:r>
-        <w:br/>
-        <w:t>Wenn Motor 1 bzw. Motor 2 jeweils 6 Sekunden gelaufen sind, dann schalten beide automatisch ab; Tor 1 ist geschlossen und Tor 2 ist geöffnet.</w:t>
-      </w:r>
-      <w:r>
-        <w:br/>
-        <w:t xml:space="preserve">Wenn Tor 2 für </w:t>
-      </w:r>
-      <w:r>
-        <w:t xml:space="preserve">10 Sekunden </w:t>
-      </w:r>
-      <w:r>
-        <w:t>geöffnet war, dann schließt sich Tor 2 automatisch und die Anlage kehrt in die Grundstellung zurück.</w:t>
+        <w:rPr>
+          <w:rFonts w:ascii="Calibri" w:hAnsi="Calibri" w:eastAsia="Calibri" w:cs="Calibri"/>
+          <w:noProof w:val="0"/>
+          <w:sz w:val="24"/>
+          <w:szCs w:val="24"/>
+          <w:lang w:val="de-DE"/>
+        </w:rPr>
+        <w:t xml:space="preserve"> Wenn kein Not-Aus ausgelöst ist, dann ist die Anlage betriebsbereit. Im Ruhezustand sind Tor 1 und Tor 2 geschlossen.</w:t>
       </w:r>
     </w:p>
     <w:p>
@@ -147,34 +579,43 @@
         <w:pStyle w:val="Listenabsatz"/>
         <w:numPr>
           <w:ilvl w:val="0"/>
-          <w:numId w:val="3"/>
+          <w:numId w:val="4"/>
         </w:numPr>
-      </w:pPr>
-      <w:r>
+        <w:spacing w:before="240" w:beforeAutospacing="off" w:after="240" w:afterAutospacing="off"/>
         <w:rPr>
-          <w:rStyle w:val="Fett"/>
+          <w:rFonts w:ascii="Calibri" w:hAnsi="Calibri" w:eastAsia="Calibri" w:cs="Calibri"/>
+          <w:noProof w:val="0"/>
+          <w:sz w:val="24"/>
+          <w:szCs w:val="24"/>
+          <w:lang w:val="de-DE"/>
         </w:rPr>
-        <w:t>Ablauf bei Ausfahrt (Taster S2)</w:t>
+      </w:pPr>
+      <w:r>
+        <w:rPr>
+          <w:rFonts w:ascii="Calibri" w:hAnsi="Calibri" w:eastAsia="Calibri" w:cs="Calibri"/>
+          <w:b w:val="1"/>
+          <w:bCs w:val="1"/>
+          <w:i w:val="1"/>
+          <w:iCs w:val="1"/>
+          <w:noProof w:val="0"/>
+          <w:sz w:val="24"/>
+          <w:szCs w:val="24"/>
+          <w:lang w:val="de-DE"/>
+        </w:rPr>
+        <w:t>Ablauf bei Einfahrt (Taster S1)</w:t>
       </w:r>
       <w:r>
         <w:br/>
-        <w:t>Wenn der Taster S2 betätigt wird, dann öffnet sich Tor 2 über Motor 2.</w:t>
-      </w:r>
-      <w:r>
-        <w:br/>
-        <w:t>Wenn Motor 2 6 Sekunden gelaufen ist, dann schaltet er automatisch ab und Tor 2 ist vollständig geöffnet.</w:t>
-      </w:r>
-      <w:r>
-        <w:br/>
-        <w:t>Wenn die Lichtschranke B1 unterbrochen wird, dann schließt sich Tor 2 und gleichzeitig öffnet sich Tor 1.</w:t>
-      </w:r>
-      <w:r>
-        <w:br/>
-        <w:t>Wenn Motor 2 bzw. Motor 1 jeweils 6 Sekunden gelaufen sind, dann schalten beide automatisch ab; Tor 2 ist geschlossen und Tor 1 ist geöffnet.</w:t>
-      </w:r>
-      <w:r>
-        <w:br/>
-        <w:t>Wenn Tor 1 für 10 Sekunden geöffnet war, dann schließt sich Tor 1 automatisch und die Anlage kehrt in die Grundstellung zurück.</w:t>
+      </w:r>
+      <w:r>
+        <w:rPr>
+          <w:rFonts w:ascii="Calibri" w:hAnsi="Calibri" w:eastAsia="Calibri" w:cs="Calibri"/>
+          <w:noProof w:val="0"/>
+          <w:sz w:val="24"/>
+          <w:szCs w:val="24"/>
+          <w:lang w:val="de-DE"/>
+        </w:rPr>
+        <w:t xml:space="preserve"> Wird der Taster S1 in der Grundstellung betätigt, dann öffnet sich Tor 1 über Motor 1. Ist Motor 1 6 Sekunden gelaufen, dann schaltet er automatisch ab, und Tor 1 ist vollständig geöffnet. Wird die Lichtschranke B1 unterbrochen, dann schließt sich Tor 1 und gleichzeitig öffnet sich Tor 2. Sind Motor 1 und Motor 2 jeweils 6 Sekunden gelaufen, dann schalten beide automatisch ab; Tor 1 ist geschlossen, Tor 2 geöffnet. Ist Tor 2 10 Sekunden geöffnet, dann schließt es sich automatisch, und die Anlage kehrt in die Grundstellung zurück.</w:t>
       </w:r>
     </w:p>
     <w:p>
@@ -182,57 +623,292 @@
         <w:pStyle w:val="Listenabsatz"/>
         <w:numPr>
           <w:ilvl w:val="0"/>
-          <w:numId w:val="3"/>
+          <w:numId w:val="4"/>
         </w:numPr>
-      </w:pPr>
-      <w:r>
+        <w:spacing w:before="240" w:beforeAutospacing="off" w:after="240" w:afterAutospacing="off"/>
         <w:rPr>
-          <w:rStyle w:val="Fett"/>
+          <w:rFonts w:ascii="Calibri" w:hAnsi="Calibri" w:eastAsia="Calibri" w:cs="Calibri"/>
+          <w:noProof w:val="0"/>
+          <w:sz w:val="24"/>
+          <w:szCs w:val="24"/>
+          <w:lang w:val="de-DE"/>
         </w:rPr>
-        <w:t>Grundstellung</w:t>
+      </w:pPr>
+      <w:r>
+        <w:rPr>
+          <w:rFonts w:ascii="Calibri" w:hAnsi="Calibri" w:eastAsia="Calibri" w:cs="Calibri"/>
+          <w:b w:val="1"/>
+          <w:bCs w:val="1"/>
+          <w:i w:val="1"/>
+          <w:iCs w:val="1"/>
+          <w:noProof w:val="0"/>
+          <w:sz w:val="24"/>
+          <w:szCs w:val="24"/>
+          <w:lang w:val="de-DE"/>
+        </w:rPr>
+        <w:t>Ablauf bei Ausfahrt (Taster S2</w:t>
+      </w:r>
+      <w:r>
+        <w:rPr>
+          <w:rFonts w:ascii="Calibri" w:hAnsi="Calibri" w:eastAsia="Calibri" w:cs="Calibri"/>
+          <w:b w:val="1"/>
+          <w:bCs w:val="1"/>
+          <w:i w:val="1"/>
+          <w:iCs w:val="1"/>
+          <w:noProof w:val="0"/>
+          <w:sz w:val="24"/>
+          <w:szCs w:val="24"/>
+          <w:lang w:val="de-DE"/>
+        </w:rPr>
+        <w:t>)</w:t>
       </w:r>
       <w:r>
         <w:br/>
-        <w:t xml:space="preserve">Wenn kein Not-Aus ausgelöst wurde, dann ist die Anlage </w:t>
-      </w:r>
-      <w:proofErr w:type="spellStart"/>
-      <w:r>
-        <w:t>betriebs</w:t>
-      </w:r>
-      <w:r>
-        <w:t>chaft</w:t>
-      </w:r>
-      <w:proofErr w:type="spellEnd"/>
-      <w:r>
-        <w:t>. Im Ruhezustand sind beide Tore geschlossen.</w:t>
+      </w:r>
+      <w:r>
+        <w:rPr>
+          <w:rFonts w:ascii="Calibri" w:hAnsi="Calibri" w:eastAsia="Calibri" w:cs="Calibri"/>
+          <w:noProof w:val="0"/>
+          <w:sz w:val="24"/>
+          <w:szCs w:val="24"/>
+          <w:lang w:val="de-DE"/>
+        </w:rPr>
+        <w:t xml:space="preserve"> Der Ablauf erfolgt spiegelbildlich: Wird der Taster S2 in der Grundstellung betätigt, dann öffnet sich Tor 2 über Motor 2. Ist Motor 2 6 Sekunden gelaufen, dann schaltet er automatisch ab, und Tor 2 ist vollständig geöffnet. Wird die Lichtschranke B1 unterbrochen, dann schließt sich Tor 2 und gleichzeitig öffnet sich Tor 1. Sind Motor 2 und Motor 1 jeweils 6 Sekunden gelaufen, dann schalten beide automatisch ab; Tor 2 ist geschlossen, Tor 1 geöffnet. Ist Tor 1 10 Sekunden geöffnet, dann schließt es sich automatisch, und die Anlage kehrt in die Grundstellung zurück.</w:t>
       </w:r>
     </w:p>
     <w:p>
       <w:pPr>
-        <w:pStyle w:val="berschrift1"/>
-      </w:pPr>
-      <w:r>
-        <w:t>Zeitplan</w:t>
+        <w:pStyle w:val="Listenabsatz"/>
+        <w:numPr>
+          <w:ilvl w:val="0"/>
+          <w:numId w:val="4"/>
+        </w:numPr>
+        <w:spacing w:before="240" w:beforeAutospacing="off" w:after="240" w:afterAutospacing="off"/>
+        <w:rPr>
+          <w:rFonts w:ascii="Calibri" w:hAnsi="Calibri" w:eastAsia="Calibri" w:cs="Calibri"/>
+          <w:noProof w:val="0"/>
+          <w:sz w:val="24"/>
+          <w:szCs w:val="24"/>
+          <w:lang w:val="de-DE"/>
+        </w:rPr>
+      </w:pPr>
+      <w:r>
+        <w:rPr>
+          <w:rFonts w:ascii="Calibri" w:hAnsi="Calibri" w:eastAsia="Calibri" w:cs="Calibri"/>
+          <w:b w:val="1"/>
+          <w:bCs w:val="1"/>
+          <w:i w:val="1"/>
+          <w:iCs w:val="1"/>
+          <w:noProof w:val="0"/>
+          <w:sz w:val="24"/>
+          <w:szCs w:val="24"/>
+          <w:lang w:val="de-DE"/>
+        </w:rPr>
+        <w:t>Verriegelung</w:t>
+      </w:r>
+      <w:r>
+        <w:br/>
+      </w:r>
+      <w:r>
+        <w:rPr>
+          <w:rFonts w:ascii="Calibri" w:hAnsi="Calibri" w:eastAsia="Calibri" w:cs="Calibri"/>
+          <w:noProof w:val="0"/>
+          <w:sz w:val="24"/>
+          <w:szCs w:val="24"/>
+          <w:lang w:val="de-DE"/>
+        </w:rPr>
+        <w:t xml:space="preserve"> Tor 1 und Tor 2 sind gegenseitig verriegelt, sodass zu keinem Zeitpunkt beide gleichzeitig geöffnet sind. Befindet sich die Anlage nicht in der Grundstellung, dann wird eine Anforderung über S1 bzw. S2 nicht angenommen. Werden S1 und S2 gleichzeitig betätigt, dann wird nur eine der beiden Anforderungen verarbeitet, die andere bleibt wirkungslos.</w:t>
       </w:r>
     </w:p>
     <w:p>
       <w:pPr>
-        <w:pStyle w:val="berschrift1"/>
-      </w:pPr>
-      <w:r>
-        <w:t>Definition</w:t>
+        <w:pStyle w:val="Listenabsatz"/>
+        <w:numPr>
+          <w:ilvl w:val="0"/>
+          <w:numId w:val="4"/>
+        </w:numPr>
+        <w:spacing w:before="240" w:beforeAutospacing="off" w:after="240" w:afterAutospacing="off"/>
+        <w:rPr>
+          <w:rFonts w:ascii="Calibri" w:hAnsi="Calibri" w:eastAsia="Calibri" w:cs="Calibri"/>
+          <w:noProof w:val="0"/>
+          <w:sz w:val="24"/>
+          <w:szCs w:val="24"/>
+          <w:lang w:val="de-DE"/>
+        </w:rPr>
+      </w:pPr>
+      <w:r>
+        <w:rPr>
+          <w:rFonts w:ascii="Calibri" w:hAnsi="Calibri" w:eastAsia="Calibri" w:cs="Calibri"/>
+          <w:b w:val="1"/>
+          <w:bCs w:val="1"/>
+          <w:i w:val="1"/>
+          <w:iCs w:val="1"/>
+          <w:noProof w:val="0"/>
+          <w:sz w:val="24"/>
+          <w:szCs w:val="24"/>
+          <w:lang w:val="de-DE"/>
+        </w:rPr>
+        <w:t>Sicherheitsfunktion (Not-Aus S0)</w:t>
+      </w:r>
+      <w:r>
+        <w:br/>
+      </w:r>
+      <w:r>
+        <w:rPr>
+          <w:rFonts w:ascii="Calibri" w:hAnsi="Calibri" w:eastAsia="Calibri" w:cs="Calibri"/>
+          <w:noProof w:val="0"/>
+          <w:sz w:val="24"/>
+          <w:szCs w:val="24"/>
+          <w:lang w:val="de-DE"/>
+        </w:rPr>
+        <w:t xml:space="preserve"> Wird der Not-Aus-Taster S0 betätigt, dann werden Motor 1 und Motor 2 unverzüglich stillgesetzt, und beide Tore verbleiben in ihrer aktuellen Stellung, bis der Not-Aus entriegelt wird. Der Not-Aus wird direkt durch die Logo! </w:t>
+      </w:r>
+      <w:r>
+        <w:rPr>
+          <w:rFonts w:ascii="Calibri" w:hAnsi="Calibri" w:eastAsia="Calibri" w:cs="Calibri"/>
+          <w:noProof w:val="0"/>
+          <w:sz w:val="24"/>
+          <w:szCs w:val="24"/>
+          <w:lang w:val="de-DE"/>
+        </w:rPr>
+        <w:t>V</w:t>
+      </w:r>
+      <w:r>
+        <w:rPr>
+          <w:rFonts w:ascii="Calibri" w:hAnsi="Calibri" w:eastAsia="Calibri" w:cs="Calibri"/>
+          <w:noProof w:val="0"/>
+          <w:sz w:val="24"/>
+          <w:szCs w:val="24"/>
+          <w:lang w:val="de-DE"/>
+        </w:rPr>
+        <w:t>erarbeitet.</w:t>
       </w:r>
     </w:p>
     <w:p>
       <w:pPr>
+        <w:pStyle w:val="Listenabsatz"/>
+        <w:numPr>
+          <w:ilvl w:val="0"/>
+          <w:numId w:val="4"/>
+        </w:numPr>
+        <w:spacing w:before="240" w:beforeAutospacing="off" w:after="240" w:afterAutospacing="off"/>
+        <w:rPr>
+          <w:rFonts w:ascii="Calibri" w:hAnsi="Calibri" w:eastAsia="Calibri" w:cs="Calibri"/>
+          <w:noProof w:val="0"/>
+          <w:sz w:val="24"/>
+          <w:szCs w:val="24"/>
+          <w:lang w:val="de-DE"/>
+        </w:rPr>
+      </w:pPr>
+    </w:p>
+    <w:p>
+      <w:r>
+        <w:br w:type="page"/>
+      </w:r>
+    </w:p>
+    <w:p>
+      <w:pPr>
+        <w:pStyle w:val="Listenabsatz"/>
+        <w:numPr>
+          <w:ilvl w:val="0"/>
+          <w:numId w:val="4"/>
+        </w:numPr>
+        <w:spacing w:before="240" w:beforeAutospacing="off" w:after="240" w:afterAutospacing="off"/>
+        <w:rPr>
+          <w:rFonts w:ascii="Calibri" w:hAnsi="Calibri" w:eastAsia="Calibri" w:cs="Calibri"/>
+          <w:noProof w:val="0"/>
+          <w:sz w:val="24"/>
+          <w:szCs w:val="24"/>
+          <w:lang w:val="de-DE"/>
+        </w:rPr>
+      </w:pPr>
+    </w:p>
+    <w:p>
+      <w:pPr>
         <w:pStyle w:val="berschrift1"/>
-      </w:pPr>
-      <w:r>
+        <w:rPr/>
+      </w:pPr>
+      <w:bookmarkStart w:name="_Toc431171599" w:id="63042173"/>
+      <w:r>
+        <w:rPr/>
+        <w:t>Zeitplan</w:t>
+      </w:r>
+      <w:bookmarkEnd w:id="63042173"/>
+    </w:p>
+    <w:p>
+      <w:pPr>
+        <w:pStyle w:val="Standard"/>
+      </w:pPr>
+      <w:r>
+        <w:drawing>
+          <wp:inline wp14:editId="47A1038D" wp14:anchorId="24B50F18">
+            <wp:extent cx="5762625" cy="3467100"/>
+            <wp:effectExtent l="0" t="0" r="0" b="0"/>
+            <wp:docPr id="1730767388" name="drawing"/>
+            <wp:cNvGraphicFramePr>
+              <a:graphicFrameLocks noChangeAspect="1"/>
+            </wp:cNvGraphicFramePr>
+            <a:graphic>
+              <a:graphicData xmlns:a="http://schemas.openxmlformats.org/drawingml/2006/main" uri="http://schemas.openxmlformats.org/drawingml/2006/picture">
+                <pic:pic xmlns:pic="http://schemas.openxmlformats.org/drawingml/2006/picture">
+                  <pic:nvPicPr>
+                    <pic:cNvPr id="1730767388" name="Picture 1730767388"/>
+                    <pic:cNvPicPr/>
+                  </pic:nvPicPr>
+                  <pic:blipFill>
+                    <a:blip xmlns:r="http://schemas.openxmlformats.org/officeDocument/2006/relationships" r:embed="rId2025970450">
+                      <a:extLst>
+                        <a:ext uri="{28A0092B-C50C-407E-A947-70E740481C1C}">
+                          <a14:useLocalDpi xmlns:a14="http://schemas.microsoft.com/office/drawing/2010/main"/>
+                        </a:ext>
+                      </a:extLst>
+                    </a:blip>
+                    <a:stretch>
+                      <a:fillRect/>
+                    </a:stretch>
+                  </pic:blipFill>
+                  <pic:spPr>
+                    <a:xfrm>
+                      <a:off x="0" y="0"/>
+                      <a:ext cx="5762625" cy="3467100"/>
+                    </a:xfrm>
+                    <a:prstGeom prst="rect">
+                      <a:avLst/>
+                    </a:prstGeom>
+                  </pic:spPr>
+                </pic:pic>
+              </a:graphicData>
+            </a:graphic>
+          </wp:inline>
+        </w:drawing>
+      </w:r>
+    </w:p>
+    <w:p>
+      <w:pPr>
+        <w:pStyle w:val="berschrift1"/>
+        <w:rPr/>
+      </w:pPr>
+      <w:bookmarkStart w:name="_Toc1648232820" w:id="457853776"/>
+      <w:r>
+        <w:rPr/>
+        <w:t>Definition</w:t>
+      </w:r>
+      <w:bookmarkEnd w:id="457853776"/>
+    </w:p>
+    <w:p>
+      <w:pPr>
+        <w:pStyle w:val="berschrift1"/>
+        <w:rPr/>
+      </w:pPr>
+      <w:bookmarkStart w:name="_Toc136433810" w:id="897841552"/>
+      <w:r>
+        <w:rPr/>
         <w:t>Quellen</w:t>
       </w:r>
+      <w:bookmarkEnd w:id="897841552"/>
     </w:p>
     <w:sectPr>
-      <w:pgSz w:w="11906" w:h="16838"/>
+      <w:pgSz w:w="11906" w:h="16838" w:orient="portrait"/>
       <w:pgMar w:top="1417" w:right="1417" w:bottom="1134" w:left="1417" w:header="708" w:footer="708" w:gutter="0"/>
       <w:cols w:space="708"/>
       <w:docGrid w:linePitch="360"/>
@@ -243,6 +919,118 @@
 
 <file path=word/numbering.xml><?xml version="1.0" encoding="utf-8"?>
 <w:numbering xmlns:wpc="http://schemas.microsoft.com/office/word/2010/wordprocessingCanvas" xmlns:cx="http://schemas.microsoft.com/office/drawing/2014/chartex" xmlns:cx1="http://schemas.microsoft.com/office/drawing/2015/9/8/chartex" xmlns:cx2="http://schemas.microsoft.com/office/drawing/2015/10/21/chartex" xmlns:cx3="http://schemas.microsoft.com/office/drawing/2016/5/9/chartex" xmlns:cx4="http://schemas.microsoft.com/office/drawing/2016/5/10/chartex" xmlns:cx5="http://schemas.microsoft.com/office/drawing/2016/5/11/chartex" xmlns:cx6="http://schemas.microsoft.com/office/drawing/2016/5/12/chartex" xmlns:cx7="http://schemas.microsoft.com/office/drawing/2016/5/13/chartex" xmlns:cx8="http://schemas.microsoft.com/office/drawing/2016/5/14/chartex" xmlns:mc="http://schemas.openxmlformats.org/markup-compatibility/2006" xmlns:aink="http://schemas.microsoft.com/office/drawing/2016/ink" xmlns:am3d="http://schemas.microsoft.com/office/drawing/2017/model3d" xmlns:o="urn:schemas-microsoft-com:office:office" xmlns:oel="http://schemas.microsoft.com/office/2019/extlst" xmlns:r="http://schemas.openxmlformats.org/officeDocument/2006/relationships" xmlns:m="http://schemas.openxmlformats.org/officeDocument/2006/math" xmlns:v="urn:schemas-microsoft-com:vml" xmlns:wp14="http://schemas.microsoft.com/office/word/2010/wordprocessingDrawing" xmlns:wp="http://schemas.openxmlformats.org/drawingml/2006/wordprocessingDrawing" xmlns:w10="urn:schemas-microsoft-com:office:word" xmlns:w="http://schemas.openxmlformats.org/wordprocessingml/2006/main" xmlns:w14="http://schemas.microsoft.com/office/word/2010/wordml" xmlns:w15="http://schemas.microsoft.com/office/word/2012/wordml" xmlns:w16cex="http://schemas.microsoft.com/office/word/2018/wordml/cex" xmlns:w16cid="http://schemas.microsoft.com/office/word/2016/wordml/cid" xmlns:w16="http://schemas.microsoft.com/office/word/2018/wordml" xmlns:w16du="http://schemas.microsoft.com/office/word/2023/wordml/word16du" xmlns:w16sdtdh="http://schemas.microsoft.com/office/word/2020/wordml/sdtdatahash" xmlns:w16se="http://schemas.microsoft.com/office/word/2015/wordml/symex" xmlns:wpg="http://schemas.microsoft.com/office/word/2010/wordprocessingGroup" xmlns:wpi="http://schemas.microsoft.com/office/word/2010/wordprocessingInk" xmlns:wne="http://schemas.microsoft.com/office/word/2006/wordml" xmlns:wps="http://schemas.microsoft.com/office/word/2010/wordprocessingShape" mc:Ignorable="w14 w15 w16se w16cid w16 w16cex w16sdtdh wp14">
+  <w:abstractNum xmlns:w="http://schemas.openxmlformats.org/wordprocessingml/2006/main" w:abstractNumId="3">
+    <w:nsid w:val="7119dae6"/>
+    <w:multiLevelType xmlns:w="http://schemas.openxmlformats.org/wordprocessingml/2006/main" w:val="hybridMultilevel"/>
+    <w:lvl xmlns:w="http://schemas.openxmlformats.org/wordprocessingml/2006/main" w:ilvl="0">
+      <w:start w:val="1"/>
+      <w:numFmt w:val="bullet"/>
+      <w:lvlText w:val=""/>
+      <w:lvlJc w:val="left"/>
+      <w:pPr>
+        <w:ind w:left="720" w:hanging="360"/>
+      </w:pPr>
+      <w:rPr>
+        <w:rFonts w:hint="default" w:ascii="Symbol" w:hAnsi="Symbol"/>
+      </w:rPr>
+    </w:lvl>
+    <w:lvl xmlns:w="http://schemas.openxmlformats.org/wordprocessingml/2006/main" w:ilvl="1">
+      <w:start w:val="1"/>
+      <w:numFmt w:val="bullet"/>
+      <w:lvlText w:val="o"/>
+      <w:lvlJc w:val="left"/>
+      <w:pPr>
+        <w:ind w:left="1440" w:hanging="360"/>
+      </w:pPr>
+      <w:rPr>
+        <w:rFonts w:hint="default" w:ascii="Courier New" w:hAnsi="Courier New"/>
+      </w:rPr>
+    </w:lvl>
+    <w:lvl xmlns:w="http://schemas.openxmlformats.org/wordprocessingml/2006/main" w:ilvl="2">
+      <w:start w:val="1"/>
+      <w:numFmt w:val="bullet"/>
+      <w:lvlText w:val=""/>
+      <w:lvlJc w:val="left"/>
+      <w:pPr>
+        <w:ind w:left="2160" w:hanging="360"/>
+      </w:pPr>
+      <w:rPr>
+        <w:rFonts w:hint="default" w:ascii="Wingdings" w:hAnsi="Wingdings"/>
+      </w:rPr>
+    </w:lvl>
+    <w:lvl xmlns:w="http://schemas.openxmlformats.org/wordprocessingml/2006/main" w:ilvl="3">
+      <w:start w:val="1"/>
+      <w:numFmt w:val="bullet"/>
+      <w:lvlText w:val=""/>
+      <w:lvlJc w:val="left"/>
+      <w:pPr>
+        <w:ind w:left="2880" w:hanging="360"/>
+      </w:pPr>
+      <w:rPr>
+        <w:rFonts w:hint="default" w:ascii="Symbol" w:hAnsi="Symbol"/>
+      </w:rPr>
+    </w:lvl>
+    <w:lvl xmlns:w="http://schemas.openxmlformats.org/wordprocessingml/2006/main" w:ilvl="4">
+      <w:start w:val="1"/>
+      <w:numFmt w:val="bullet"/>
+      <w:lvlText w:val="o"/>
+      <w:lvlJc w:val="left"/>
+      <w:pPr>
+        <w:ind w:left="3600" w:hanging="360"/>
+      </w:pPr>
+      <w:rPr>
+        <w:rFonts w:hint="default" w:ascii="Courier New" w:hAnsi="Courier New"/>
+      </w:rPr>
+    </w:lvl>
+    <w:lvl xmlns:w="http://schemas.openxmlformats.org/wordprocessingml/2006/main" w:ilvl="5">
+      <w:start w:val="1"/>
+      <w:numFmt w:val="bullet"/>
+      <w:lvlText w:val=""/>
+      <w:lvlJc w:val="left"/>
+      <w:pPr>
+        <w:ind w:left="4320" w:hanging="360"/>
+      </w:pPr>
+      <w:rPr>
+        <w:rFonts w:hint="default" w:ascii="Wingdings" w:hAnsi="Wingdings"/>
+      </w:rPr>
+    </w:lvl>
+    <w:lvl xmlns:w="http://schemas.openxmlformats.org/wordprocessingml/2006/main" w:ilvl="6">
+      <w:start w:val="1"/>
+      <w:numFmt w:val="bullet"/>
+      <w:lvlText w:val=""/>
+      <w:lvlJc w:val="left"/>
+      <w:pPr>
+        <w:ind w:left="5040" w:hanging="360"/>
+      </w:pPr>
+      <w:rPr>
+        <w:rFonts w:hint="default" w:ascii="Symbol" w:hAnsi="Symbol"/>
+      </w:rPr>
+    </w:lvl>
+    <w:lvl xmlns:w="http://schemas.openxmlformats.org/wordprocessingml/2006/main" w:ilvl="7">
+      <w:start w:val="1"/>
+      <w:numFmt w:val="bullet"/>
+      <w:lvlText w:val="o"/>
+      <w:lvlJc w:val="left"/>
+      <w:pPr>
+        <w:ind w:left="5760" w:hanging="360"/>
+      </w:pPr>
+      <w:rPr>
+        <w:rFonts w:hint="default" w:ascii="Courier New" w:hAnsi="Courier New"/>
+      </w:rPr>
+    </w:lvl>
+    <w:lvl xmlns:w="http://schemas.openxmlformats.org/wordprocessingml/2006/main" w:ilvl="8">
+      <w:start w:val="1"/>
+      <w:numFmt w:val="bullet"/>
+      <w:lvlText w:val=""/>
+      <w:lvlJc w:val="left"/>
+      <w:pPr>
+        <w:ind w:left="6480" w:hanging="360"/>
+      </w:pPr>
+      <w:rPr>
+        <w:rFonts w:hint="default" w:ascii="Wingdings" w:hAnsi="Wingdings"/>
+      </w:rPr>
+    </w:lvl>
+  </w:abstractNum>
   <w:abstractNum w:abstractNumId="0" w15:restartNumberingAfterBreak="0">
     <w:nsid w:val="05540AEC"/>
     <w:multiLevelType w:val="multilevel"/>
@@ -437,7 +1225,7 @@
         <w:ind w:left="720" w:hanging="360"/>
       </w:pPr>
       <w:rPr>
-        <w:rFonts w:ascii="Symbol" w:hAnsi="Symbol" w:hint="default"/>
+        <w:rFonts w:hint="default" w:ascii="Symbol" w:hAnsi="Symbol"/>
       </w:rPr>
     </w:lvl>
     <w:lvl w:ilvl="1" w:tplc="04070003" w:tentative="1">
@@ -449,7 +1237,7 @@
         <w:ind w:left="1440" w:hanging="360"/>
       </w:pPr>
       <w:rPr>
-        <w:rFonts w:ascii="Courier New" w:hAnsi="Courier New" w:cs="Courier New" w:hint="default"/>
+        <w:rFonts w:hint="default" w:ascii="Courier New" w:hAnsi="Courier New" w:cs="Courier New"/>
       </w:rPr>
     </w:lvl>
     <w:lvl w:ilvl="2" w:tplc="04070005" w:tentative="1">
@@ -461,7 +1249,7 @@
         <w:ind w:left="2160" w:hanging="360"/>
       </w:pPr>
       <w:rPr>
-        <w:rFonts w:ascii="Wingdings" w:hAnsi="Wingdings" w:hint="default"/>
+        <w:rFonts w:hint="default" w:ascii="Wingdings" w:hAnsi="Wingdings"/>
       </w:rPr>
     </w:lvl>
     <w:lvl w:ilvl="3" w:tplc="04070001" w:tentative="1">
@@ -473,7 +1261,7 @@
         <w:ind w:left="2880" w:hanging="360"/>
       </w:pPr>
       <w:rPr>
-        <w:rFonts w:ascii="Symbol" w:hAnsi="Symbol" w:hint="default"/>
+        <w:rFonts w:hint="default" w:ascii="Symbol" w:hAnsi="Symbol"/>
       </w:rPr>
     </w:lvl>
     <w:lvl w:ilvl="4" w:tplc="04070003" w:tentative="1">
@@ -485,7 +1273,7 @@
         <w:ind w:left="3600" w:hanging="360"/>
       </w:pPr>
       <w:rPr>
-        <w:rFonts w:ascii="Courier New" w:hAnsi="Courier New" w:cs="Courier New" w:hint="default"/>
+        <w:rFonts w:hint="default" w:ascii="Courier New" w:hAnsi="Courier New" w:cs="Courier New"/>
       </w:rPr>
     </w:lvl>
     <w:lvl w:ilvl="5" w:tplc="04070005" w:tentative="1">
@@ -497,7 +1285,7 @@
         <w:ind w:left="4320" w:hanging="360"/>
       </w:pPr>
       <w:rPr>
-        <w:rFonts w:ascii="Wingdings" w:hAnsi="Wingdings" w:hint="default"/>
+        <w:rFonts w:hint="default" w:ascii="Wingdings" w:hAnsi="Wingdings"/>
       </w:rPr>
     </w:lvl>
     <w:lvl w:ilvl="6" w:tplc="04070001" w:tentative="1">
@@ -509,7 +1297,7 @@
         <w:ind w:left="5040" w:hanging="360"/>
       </w:pPr>
       <w:rPr>
-        <w:rFonts w:ascii="Symbol" w:hAnsi="Symbol" w:hint="default"/>
+        <w:rFonts w:hint="default" w:ascii="Symbol" w:hAnsi="Symbol"/>
       </w:rPr>
     </w:lvl>
     <w:lvl w:ilvl="7" w:tplc="04070003" w:tentative="1">
@@ -521,7 +1309,7 @@
         <w:ind w:left="5760" w:hanging="360"/>
       </w:pPr>
       <w:rPr>
-        <w:rFonts w:ascii="Courier New" w:hAnsi="Courier New" w:cs="Courier New" w:hint="default"/>
+        <w:rFonts w:hint="default" w:ascii="Courier New" w:hAnsi="Courier New" w:cs="Courier New"/>
       </w:rPr>
     </w:lvl>
     <w:lvl w:ilvl="8" w:tplc="04070005" w:tentative="1">
@@ -533,10 +1321,13 @@
         <w:ind w:left="6480" w:hanging="360"/>
       </w:pPr>
       <w:rPr>
-        <w:rFonts w:ascii="Wingdings" w:hAnsi="Wingdings" w:hint="default"/>
+        <w:rFonts w:hint="default" w:ascii="Wingdings" w:hAnsi="Wingdings"/>
       </w:rPr>
     </w:lvl>
   </w:abstractNum>
+  <w:num w:numId="4">
+    <w:abstractNumId w:val="3"/>
+  </w:num>
   <w:num w:numId="1" w16cid:durableId="1185174880">
     <w:abstractNumId w:val="1"/>
   </w:num>
@@ -550,11 +1341,11 @@
 </file>
 
 <file path=word/styles.xml><?xml version="1.0" encoding="utf-8"?>
-<w:styles xmlns:mc="http://schemas.openxmlformats.org/markup-compatibility/2006" xmlns:r="http://schemas.openxmlformats.org/officeDocument/2006/relationships" xmlns:w="http://schemas.openxmlformats.org/wordprocessingml/2006/main" xmlns:w14="http://schemas.microsoft.com/office/word/2010/wordml" xmlns:w15="http://schemas.microsoft.com/office/word/2012/wordml" xmlns:w16cex="http://schemas.microsoft.com/office/word/2018/wordml/cex" xmlns:w16cid="http://schemas.microsoft.com/office/word/2016/wordml/cid" xmlns:w16="http://schemas.microsoft.com/office/word/2018/wordml" xmlns:w16sdtdh="http://schemas.microsoft.com/office/word/2020/wordml/sdtdatahash" xmlns:w16se="http://schemas.microsoft.com/office/word/2015/wordml/symex" mc:Ignorable="w14 w15 w16se w16cid w16 w16cex w16sdtdh">
+<w:styles xmlns:wp14="http://schemas.microsoft.com/office/word/2010/wordprocessingDrawing" xmlns:mc="http://schemas.openxmlformats.org/markup-compatibility/2006" xmlns:r="http://schemas.openxmlformats.org/officeDocument/2006/relationships" xmlns:w="http://schemas.openxmlformats.org/wordprocessingml/2006/main" xmlns:w14="http://schemas.microsoft.com/office/word/2010/wordml" xmlns:w15="http://schemas.microsoft.com/office/word/2012/wordml" xmlns:w16cex="http://schemas.microsoft.com/office/word/2018/wordml/cex" xmlns:w16cid="http://schemas.microsoft.com/office/word/2016/wordml/cid" xmlns:w16="http://schemas.microsoft.com/office/word/2018/wordml" xmlns:w16sdtdh="http://schemas.microsoft.com/office/word/2020/wordml/sdtdatahash" xmlns:w16se="http://schemas.microsoft.com/office/word/2015/wordml/symex" mc:Ignorable="w14 w15 w16se w16cid w16 w16cex w16sdtdh wp14">
   <w:docDefaults>
     <w:rPrDefault>
       <w:rPr>
-        <w:rFonts w:asciiTheme="minorHAnsi" w:eastAsiaTheme="minorHAnsi" w:hAnsiTheme="minorHAnsi" w:cstheme="minorBidi"/>
+        <w:rFonts w:asciiTheme="minorHAnsi" w:hAnsiTheme="minorHAnsi" w:eastAsiaTheme="minorHAnsi" w:cstheme="minorBidi"/>
         <w:sz w:val="22"/>
         <w:szCs w:val="22"/>
         <w:lang w:val="de-DE" w:eastAsia="en-US" w:bidi="ar-SA"/>
@@ -569,14 +1360,14 @@
   <w:latentStyles w:defLockedState="0" w:defUIPriority="99" w:defSemiHidden="0" w:defUnhideWhenUsed="0" w:defQFormat="0" w:count="376">
     <w:lsdException w:name="Normal" w:uiPriority="0" w:qFormat="1"/>
     <w:lsdException w:name="heading 1" w:uiPriority="9" w:qFormat="1"/>
-    <w:lsdException w:name="heading 2" w:semiHidden="1" w:uiPriority="9" w:unhideWhenUsed="1" w:qFormat="1"/>
-    <w:lsdException w:name="heading 3" w:semiHidden="1" w:uiPriority="9" w:unhideWhenUsed="1" w:qFormat="1"/>
-    <w:lsdException w:name="heading 4" w:semiHidden="1" w:uiPriority="9" w:unhideWhenUsed="1" w:qFormat="1"/>
-    <w:lsdException w:name="heading 5" w:semiHidden="1" w:uiPriority="9" w:unhideWhenUsed="1" w:qFormat="1"/>
-    <w:lsdException w:name="heading 6" w:semiHidden="1" w:uiPriority="9" w:unhideWhenUsed="1" w:qFormat="1"/>
-    <w:lsdException w:name="heading 7" w:semiHidden="1" w:uiPriority="9" w:unhideWhenUsed="1" w:qFormat="1"/>
-    <w:lsdException w:name="heading 8" w:semiHidden="1" w:uiPriority="9" w:unhideWhenUsed="1" w:qFormat="1"/>
-    <w:lsdException w:name="heading 9" w:semiHidden="1" w:uiPriority="9" w:unhideWhenUsed="1" w:qFormat="1"/>
+    <w:lsdException w:name="heading 2" w:uiPriority="9" w:semiHidden="1" w:unhideWhenUsed="1" w:qFormat="1"/>
+    <w:lsdException w:name="heading 3" w:uiPriority="9" w:semiHidden="1" w:unhideWhenUsed="1" w:qFormat="1"/>
+    <w:lsdException w:name="heading 4" w:uiPriority="9" w:semiHidden="1" w:unhideWhenUsed="1" w:qFormat="1"/>
+    <w:lsdException w:name="heading 5" w:uiPriority="9" w:semiHidden="1" w:unhideWhenUsed="1" w:qFormat="1"/>
+    <w:lsdException w:name="heading 6" w:uiPriority="9" w:semiHidden="1" w:unhideWhenUsed="1" w:qFormat="1"/>
+    <w:lsdException w:name="heading 7" w:uiPriority="9" w:semiHidden="1" w:unhideWhenUsed="1" w:qFormat="1"/>
+    <w:lsdException w:name="heading 8" w:uiPriority="9" w:semiHidden="1" w:unhideWhenUsed="1" w:qFormat="1"/>
+    <w:lsdException w:name="heading 9" w:uiPriority="9" w:semiHidden="1" w:unhideWhenUsed="1" w:qFormat="1"/>
     <w:lsdException w:name="index 1" w:semiHidden="1" w:unhideWhenUsed="1"/>
     <w:lsdException w:name="index 2" w:semiHidden="1" w:unhideWhenUsed="1"/>
     <w:lsdException w:name="index 3" w:semiHidden="1" w:unhideWhenUsed="1"/>
@@ -586,22 +1377,22 @@
     <w:lsdException w:name="index 7" w:semiHidden="1" w:unhideWhenUsed="1"/>
     <w:lsdException w:name="index 8" w:semiHidden="1" w:unhideWhenUsed="1"/>
     <w:lsdException w:name="index 9" w:semiHidden="1" w:unhideWhenUsed="1"/>
-    <w:lsdException w:name="toc 1" w:semiHidden="1" w:uiPriority="39" w:unhideWhenUsed="1"/>
-    <w:lsdException w:name="toc 2" w:semiHidden="1" w:uiPriority="39" w:unhideWhenUsed="1"/>
-    <w:lsdException w:name="toc 3" w:semiHidden="1" w:uiPriority="39" w:unhideWhenUsed="1"/>
-    <w:lsdException w:name="toc 4" w:semiHidden="1" w:uiPriority="39" w:unhideWhenUsed="1"/>
-    <w:lsdException w:name="toc 5" w:semiHidden="1" w:uiPriority="39" w:unhideWhenUsed="1"/>
-    <w:lsdException w:name="toc 6" w:semiHidden="1" w:uiPriority="39" w:unhideWhenUsed="1"/>
-    <w:lsdException w:name="toc 7" w:semiHidden="1" w:uiPriority="39" w:unhideWhenUsed="1"/>
-    <w:lsdException w:name="toc 8" w:semiHidden="1" w:uiPriority="39" w:unhideWhenUsed="1"/>
-    <w:lsdException w:name="toc 9" w:semiHidden="1" w:uiPriority="39" w:unhideWhenUsed="1"/>
+    <w:lsdException w:name="toc 1" w:uiPriority="39" w:semiHidden="1" w:unhideWhenUsed="1"/>
+    <w:lsdException w:name="toc 2" w:uiPriority="39" w:semiHidden="1" w:unhideWhenUsed="1"/>
+    <w:lsdException w:name="toc 3" w:uiPriority="39" w:semiHidden="1" w:unhideWhenUsed="1"/>
+    <w:lsdException w:name="toc 4" w:uiPriority="39" w:semiHidden="1" w:unhideWhenUsed="1"/>
+    <w:lsdException w:name="toc 5" w:uiPriority="39" w:semiHidden="1" w:unhideWhenUsed="1"/>
+    <w:lsdException w:name="toc 6" w:uiPriority="39" w:semiHidden="1" w:unhideWhenUsed="1"/>
+    <w:lsdException w:name="toc 7" w:uiPriority="39" w:semiHidden="1" w:unhideWhenUsed="1"/>
+    <w:lsdException w:name="toc 8" w:uiPriority="39" w:semiHidden="1" w:unhideWhenUsed="1"/>
+    <w:lsdException w:name="toc 9" w:uiPriority="39" w:semiHidden="1" w:unhideWhenUsed="1"/>
     <w:lsdException w:name="Normal Indent" w:semiHidden="1" w:unhideWhenUsed="1"/>
     <w:lsdException w:name="footnote text" w:semiHidden="1" w:unhideWhenUsed="1"/>
     <w:lsdException w:name="annotation text" w:semiHidden="1" w:unhideWhenUsed="1"/>
     <w:lsdException w:name="header" w:semiHidden="1" w:unhideWhenUsed="1"/>
     <w:lsdException w:name="footer" w:semiHidden="1" w:unhideWhenUsed="1"/>
     <w:lsdException w:name="index heading" w:semiHidden="1" w:unhideWhenUsed="1"/>
-    <w:lsdException w:name="caption" w:semiHidden="1" w:uiPriority="35" w:unhideWhenUsed="1" w:qFormat="1"/>
+    <w:lsdException w:name="caption" w:uiPriority="35" w:semiHidden="1" w:unhideWhenUsed="1" w:qFormat="1"/>
     <w:lsdException w:name="table of figures" w:semiHidden="1" w:unhideWhenUsed="1"/>
     <w:lsdException w:name="envelope address" w:semiHidden="1" w:unhideWhenUsed="1"/>
     <w:lsdException w:name="envelope return" w:semiHidden="1" w:unhideWhenUsed="1"/>
@@ -632,7 +1423,7 @@
     <w:lsdException w:name="Title" w:uiPriority="10" w:qFormat="1"/>
     <w:lsdException w:name="Closing" w:semiHidden="1" w:unhideWhenUsed="1"/>
     <w:lsdException w:name="Signature" w:semiHidden="1" w:unhideWhenUsed="1"/>
-    <w:lsdException w:name="Default Paragraph Font" w:semiHidden="1" w:uiPriority="1" w:unhideWhenUsed="1"/>
+    <w:lsdException w:name="Default Paragraph Font" w:uiPriority="1" w:semiHidden="1" w:unhideWhenUsed="1"/>
     <w:lsdException w:name="Body Text" w:semiHidden="1" w:unhideWhenUsed="1"/>
     <w:lsdException w:name="Body Text Indent" w:semiHidden="1" w:unhideWhenUsed="1"/>
     <w:lsdException w:name="List Continue" w:semiHidden="1" w:unhideWhenUsed="1"/>
@@ -832,8 +1623,8 @@
     <w:lsdException w:name="Subtle Reference" w:uiPriority="31" w:qFormat="1"/>
     <w:lsdException w:name="Intense Reference" w:uiPriority="32" w:qFormat="1"/>
     <w:lsdException w:name="Book Title" w:uiPriority="33" w:qFormat="1"/>
-    <w:lsdException w:name="Bibliography" w:semiHidden="1" w:uiPriority="37" w:unhideWhenUsed="1"/>
-    <w:lsdException w:name="TOC Heading" w:semiHidden="1" w:uiPriority="39" w:unhideWhenUsed="1" w:qFormat="1"/>
+    <w:lsdException w:name="Bibliography" w:uiPriority="37" w:semiHidden="1" w:unhideWhenUsed="1"/>
+    <w:lsdException w:name="TOC Heading" w:uiPriority="39" w:semiHidden="1" w:unhideWhenUsed="1" w:qFormat="1"/>
     <w:lsdException w:name="Plain Table 1" w:uiPriority="41"/>
     <w:lsdException w:name="Plain Table 2" w:uiPriority="42"/>
     <w:lsdException w:name="Plain Table 3" w:uiPriority="43"/>
@@ -944,7 +1735,7 @@
     <w:lsdException w:name="Unresolved Mention" w:semiHidden="1" w:unhideWhenUsed="1"/>
     <w:lsdException w:name="Smart Link" w:semiHidden="1" w:unhideWhenUsed="1"/>
   </w:latentStyles>
-  <w:style w:type="paragraph" w:default="1" w:styleId="Standard">
+  <w:style w:type="paragraph" w:styleId="Standard" w:default="1">
     <w:name w:val="Normal"/>
     <w:qFormat/>
   </w:style>
@@ -966,7 +1757,7 @@
       <w:outlineLvl w:val="0"/>
     </w:pPr>
     <w:rPr>
-      <w:rFonts w:asciiTheme="majorHAnsi" w:eastAsiaTheme="majorEastAsia" w:hAnsiTheme="majorHAnsi" w:cstheme="majorBidi"/>
+      <w:rFonts w:asciiTheme="majorHAnsi" w:hAnsiTheme="majorHAnsi" w:eastAsiaTheme="majorEastAsia" w:cstheme="majorBidi"/>
       <w:color w:val="4472C4" w:themeColor="accent1"/>
       <w:sz w:val="32"/>
       <w:szCs w:val="32"/>
@@ -992,7 +1783,7 @@
       <w:outlineLvl w:val="1"/>
     </w:pPr>
     <w:rPr>
-      <w:rFonts w:asciiTheme="majorHAnsi" w:eastAsiaTheme="majorEastAsia" w:hAnsiTheme="majorHAnsi" w:cstheme="majorBidi"/>
+      <w:rFonts w:asciiTheme="majorHAnsi" w:hAnsiTheme="majorHAnsi" w:eastAsiaTheme="majorEastAsia" w:cstheme="majorBidi"/>
       <w:color w:val="2F5496" w:themeColor="accent1" w:themeShade="BF"/>
       <w:sz w:val="26"/>
       <w:szCs w:val="26"/>
@@ -1019,7 +1810,7 @@
       <w:outlineLvl w:val="2"/>
     </w:pPr>
     <w:rPr>
-      <w:rFonts w:asciiTheme="majorHAnsi" w:eastAsiaTheme="majorEastAsia" w:hAnsiTheme="majorHAnsi" w:cstheme="majorBidi"/>
+      <w:rFonts w:asciiTheme="majorHAnsi" w:hAnsiTheme="majorHAnsi" w:eastAsiaTheme="majorEastAsia" w:cstheme="majorBidi"/>
       <w:color w:val="1F3763" w:themeColor="accent1" w:themeShade="7F"/>
       <w:sz w:val="24"/>
       <w:szCs w:val="24"/>
@@ -1046,7 +1837,7 @@
       <w:outlineLvl w:val="3"/>
     </w:pPr>
     <w:rPr>
-      <w:rFonts w:asciiTheme="majorHAnsi" w:eastAsiaTheme="majorEastAsia" w:hAnsiTheme="majorHAnsi" w:cstheme="majorBidi"/>
+      <w:rFonts w:asciiTheme="majorHAnsi" w:hAnsiTheme="majorHAnsi" w:eastAsiaTheme="majorEastAsia" w:cstheme="majorBidi"/>
       <w:i/>
       <w:iCs/>
       <w:color w:val="2F5496" w:themeColor="accent1" w:themeShade="BF"/>
@@ -1073,7 +1864,7 @@
       <w:outlineLvl w:val="4"/>
     </w:pPr>
     <w:rPr>
-      <w:rFonts w:asciiTheme="majorHAnsi" w:eastAsiaTheme="majorEastAsia" w:hAnsiTheme="majorHAnsi" w:cstheme="majorBidi"/>
+      <w:rFonts w:asciiTheme="majorHAnsi" w:hAnsiTheme="majorHAnsi" w:eastAsiaTheme="majorEastAsia" w:cstheme="majorBidi"/>
       <w:color w:val="2F5496" w:themeColor="accent1" w:themeShade="BF"/>
     </w:rPr>
   </w:style>
@@ -1098,7 +1889,7 @@
       <w:outlineLvl w:val="5"/>
     </w:pPr>
     <w:rPr>
-      <w:rFonts w:asciiTheme="majorHAnsi" w:eastAsiaTheme="majorEastAsia" w:hAnsiTheme="majorHAnsi" w:cstheme="majorBidi"/>
+      <w:rFonts w:asciiTheme="majorHAnsi" w:hAnsiTheme="majorHAnsi" w:eastAsiaTheme="majorEastAsia" w:cstheme="majorBidi"/>
       <w:color w:val="1F3763" w:themeColor="accent1" w:themeShade="7F"/>
     </w:rPr>
   </w:style>
@@ -1123,7 +1914,7 @@
       <w:outlineLvl w:val="6"/>
     </w:pPr>
     <w:rPr>
-      <w:rFonts w:asciiTheme="majorHAnsi" w:eastAsiaTheme="majorEastAsia" w:hAnsiTheme="majorHAnsi" w:cstheme="majorBidi"/>
+      <w:rFonts w:asciiTheme="majorHAnsi" w:hAnsiTheme="majorHAnsi" w:eastAsiaTheme="majorEastAsia" w:cstheme="majorBidi"/>
       <w:i/>
       <w:iCs/>
       <w:color w:val="1F3763" w:themeColor="accent1" w:themeShade="7F"/>
@@ -1150,7 +1941,7 @@
       <w:outlineLvl w:val="7"/>
     </w:pPr>
     <w:rPr>
-      <w:rFonts w:asciiTheme="majorHAnsi" w:eastAsiaTheme="majorEastAsia" w:hAnsiTheme="majorHAnsi" w:cstheme="majorBidi"/>
+      <w:rFonts w:asciiTheme="majorHAnsi" w:hAnsiTheme="majorHAnsi" w:eastAsiaTheme="majorEastAsia" w:cstheme="majorBidi"/>
       <w:color w:val="272727" w:themeColor="text1" w:themeTint="D8"/>
       <w:sz w:val="21"/>
       <w:szCs w:val="21"/>
@@ -1177,7 +1968,7 @@
       <w:outlineLvl w:val="8"/>
     </w:pPr>
     <w:rPr>
-      <w:rFonts w:asciiTheme="majorHAnsi" w:eastAsiaTheme="majorEastAsia" w:hAnsiTheme="majorHAnsi" w:cstheme="majorBidi"/>
+      <w:rFonts w:asciiTheme="majorHAnsi" w:hAnsiTheme="majorHAnsi" w:eastAsiaTheme="majorEastAsia" w:cstheme="majorBidi"/>
       <w:i/>
       <w:iCs/>
       <w:color w:val="272727" w:themeColor="text1" w:themeTint="D8"/>
@@ -1185,13 +1976,13 @@
       <w:szCs w:val="21"/>
     </w:rPr>
   </w:style>
-  <w:style w:type="character" w:default="1" w:styleId="Absatz-Standardschriftart">
+  <w:style w:type="character" w:styleId="Absatz-Standardschriftart" w:default="1">
     <w:name w:val="Default Paragraph Font"/>
     <w:uiPriority w:val="1"/>
     <w:semiHidden/>
     <w:unhideWhenUsed/>
   </w:style>
-  <w:style w:type="table" w:default="1" w:styleId="NormaleTabelle">
+  <w:style w:type="table" w:styleId="NormaleTabelle" w:default="1">
     <w:name w:val="Normal Table"/>
     <w:uiPriority w:val="99"/>
     <w:semiHidden/>
@@ -1206,20 +1997,20 @@
       </w:tblCellMar>
     </w:tblPr>
   </w:style>
-  <w:style w:type="numbering" w:default="1" w:styleId="KeineListe">
+  <w:style w:type="numbering" w:styleId="KeineListe" w:default="1">
     <w:name w:val="No List"/>
     <w:uiPriority w:val="99"/>
     <w:semiHidden/>
     <w:unhideWhenUsed/>
   </w:style>
-  <w:style w:type="character" w:customStyle="1" w:styleId="berschrift1Zchn">
+  <w:style w:type="character" w:styleId="berschrift1Zchn" w:customStyle="1">
     <w:name w:val="Überschrift 1 Zchn"/>
     <w:basedOn w:val="Absatz-Standardschriftart"/>
     <w:link w:val="berschrift1"/>
     <w:uiPriority w:val="9"/>
     <w:rsid w:val="004E4620"/>
     <w:rPr>
-      <w:rFonts w:asciiTheme="majorHAnsi" w:eastAsiaTheme="majorEastAsia" w:hAnsiTheme="majorHAnsi" w:cstheme="majorBidi"/>
+      <w:rFonts w:asciiTheme="majorHAnsi" w:hAnsiTheme="majorHAnsi" w:eastAsiaTheme="majorEastAsia" w:cstheme="majorBidi"/>
       <w:color w:val="4472C4" w:themeColor="accent1"/>
       <w:sz w:val="32"/>
       <w:szCs w:val="32"/>
@@ -1238,41 +2029,41 @@
       <w:contextualSpacing/>
     </w:pPr>
     <w:rPr>
-      <w:rFonts w:asciiTheme="majorHAnsi" w:eastAsiaTheme="majorEastAsia" w:hAnsiTheme="majorHAnsi" w:cstheme="majorBidi"/>
+      <w:rFonts w:asciiTheme="majorHAnsi" w:hAnsiTheme="majorHAnsi" w:eastAsiaTheme="majorEastAsia" w:cstheme="majorBidi"/>
       <w:spacing w:val="-10"/>
       <w:kern w:val="28"/>
       <w:sz w:val="56"/>
       <w:szCs w:val="56"/>
     </w:rPr>
   </w:style>
-  <w:style w:type="character" w:customStyle="1" w:styleId="TitelZchn">
+  <w:style w:type="character" w:styleId="TitelZchn" w:customStyle="1">
     <w:name w:val="Titel Zchn"/>
     <w:basedOn w:val="Absatz-Standardschriftart"/>
     <w:link w:val="Titel"/>
     <w:uiPriority w:val="10"/>
     <w:rsid w:val="004E4620"/>
     <w:rPr>
-      <w:rFonts w:asciiTheme="majorHAnsi" w:eastAsiaTheme="majorEastAsia" w:hAnsiTheme="majorHAnsi" w:cstheme="majorBidi"/>
+      <w:rFonts w:asciiTheme="majorHAnsi" w:hAnsiTheme="majorHAnsi" w:eastAsiaTheme="majorEastAsia" w:cstheme="majorBidi"/>
       <w:spacing w:val="-10"/>
       <w:kern w:val="28"/>
       <w:sz w:val="56"/>
       <w:szCs w:val="56"/>
     </w:rPr>
   </w:style>
-  <w:style w:type="character" w:customStyle="1" w:styleId="berschrift2Zchn">
+  <w:style w:type="character" w:styleId="berschrift2Zchn" w:customStyle="1">
     <w:name w:val="Überschrift 2 Zchn"/>
     <w:basedOn w:val="Absatz-Standardschriftart"/>
     <w:link w:val="berschrift2"/>
     <w:uiPriority w:val="9"/>
     <w:rsid w:val="004E4620"/>
     <w:rPr>
-      <w:rFonts w:asciiTheme="majorHAnsi" w:eastAsiaTheme="majorEastAsia" w:hAnsiTheme="majorHAnsi" w:cstheme="majorBidi"/>
+      <w:rFonts w:asciiTheme="majorHAnsi" w:hAnsiTheme="majorHAnsi" w:eastAsiaTheme="majorEastAsia" w:cstheme="majorBidi"/>
       <w:color w:val="2F5496" w:themeColor="accent1" w:themeShade="BF"/>
       <w:sz w:val="26"/>
       <w:szCs w:val="26"/>
     </w:rPr>
   </w:style>
-  <w:style w:type="character" w:customStyle="1" w:styleId="berschrift3Zchn">
+  <w:style w:type="character" w:styleId="berschrift3Zchn" w:customStyle="1">
     <w:name w:val="Überschrift 3 Zchn"/>
     <w:basedOn w:val="Absatz-Standardschriftart"/>
     <w:link w:val="berschrift3"/>
@@ -1280,13 +2071,13 @@
     <w:semiHidden/>
     <w:rsid w:val="004E4620"/>
     <w:rPr>
-      <w:rFonts w:asciiTheme="majorHAnsi" w:eastAsiaTheme="majorEastAsia" w:hAnsiTheme="majorHAnsi" w:cstheme="majorBidi"/>
+      <w:rFonts w:asciiTheme="majorHAnsi" w:hAnsiTheme="majorHAnsi" w:eastAsiaTheme="majorEastAsia" w:cstheme="majorBidi"/>
       <w:color w:val="1F3763" w:themeColor="accent1" w:themeShade="7F"/>
       <w:sz w:val="24"/>
       <w:szCs w:val="24"/>
     </w:rPr>
   </w:style>
-  <w:style w:type="character" w:customStyle="1" w:styleId="berschrift4Zchn">
+  <w:style w:type="character" w:styleId="berschrift4Zchn" w:customStyle="1">
     <w:name w:val="Überschrift 4 Zchn"/>
     <w:basedOn w:val="Absatz-Standardschriftart"/>
     <w:link w:val="berschrift4"/>
@@ -1294,13 +2085,13 @@
     <w:semiHidden/>
     <w:rsid w:val="004E4620"/>
     <w:rPr>
-      <w:rFonts w:asciiTheme="majorHAnsi" w:eastAsiaTheme="majorEastAsia" w:hAnsiTheme="majorHAnsi" w:cstheme="majorBidi"/>
+      <w:rFonts w:asciiTheme="majorHAnsi" w:hAnsiTheme="majorHAnsi" w:eastAsiaTheme="majorEastAsia" w:cstheme="majorBidi"/>
       <w:i/>
       <w:iCs/>
       <w:color w:val="2F5496" w:themeColor="accent1" w:themeShade="BF"/>
     </w:rPr>
   </w:style>
-  <w:style w:type="character" w:customStyle="1" w:styleId="berschrift5Zchn">
+  <w:style w:type="character" w:styleId="berschrift5Zchn" w:customStyle="1">
     <w:name w:val="Überschrift 5 Zchn"/>
     <w:basedOn w:val="Absatz-Standardschriftart"/>
     <w:link w:val="berschrift5"/>
@@ -1308,11 +2099,11 @@
     <w:semiHidden/>
     <w:rsid w:val="004E4620"/>
     <w:rPr>
-      <w:rFonts w:asciiTheme="majorHAnsi" w:eastAsiaTheme="majorEastAsia" w:hAnsiTheme="majorHAnsi" w:cstheme="majorBidi"/>
+      <w:rFonts w:asciiTheme="majorHAnsi" w:hAnsiTheme="majorHAnsi" w:eastAsiaTheme="majorEastAsia" w:cstheme="majorBidi"/>
       <w:color w:val="2F5496" w:themeColor="accent1" w:themeShade="BF"/>
     </w:rPr>
   </w:style>
-  <w:style w:type="character" w:customStyle="1" w:styleId="berschrift6Zchn">
+  <w:style w:type="character" w:styleId="berschrift6Zchn" w:customStyle="1">
     <w:name w:val="Überschrift 6 Zchn"/>
     <w:basedOn w:val="Absatz-Standardschriftart"/>
     <w:link w:val="berschrift6"/>
@@ -1320,11 +2111,11 @@
     <w:semiHidden/>
     <w:rsid w:val="004E4620"/>
     <w:rPr>
-      <w:rFonts w:asciiTheme="majorHAnsi" w:eastAsiaTheme="majorEastAsia" w:hAnsiTheme="majorHAnsi" w:cstheme="majorBidi"/>
+      <w:rFonts w:asciiTheme="majorHAnsi" w:hAnsiTheme="majorHAnsi" w:eastAsiaTheme="majorEastAsia" w:cstheme="majorBidi"/>
       <w:color w:val="1F3763" w:themeColor="accent1" w:themeShade="7F"/>
     </w:rPr>
   </w:style>
-  <w:style w:type="character" w:customStyle="1" w:styleId="berschrift7Zchn">
+  <w:style w:type="character" w:styleId="berschrift7Zchn" w:customStyle="1">
     <w:name w:val="Überschrift 7 Zchn"/>
     <w:basedOn w:val="Absatz-Standardschriftart"/>
     <w:link w:val="berschrift7"/>
@@ -1332,13 +2123,13 @@
     <w:semiHidden/>
     <w:rsid w:val="004E4620"/>
     <w:rPr>
-      <w:rFonts w:asciiTheme="majorHAnsi" w:eastAsiaTheme="majorEastAsia" w:hAnsiTheme="majorHAnsi" w:cstheme="majorBidi"/>
+      <w:rFonts w:asciiTheme="majorHAnsi" w:hAnsiTheme="majorHAnsi" w:eastAsiaTheme="majorEastAsia" w:cstheme="majorBidi"/>
       <w:i/>
       <w:iCs/>
       <w:color w:val="1F3763" w:themeColor="accent1" w:themeShade="7F"/>
     </w:rPr>
   </w:style>
-  <w:style w:type="character" w:customStyle="1" w:styleId="berschrift8Zchn">
+  <w:style w:type="character" w:styleId="berschrift8Zchn" w:customStyle="1">
     <w:name w:val="Überschrift 8 Zchn"/>
     <w:basedOn w:val="Absatz-Standardschriftart"/>
     <w:link w:val="berschrift8"/>
@@ -1346,13 +2137,13 @@
     <w:semiHidden/>
     <w:rsid w:val="004E4620"/>
     <w:rPr>
-      <w:rFonts w:asciiTheme="majorHAnsi" w:eastAsiaTheme="majorEastAsia" w:hAnsiTheme="majorHAnsi" w:cstheme="majorBidi"/>
+      <w:rFonts w:asciiTheme="majorHAnsi" w:hAnsiTheme="majorHAnsi" w:eastAsiaTheme="majorEastAsia" w:cstheme="majorBidi"/>
       <w:color w:val="272727" w:themeColor="text1" w:themeTint="D8"/>
       <w:sz w:val="21"/>
       <w:szCs w:val="21"/>
     </w:rPr>
   </w:style>
-  <w:style w:type="character" w:customStyle="1" w:styleId="berschrift9Zchn">
+  <w:style w:type="character" w:styleId="berschrift9Zchn" w:customStyle="1">
     <w:name w:val="Überschrift 9 Zchn"/>
     <w:basedOn w:val="Absatz-Standardschriftart"/>
     <w:link w:val="berschrift9"/>
@@ -1360,7 +2151,7 @@
     <w:semiHidden/>
     <w:rsid w:val="004E4620"/>
     <w:rPr>
-      <w:rFonts w:asciiTheme="majorHAnsi" w:eastAsiaTheme="majorEastAsia" w:hAnsiTheme="majorHAnsi" w:cstheme="majorBidi"/>
+      <w:rFonts w:asciiTheme="majorHAnsi" w:hAnsiTheme="majorHAnsi" w:eastAsiaTheme="majorEastAsia" w:cstheme="majorBidi"/>
       <w:i/>
       <w:iCs/>
       <w:color w:val="272727" w:themeColor="text1" w:themeTint="D8"/>
@@ -1390,11 +2181,34 @@
       <w:contextualSpacing/>
     </w:pPr>
   </w:style>
+  <w:style xmlns:w14="http://schemas.microsoft.com/office/word/2010/wordml" xmlns:mc="http://schemas.openxmlformats.org/markup-compatibility/2006" xmlns:w="http://schemas.openxmlformats.org/wordprocessingml/2006/main" w:type="paragraph" w:styleId="TOC1" mc:Ignorable="w14">
+    <w:name xmlns:w="http://schemas.openxmlformats.org/wordprocessingml/2006/main" w:val="toc 1"/>
+    <w:basedOn xmlns:w="http://schemas.openxmlformats.org/wordprocessingml/2006/main" w:val="Standard"/>
+    <w:next xmlns:w="http://schemas.openxmlformats.org/wordprocessingml/2006/main" w:val="Standard"/>
+    <w:autoRedefine xmlns:w="http://schemas.openxmlformats.org/wordprocessingml/2006/main"/>
+    <w:uiPriority xmlns:w="http://schemas.openxmlformats.org/wordprocessingml/2006/main" w:val="39"/>
+    <w:unhideWhenUsed xmlns:w="http://schemas.openxmlformats.org/wordprocessingml/2006/main"/>
+    <w:pPr xmlns:w="http://schemas.openxmlformats.org/wordprocessingml/2006/main">
+      <w:spacing xmlns:w="http://schemas.openxmlformats.org/wordprocessingml/2006/main" w:after="100"/>
+    </w:pPr>
+  </w:style>
+  <w:style xmlns:w14="http://schemas.microsoft.com/office/word/2010/wordml" xmlns:mc="http://schemas.openxmlformats.org/markup-compatibility/2006" xmlns:w="http://schemas.openxmlformats.org/wordprocessingml/2006/main" w:type="paragraph" w:styleId="TOC2" mc:Ignorable="w14">
+    <w:name xmlns:w="http://schemas.openxmlformats.org/wordprocessingml/2006/main" w:val="toc 2"/>
+    <w:basedOn xmlns:w="http://schemas.openxmlformats.org/wordprocessingml/2006/main" w:val="Standard"/>
+    <w:next xmlns:w="http://schemas.openxmlformats.org/wordprocessingml/2006/main" w:val="Standard"/>
+    <w:autoRedefine xmlns:w="http://schemas.openxmlformats.org/wordprocessingml/2006/main"/>
+    <w:uiPriority xmlns:w="http://schemas.openxmlformats.org/wordprocessingml/2006/main" w:val="39"/>
+    <w:unhideWhenUsed xmlns:w="http://schemas.openxmlformats.org/wordprocessingml/2006/main"/>
+    <w:pPr xmlns:w="http://schemas.openxmlformats.org/wordprocessingml/2006/main">
+      <w:spacing xmlns:w="http://schemas.openxmlformats.org/wordprocessingml/2006/main" w:after="100"/>
+      <w:ind xmlns:w="http://schemas.openxmlformats.org/wordprocessingml/2006/main" w:left="220"/>
+    </w:pPr>
+  </w:style>
 </w:styles>
 </file>
 
 <file path=word/theme/theme1.xml><?xml version="1.0" encoding="utf-8"?>
-<a:theme xmlns:a="http://schemas.openxmlformats.org/drawingml/2006/main" name="Office">
+<a:theme xmlns:a="http://schemas.openxmlformats.org/drawingml/2006/main" xmlns:thm15="http://schemas.microsoft.com/office/thememl/2012/main" name="Office">
   <a:themeElements>
     <a:clrScheme name="Office">
       <a:dk1>

--- a/Projektmappe.docx
+++ b/Projektmappe.docx
@@ -1,6 +1,6 @@
 
 <file path=word/document.xml><?xml version="1.0" encoding="utf-8"?>
-<w:document xmlns:wpc="http://schemas.microsoft.com/office/word/2010/wordprocessingCanvas" xmlns:cx="http://schemas.microsoft.com/office/drawing/2014/chartex" xmlns:cx1="http://schemas.microsoft.com/office/drawing/2015/9/8/chartex" xmlns:cx2="http://schemas.microsoft.com/office/drawing/2015/10/21/chartex" xmlns:cx3="http://schemas.microsoft.com/office/drawing/2016/5/9/chartex" xmlns:cx4="http://schemas.microsoft.com/office/drawing/2016/5/10/chartex" xmlns:cx5="http://schemas.microsoft.com/office/drawing/2016/5/11/chartex" xmlns:cx6="http://schemas.microsoft.com/office/drawing/2016/5/12/chartex" xmlns:cx7="http://schemas.microsoft.com/office/drawing/2016/5/13/chartex" xmlns:cx8="http://schemas.microsoft.com/office/drawing/2016/5/14/chartex" xmlns:mc="http://schemas.openxmlformats.org/markup-compatibility/2006" xmlns:aink="http://schemas.microsoft.com/office/drawing/2016/ink" xmlns:am3d="http://schemas.microsoft.com/office/drawing/2017/model3d" xmlns:o="urn:schemas-microsoft-com:office:office" xmlns:oel="http://schemas.microsoft.com/office/2019/extlst" xmlns:r="http://schemas.openxmlformats.org/officeDocument/2006/relationships" xmlns:m="http://schemas.openxmlformats.org/officeDocument/2006/math" xmlns:v="urn:schemas-microsoft-com:vml" xmlns:wp14="http://schemas.microsoft.com/office/word/2010/wordprocessingDrawing" xmlns:wp="http://schemas.openxmlformats.org/drawingml/2006/wordprocessingDrawing" xmlns:w10="urn:schemas-microsoft-com:office:word" xmlns:w="http://schemas.openxmlformats.org/wordprocessingml/2006/main" xmlns:w14="http://schemas.microsoft.com/office/word/2010/wordml" xmlns:w15="http://schemas.microsoft.com/office/word/2012/wordml" xmlns:w16cex="http://schemas.microsoft.com/office/word/2018/wordml/cex" xmlns:w16cid="http://schemas.microsoft.com/office/word/2016/wordml/cid" xmlns:w16="http://schemas.microsoft.com/office/word/2018/wordml" xmlns:w16du="http://schemas.microsoft.com/office/word/2023/wordml/word16du" xmlns:w16sdtdh="http://schemas.microsoft.com/office/word/2020/wordml/sdtdatahash" xmlns:w16se="http://schemas.microsoft.com/office/word/2015/wordml/symex" xmlns:wpg="http://schemas.microsoft.com/office/word/2010/wordprocessingGroup" xmlns:wpi="http://schemas.microsoft.com/office/word/2010/wordprocessingInk" xmlns:wne="http://schemas.microsoft.com/office/word/2006/wordml" xmlns:wps="http://schemas.microsoft.com/office/word/2010/wordprocessingShape" xmlns:a="http://schemas.openxmlformats.org/drawingml/2006/main" xmlns:pic="http://schemas.openxmlformats.org/drawingml/2006/picture" xmlns:a14="http://schemas.microsoft.com/office/drawing/2010/main" mc:Ignorable="w14 w15 w16se w16cid w16 w16cex w16sdtdh wp14">
+<w:document xmlns:wpc="http://schemas.microsoft.com/office/word/2010/wordprocessingCanvas" xmlns:cx="http://schemas.microsoft.com/office/drawing/2014/chartex" xmlns:cx1="http://schemas.microsoft.com/office/drawing/2015/9/8/chartex" xmlns:cx2="http://schemas.microsoft.com/office/drawing/2015/10/21/chartex" xmlns:cx3="http://schemas.microsoft.com/office/drawing/2016/5/9/chartex" xmlns:cx4="http://schemas.microsoft.com/office/drawing/2016/5/10/chartex" xmlns:cx5="http://schemas.microsoft.com/office/drawing/2016/5/11/chartex" xmlns:cx6="http://schemas.microsoft.com/office/drawing/2016/5/12/chartex" xmlns:cx7="http://schemas.microsoft.com/office/drawing/2016/5/13/chartex" xmlns:cx8="http://schemas.microsoft.com/office/drawing/2016/5/14/chartex" xmlns:mc="http://schemas.openxmlformats.org/markup-compatibility/2006" xmlns:aink="http://schemas.microsoft.com/office/drawing/2016/ink" xmlns:am3d="http://schemas.microsoft.com/office/drawing/2017/model3d" xmlns:o="urn:schemas-microsoft-com:office:office" xmlns:oel="http://schemas.microsoft.com/office/2019/extlst" xmlns:r="http://schemas.openxmlformats.org/officeDocument/2006/relationships" xmlns:m="http://schemas.openxmlformats.org/officeDocument/2006/math" xmlns:v="urn:schemas-microsoft-com:vml" xmlns:wp14="http://schemas.microsoft.com/office/word/2010/wordprocessingDrawing" xmlns:wp="http://schemas.openxmlformats.org/drawingml/2006/wordprocessingDrawing" xmlns:w10="urn:schemas-microsoft-com:office:word" xmlns:w="http://schemas.openxmlformats.org/wordprocessingml/2006/main" xmlns:w14="http://schemas.microsoft.com/office/word/2010/wordml" xmlns:w15="http://schemas.microsoft.com/office/word/2012/wordml" xmlns:w16cex="http://schemas.microsoft.com/office/word/2018/wordml/cex" xmlns:w16cid="http://schemas.microsoft.com/office/word/2016/wordml/cid" xmlns:w16="http://schemas.microsoft.com/office/word/2018/wordml" xmlns:w16du="http://schemas.microsoft.com/office/word/2023/wordml/word16du" xmlns:w16sdtdh="http://schemas.microsoft.com/office/word/2020/wordml/sdtdatahash" xmlns:w16se="http://schemas.microsoft.com/office/word/2015/wordml/symex" xmlns:wpg="http://schemas.microsoft.com/office/word/2010/wordprocessingGroup" xmlns:wpi="http://schemas.microsoft.com/office/word/2010/wordprocessingInk" xmlns:wne="http://schemas.microsoft.com/office/word/2006/wordml" xmlns:wps="http://schemas.microsoft.com/office/word/2010/wordprocessingShape" mc:Ignorable="w14 w15 w16se w16cid w16 w16cex w16sdtdh wp14">
   <w:body>
     <w:sdt>
       <w:sdtPr>
@@ -13,385 +13,280 @@
       <w:sdtContent>
         <w:p>
           <w:pPr>
-            <w:pStyle w:val="TOC1"/>
+            <w:pStyle w:val="Verzeichnis1"/>
             <w:tabs>
-              <w:tab w:val="left" w:leader="none" w:pos="435"/>
+              <w:tab w:val="left" w:pos="435"/>
               <w:tab w:val="right" w:leader="dot" w:pos="9060"/>
             </w:tabs>
-            <w:bidi w:val="0"/>
           </w:pPr>
           <w:r>
             <w:fldChar w:fldCharType="begin"/>
           </w:r>
           <w:r>
-            <w:instrText xml:space="preserve">TOC \o \z \u \h</w:instrText>
+            <w:instrText>TOC \o \z \u \h</w:instrText>
           </w:r>
           <w:r>
             <w:fldChar w:fldCharType="separate"/>
           </w:r>
-          <w:r>
-            <w:fldChar w:fldCharType="begin"/>
-          </w:r>
-          <w:r>
-            <w:instrText xml:space="preserve">HYPERLINK  \l  "_Toc637614642" </w:instrText>
-          </w:r>
-          <w:r>
-            <w:fldChar w:fldCharType="separate"/>
-          </w:r>
-          <w:r>
-            <w:rPr/>
-            <w:t>1</w:t>
-          </w:r>
-          <w:r>
-            <w:tab/>
-          </w:r>
-          <w:r>
-            <w:rPr/>
-            <w:t>Skizze</w:t>
-          </w:r>
-          <w:r>
-            <w:tab/>
-          </w:r>
-          <w:r>
-            <w:fldChar w:fldCharType="begin"/>
-          </w:r>
-          <w:r>
-            <w:instrText xml:space="preserve">PAGEREF _Toc637614642 \h</w:instrText>
-          </w:r>
-          <w:r>
-            <w:fldChar w:fldCharType="separate"/>
-          </w:r>
-          <w:r>
-            <w:rPr/>
-            <w:t>1</w:t>
-          </w:r>
-          <w:r>
-            <w:fldChar w:fldCharType="end"/>
-          </w:r>
-          <w:r>
-            <w:fldChar w:fldCharType="end"/>
-          </w:r>
+          <w:hyperlink w:anchor="_Toc637614642" w:history="1">
+            <w:r>
+              <w:t>1</w:t>
+            </w:r>
+            <w:r>
+              <w:tab/>
+            </w:r>
+            <w:r>
+              <w:t>Skizze</w:t>
+            </w:r>
+            <w:r>
+              <w:tab/>
+            </w:r>
+            <w:r>
+              <w:fldChar w:fldCharType="begin"/>
+            </w:r>
+            <w:r>
+              <w:instrText>PAGEREF _Toc637614642 \h</w:instrText>
+            </w:r>
+            <w:r>
+              <w:fldChar w:fldCharType="separate"/>
+            </w:r>
+            <w:r>
+              <w:t>1</w:t>
+            </w:r>
+            <w:r>
+              <w:fldChar w:fldCharType="end"/>
+            </w:r>
+          </w:hyperlink>
         </w:p>
         <w:p>
           <w:pPr>
-            <w:pStyle w:val="TOC1"/>
+            <w:pStyle w:val="Verzeichnis1"/>
             <w:tabs>
-              <w:tab w:val="left" w:leader="none" w:pos="435"/>
+              <w:tab w:val="left" w:pos="435"/>
               <w:tab w:val="right" w:leader="dot" w:pos="9060"/>
             </w:tabs>
-            <w:bidi w:val="0"/>
           </w:pPr>
-          <w:r>
-            <w:fldChar w:fldCharType="begin"/>
-          </w:r>
-          <w:r>
-            <w:instrText xml:space="preserve">HYPERLINK  \l  "_Toc886818421" </w:instrText>
-          </w:r>
-          <w:r>
-            <w:fldChar w:fldCharType="separate"/>
-          </w:r>
-          <w:r>
-            <w:rPr/>
-            <w:t>2</w:t>
-          </w:r>
-          <w:r>
-            <w:tab/>
-          </w:r>
-          <w:r>
-            <w:rPr/>
-            <w:t>Beschreibung</w:t>
-          </w:r>
-          <w:r>
-            <w:tab/>
-          </w:r>
-          <w:r>
-            <w:fldChar w:fldCharType="begin"/>
-          </w:r>
-          <w:r>
-            <w:instrText xml:space="preserve">PAGEREF _Toc886818421 \h</w:instrText>
-          </w:r>
-          <w:r>
-            <w:fldChar w:fldCharType="separate"/>
-          </w:r>
-          <w:r>
-            <w:rPr/>
-            <w:t>1</w:t>
-          </w:r>
-          <w:r>
-            <w:fldChar w:fldCharType="end"/>
-          </w:r>
-          <w:r>
-            <w:fldChar w:fldCharType="end"/>
-          </w:r>
+          <w:hyperlink w:anchor="_Toc886818421" w:history="1">
+            <w:r>
+              <w:t>2</w:t>
+            </w:r>
+            <w:r>
+              <w:tab/>
+            </w:r>
+            <w:r>
+              <w:t>Beschreibung</w:t>
+            </w:r>
+            <w:r>
+              <w:tab/>
+            </w:r>
+            <w:r>
+              <w:fldChar w:fldCharType="begin"/>
+            </w:r>
+            <w:r>
+              <w:instrText>PAGEREF _Toc886818421 \h</w:instrText>
+            </w:r>
+            <w:r>
+              <w:fldChar w:fldCharType="separate"/>
+            </w:r>
+            <w:r>
+              <w:t>1</w:t>
+            </w:r>
+            <w:r>
+              <w:fldChar w:fldCharType="end"/>
+            </w:r>
+          </w:hyperlink>
         </w:p>
         <w:p>
           <w:pPr>
-            <w:pStyle w:val="TOC2"/>
+            <w:pStyle w:val="Verzeichnis2"/>
             <w:tabs>
-              <w:tab w:val="left" w:leader="none" w:pos="660"/>
+              <w:tab w:val="left" w:pos="660"/>
               <w:tab w:val="right" w:leader="dot" w:pos="9060"/>
             </w:tabs>
-            <w:bidi w:val="0"/>
           </w:pPr>
-          <w:r>
-            <w:fldChar w:fldCharType="begin"/>
-          </w:r>
-          <w:r>
-            <w:instrText xml:space="preserve">HYPERLINK  \l  "_Toc740938972" </w:instrText>
-          </w:r>
-          <w:r>
-            <w:fldChar w:fldCharType="separate"/>
-          </w:r>
-          <w:r>
-            <w:rPr/>
-            <w:t>2.1</w:t>
-          </w:r>
-          <w:r>
-            <w:tab/>
-          </w:r>
-          <w:r>
-            <w:rPr/>
-            <w:t>Gegenstandsbeschreibung</w:t>
-          </w:r>
-          <w:r>
-            <w:tab/>
-          </w:r>
-          <w:r>
-            <w:fldChar w:fldCharType="begin"/>
-          </w:r>
-          <w:r>
-            <w:instrText xml:space="preserve">PAGEREF _Toc740938972 \h</w:instrText>
-          </w:r>
-          <w:r>
-            <w:fldChar w:fldCharType="separate"/>
-          </w:r>
-          <w:r>
-            <w:rPr/>
-            <w:t>1</w:t>
-          </w:r>
-          <w:r>
-            <w:fldChar w:fldCharType="end"/>
-          </w:r>
-          <w:r>
-            <w:fldChar w:fldCharType="end"/>
-          </w:r>
+          <w:hyperlink w:anchor="_Toc740938972" w:history="1">
+            <w:r>
+              <w:t>2.1</w:t>
+            </w:r>
+            <w:r>
+              <w:tab/>
+            </w:r>
+            <w:r>
+              <w:t>Gegenstandsbeschreibung</w:t>
+            </w:r>
+            <w:r>
+              <w:tab/>
+            </w:r>
+            <w:r>
+              <w:fldChar w:fldCharType="begin"/>
+            </w:r>
+            <w:r>
+              <w:instrText>PAGEREF _Toc740938972 \h</w:instrText>
+            </w:r>
+            <w:r>
+              <w:fldChar w:fldCharType="separate"/>
+            </w:r>
+            <w:r>
+              <w:t>1</w:t>
+            </w:r>
+            <w:r>
+              <w:fldChar w:fldCharType="end"/>
+            </w:r>
+          </w:hyperlink>
         </w:p>
         <w:p>
           <w:pPr>
-            <w:pStyle w:val="TOC2"/>
+            <w:pStyle w:val="Verzeichnis2"/>
             <w:tabs>
-              <w:tab w:val="left" w:leader="none" w:pos="660"/>
+              <w:tab w:val="left" w:pos="660"/>
               <w:tab w:val="right" w:leader="dot" w:pos="9060"/>
             </w:tabs>
-            <w:bidi w:val="0"/>
           </w:pPr>
-          <w:r>
-            <w:fldChar w:fldCharType="begin"/>
-          </w:r>
-          <w:r>
-            <w:instrText xml:space="preserve">HYPERLINK  \l  "_Toc1440535917" </w:instrText>
-          </w:r>
-          <w:r>
-            <w:fldChar w:fldCharType="separate"/>
-          </w:r>
-          <w:r>
-            <w:rPr/>
-            <w:t>2.2</w:t>
-          </w:r>
-          <w:r>
-            <w:tab/>
-          </w:r>
-          <w:r>
-            <w:rPr/>
-            <w:t>Funktionsbeschreibung</w:t>
-          </w:r>
-          <w:r>
-            <w:tab/>
-          </w:r>
-          <w:r>
-            <w:fldChar w:fldCharType="begin"/>
-          </w:r>
-          <w:r>
-            <w:instrText xml:space="preserve">PAGEREF _Toc1440535917 \h</w:instrText>
-          </w:r>
-          <w:r>
-            <w:fldChar w:fldCharType="separate"/>
-          </w:r>
-          <w:r>
-            <w:rPr/>
-            <w:t>1</w:t>
-          </w:r>
-          <w:r>
-            <w:fldChar w:fldCharType="end"/>
-          </w:r>
-          <w:r>
-            <w:fldChar w:fldCharType="end"/>
-          </w:r>
+          <w:hyperlink w:anchor="_Toc1440535917" w:history="1">
+            <w:r>
+              <w:t>2.2</w:t>
+            </w:r>
+            <w:r>
+              <w:tab/>
+            </w:r>
+            <w:r>
+              <w:t>Funktionsbeschreibung</w:t>
+            </w:r>
+            <w:r>
+              <w:tab/>
+            </w:r>
+            <w:r>
+              <w:fldChar w:fldCharType="begin"/>
+            </w:r>
+            <w:r>
+              <w:instrText>PAGEREF _Toc1440535917 \h</w:instrText>
+            </w:r>
+            <w:r>
+              <w:fldChar w:fldCharType="separate"/>
+            </w:r>
+            <w:r>
+              <w:t>1</w:t>
+            </w:r>
+            <w:r>
+              <w:fldChar w:fldCharType="end"/>
+            </w:r>
+          </w:hyperlink>
         </w:p>
         <w:p>
           <w:pPr>
-            <w:pStyle w:val="TOC1"/>
+            <w:pStyle w:val="Verzeichnis1"/>
             <w:tabs>
-              <w:tab w:val="left" w:leader="none" w:pos="435"/>
+              <w:tab w:val="left" w:pos="435"/>
               <w:tab w:val="right" w:leader="dot" w:pos="9060"/>
             </w:tabs>
-            <w:bidi w:val="0"/>
           </w:pPr>
-          <w:r>
-            <w:fldChar w:fldCharType="begin"/>
-          </w:r>
-          <w:r>
-            <w:instrText xml:space="preserve">HYPERLINK  \l  "_Toc431171599" </w:instrText>
-          </w:r>
-          <w:r>
-            <w:fldChar w:fldCharType="separate"/>
-          </w:r>
-          <w:r>
-            <w:rPr/>
-            <w:t>3</w:t>
-          </w:r>
-          <w:r>
-            <w:tab/>
-          </w:r>
-          <w:r>
-            <w:rPr/>
-            <w:t>Zeitplan</w:t>
-          </w:r>
-          <w:r>
-            <w:tab/>
-          </w:r>
-          <w:r>
-            <w:fldChar w:fldCharType="begin"/>
-          </w:r>
-          <w:r>
-            <w:instrText xml:space="preserve">PAGEREF _Toc431171599 \h</w:instrText>
-          </w:r>
-          <w:r>
-            <w:fldChar w:fldCharType="separate"/>
-          </w:r>
-          <w:r>
-            <w:rPr/>
-            <w:t>2</w:t>
-          </w:r>
-          <w:r>
-            <w:fldChar w:fldCharType="end"/>
-          </w:r>
-          <w:r>
-            <w:fldChar w:fldCharType="end"/>
-          </w:r>
+          <w:hyperlink w:anchor="_Toc431171599" w:history="1">
+            <w:r>
+              <w:t>3</w:t>
+            </w:r>
+            <w:r>
+              <w:tab/>
+            </w:r>
+            <w:r>
+              <w:t>Zeitplan</w:t>
+            </w:r>
+            <w:r>
+              <w:tab/>
+            </w:r>
+            <w:r>
+              <w:fldChar w:fldCharType="begin"/>
+            </w:r>
+            <w:r>
+              <w:instrText>PAGEREF _Toc431171599 \h</w:instrText>
+            </w:r>
+            <w:r>
+              <w:fldChar w:fldCharType="separate"/>
+            </w:r>
+            <w:r>
+              <w:t>2</w:t>
+            </w:r>
+            <w:r>
+              <w:fldChar w:fldCharType="end"/>
+            </w:r>
+          </w:hyperlink>
         </w:p>
         <w:p>
           <w:pPr>
-            <w:pStyle w:val="TOC1"/>
+            <w:pStyle w:val="Verzeichnis1"/>
             <w:tabs>
-              <w:tab w:val="left" w:leader="none" w:pos="435"/>
+              <w:tab w:val="left" w:pos="435"/>
               <w:tab w:val="right" w:leader="dot" w:pos="9060"/>
             </w:tabs>
-            <w:bidi w:val="0"/>
           </w:pPr>
-          <w:r>
-            <w:fldChar w:fldCharType="begin"/>
-          </w:r>
-          <w:r>
-            <w:instrText xml:space="preserve">HYPERLINK  \l  "_Toc1648232820" </w:instrText>
-          </w:r>
-          <w:r>
-            <w:fldChar w:fldCharType="separate"/>
-          </w:r>
-          <w:r>
-            <w:rPr/>
-            <w:t>4</w:t>
-          </w:r>
-          <w:r>
-            <w:tab/>
-          </w:r>
-          <w:r>
-            <w:rPr/>
-            <w:t>Definition</w:t>
-          </w:r>
-          <w:r>
-            <w:tab/>
-          </w:r>
-          <w:r>
-            <w:fldChar w:fldCharType="begin"/>
-          </w:r>
-          <w:r>
-            <w:instrText xml:space="preserve">PAGEREF _Toc1648232820 \h</w:instrText>
-          </w:r>
-          <w:r>
-            <w:fldChar w:fldCharType="separate"/>
-          </w:r>
-          <w:r>
-            <w:rPr/>
-            <w:t>2</w:t>
-          </w:r>
-          <w:r>
-            <w:fldChar w:fldCharType="end"/>
-          </w:r>
-          <w:r>
-            <w:fldChar w:fldCharType="end"/>
-          </w:r>
+          <w:hyperlink w:anchor="_Toc1648232820" w:history="1">
+            <w:r>
+              <w:t>4</w:t>
+            </w:r>
+            <w:r>
+              <w:tab/>
+            </w:r>
+            <w:r>
+              <w:t>Definition</w:t>
+            </w:r>
+            <w:r>
+              <w:tab/>
+            </w:r>
+            <w:r>
+              <w:fldChar w:fldCharType="begin"/>
+            </w:r>
+            <w:r>
+              <w:instrText>PAGEREF _Toc1648232820 \h</w:instrText>
+            </w:r>
+            <w:r>
+              <w:fldChar w:fldCharType="separate"/>
+            </w:r>
+            <w:r>
+              <w:t>2</w:t>
+            </w:r>
+            <w:r>
+              <w:fldChar w:fldCharType="end"/>
+            </w:r>
+          </w:hyperlink>
         </w:p>
         <w:p>
           <w:pPr>
-            <w:pStyle w:val="TOC1"/>
+            <w:pStyle w:val="Verzeichnis1"/>
             <w:tabs>
-              <w:tab w:val="left" w:leader="none" w:pos="435"/>
+              <w:tab w:val="left" w:pos="435"/>
               <w:tab w:val="right" w:leader="dot" w:pos="9060"/>
             </w:tabs>
-            <w:bidi w:val="0"/>
           </w:pPr>
-          <w:r>
-            <w:fldChar w:fldCharType="begin"/>
-          </w:r>
-          <w:r>
-            <w:instrText xml:space="preserve">HYPERLINK  \l  "_Toc136433810" </w:instrText>
-          </w:r>
-          <w:r>
-            <w:fldChar w:fldCharType="separate"/>
-          </w:r>
-          <w:r>
-            <w:rPr/>
-            <w:t>5</w:t>
-          </w:r>
-          <w:r>
-            <w:tab/>
-          </w:r>
-          <w:r>
-            <w:rPr/>
-            <w:t>Quellen</w:t>
-          </w:r>
-          <w:r>
-            <w:tab/>
-          </w:r>
-          <w:r>
-            <w:fldChar w:fldCharType="begin"/>
-          </w:r>
-          <w:r>
-            <w:instrText xml:space="preserve">PAGEREF _Toc136433810 \h</w:instrText>
-          </w:r>
-          <w:r>
-            <w:fldChar w:fldCharType="separate"/>
-          </w:r>
-          <w:r>
-            <w:rPr/>
-            <w:t>2</w:t>
-          </w:r>
-          <w:r>
-            <w:fldChar w:fldCharType="end"/>
-          </w:r>
-          <w:r>
-            <w:fldChar w:fldCharType="end"/>
-          </w:r>
+          <w:hyperlink w:anchor="_Toc136433810" w:history="1">
+            <w:r>
+              <w:t>5</w:t>
+            </w:r>
+            <w:r>
+              <w:tab/>
+            </w:r>
+            <w:r>
+              <w:t>Quellen</w:t>
+            </w:r>
+            <w:r>
+              <w:tab/>
+            </w:r>
+            <w:r>
+              <w:fldChar w:fldCharType="begin"/>
+            </w:r>
+            <w:r>
+              <w:instrText>PAGEREF _Toc136433810 \h</w:instrText>
+            </w:r>
+            <w:r>
+              <w:fldChar w:fldCharType="separate"/>
+            </w:r>
+            <w:r>
+              <w:t>2</w:t>
+            </w:r>
+            <w:r>
+              <w:fldChar w:fldCharType="end"/>
+            </w:r>
+          </w:hyperlink>
         </w:p>
         <w:p>
-          <w:pPr>
-            <w:numPr>
-              <w:ilvl w:val="0"/>
-              <w:numId w:val="0"/>
-            </w:numPr>
-            <w:bidi w:val="0"/>
-          </w:pPr>
           <w:r>
             <w:fldChar w:fldCharType="end"/>
           </w:r>
@@ -399,12 +294,6 @@
       </w:sdtContent>
     </w:sdt>
     <w:p>
-      <w:pPr>
-        <w:numPr>
-          <w:ilvl w:val="0"/>
-          <w:numId w:val="0"/>
-        </w:numPr>
-      </w:pPr>
       <w:r>
         <w:br w:type="page"/>
       </w:r>
@@ -412,14 +301,13 @@
     <w:p>
       <w:pPr>
         <w:pStyle w:val="berschrift1"/>
-        <w:rPr/>
-      </w:pPr>
-      <w:bookmarkStart w:name="_Toc637614642" w:id="1627969007"/>
-      <w:r>
-        <w:rPr/>
+      </w:pPr>
+      <w:bookmarkStart w:id="0" w:name="_Toc637614642"/>
+      <w:r>
+        <w:lastRenderedPageBreak/>
         <w:t>Skizze</w:t>
       </w:r>
-      <w:bookmarkEnd w:id="1627969007"/>
+      <w:bookmarkEnd w:id="0"/>
     </w:p>
     <w:p>
       <w:pPr>
@@ -430,16 +318,19 @@
     </w:p>
     <w:p>
       <w:r>
+        <w:rPr>
+          <w:noProof/>
+        </w:rPr>
         <w:drawing>
-          <wp:inline wp14:editId="63D92860" wp14:anchorId="3190C492">
+          <wp:inline distT="0" distB="0" distL="0" distR="0" wp14:anchorId="3190C492" wp14:editId="63D92860">
             <wp:extent cx="5700156" cy="3226675"/>
             <wp:effectExtent l="0" t="0" r="0" b="0"/>
             <wp:docPr id="564957049" name="Grafik 2"/>
             <wp:cNvGraphicFramePr>
-              <a:graphicFrameLocks noChangeAspect="1"/>
+              <a:graphicFrameLocks xmlns:a="http://schemas.openxmlformats.org/drawingml/2006/main" noChangeAspect="1"/>
             </wp:cNvGraphicFramePr>
-            <a:graphic>
-              <a:graphicData xmlns:a="http://schemas.openxmlformats.org/drawingml/2006/main" uri="http://schemas.openxmlformats.org/drawingml/2006/picture">
+            <a:graphic xmlns:a="http://schemas.openxmlformats.org/drawingml/2006/main">
+              <a:graphicData uri="http://schemas.openxmlformats.org/drawingml/2006/picture">
                 <pic:pic xmlns:pic="http://schemas.openxmlformats.org/drawingml/2006/picture">
                   <pic:nvPicPr>
                     <pic:cNvPr id="0" name="Picture 2"/>
@@ -448,7 +339,7 @@
                     </pic:cNvPicPr>
                   </pic:nvPicPr>
                   <pic:blipFill rotWithShape="1">
-                    <a:blip xmlns:r="http://schemas.openxmlformats.org/officeDocument/2006/relationships" r:embed="rId5">
+                    <a:blip r:embed="rId5">
                       <a:extLst>
                         <a:ext uri="{28A0092B-C50C-407E-A947-70E740481C1C}">
                           <a14:useLocalDpi xmlns:a14="http://schemas.microsoft.com/office/drawing/2010/main" val="0"/>
@@ -484,12 +375,6 @@
       </w:r>
     </w:p>
     <w:p>
-      <w:pPr>
-        <w:numPr>
-          <w:ilvl w:val="0"/>
-          <w:numId w:val="0"/>
-        </w:numPr>
-      </w:pPr>
       <w:r>
         <w:br w:type="page"/>
       </w:r>
@@ -497,66 +382,58 @@
     <w:p>
       <w:pPr>
         <w:pStyle w:val="berschrift1"/>
-        <w:rPr/>
-      </w:pPr>
-      <w:bookmarkStart w:name="_Toc886818421" w:id="183349793"/>
-      <w:r>
-        <w:rPr/>
+      </w:pPr>
+      <w:bookmarkStart w:id="1" w:name="_Toc886818421"/>
+      <w:r>
+        <w:lastRenderedPageBreak/>
         <w:t>Beschreibung</w:t>
       </w:r>
-      <w:bookmarkEnd w:id="183349793"/>
+      <w:bookmarkEnd w:id="1"/>
     </w:p>
     <w:p>
       <w:pPr>
         <w:pStyle w:val="berschrift2"/>
-        <w:rPr/>
-      </w:pPr>
-      <w:bookmarkStart w:name="_Toc740938972" w:id="280035876"/>
-      <w:r>
-        <w:rPr/>
+      </w:pPr>
+      <w:bookmarkStart w:id="2" w:name="_Toc740938972"/>
+      <w:r>
         <w:t>Gegenstandsbeschreibung</w:t>
       </w:r>
-      <w:bookmarkEnd w:id="280035876"/>
+      <w:bookmarkEnd w:id="2"/>
     </w:p>
+    <w:p/>
     <w:p>
       <w:pPr>
         <w:pStyle w:val="berschrift2"/>
-        <w:rPr/>
-      </w:pPr>
-      <w:bookmarkStart w:name="_Toc1440535917" w:id="932749377"/>
-      <w:r>
-        <w:rPr/>
+      </w:pPr>
+      <w:bookmarkStart w:id="3" w:name="_Toc1440535917"/>
+      <w:r>
         <w:t>Funktionsbeschreibung</w:t>
       </w:r>
-      <w:bookmarkEnd w:id="932749377"/>
+      <w:bookmarkEnd w:id="3"/>
     </w:p>
     <w:p>
       <w:pPr>
         <w:pStyle w:val="Listenabsatz"/>
         <w:numPr>
           <w:ilvl w:val="0"/>
-          <w:numId w:val="4"/>
+          <w:numId w:val="1"/>
         </w:numPr>
-        <w:spacing w:before="0" w:beforeAutospacing="off" w:after="240" w:afterAutospacing="off"/>
-        <w:rPr>
-          <w:rFonts w:ascii="Calibri" w:hAnsi="Calibri" w:eastAsia="Calibri" w:cs="Calibri"/>
-          <w:noProof w:val="0"/>
+        <w:spacing w:after="240"/>
+        <w:rPr>
+          <w:rFonts w:ascii="Calibri" w:eastAsia="Calibri" w:hAnsi="Calibri" w:cs="Calibri"/>
           <w:sz w:val="24"/>
           <w:szCs w:val="24"/>
-          <w:lang w:val="de-DE"/>
-        </w:rPr>
-      </w:pPr>
-      <w:r>
-        <w:rPr>
-          <w:rFonts w:ascii="Calibri" w:hAnsi="Calibri" w:eastAsia="Calibri" w:cs="Calibri"/>
-          <w:b w:val="1"/>
-          <w:bCs w:val="1"/>
-          <w:i w:val="1"/>
-          <w:iCs w:val="1"/>
-          <w:noProof w:val="0"/>
+        </w:rPr>
+      </w:pPr>
+      <w:r>
+        <w:rPr>
+          <w:rFonts w:ascii="Calibri" w:eastAsia="Calibri" w:hAnsi="Calibri" w:cs="Calibri"/>
+          <w:b/>
+          <w:bCs/>
+          <w:i/>
+          <w:iCs/>
           <w:sz w:val="24"/>
           <w:szCs w:val="24"/>
-          <w:lang w:val="de-DE"/>
         </w:rPr>
         <w:t>Grundstellung</w:t>
       </w:r>
@@ -565,11 +442,9 @@
       </w:r>
       <w:r>
         <w:rPr>
-          <w:rFonts w:ascii="Calibri" w:hAnsi="Calibri" w:eastAsia="Calibri" w:cs="Calibri"/>
-          <w:noProof w:val="0"/>
+          <w:rFonts w:ascii="Calibri" w:eastAsia="Calibri" w:hAnsi="Calibri" w:cs="Calibri"/>
           <w:sz w:val="24"/>
           <w:szCs w:val="24"/>
-          <w:lang w:val="de-DE"/>
         </w:rPr>
         <w:t xml:space="preserve"> Wenn kein Not-Aus ausgelöst ist, dann ist die Anlage betriebsbereit. Im Ruhezustand sind Tor 1 und Tor 2 geschlossen.</w:t>
       </w:r>
@@ -579,28 +454,24 @@
         <w:pStyle w:val="Listenabsatz"/>
         <w:numPr>
           <w:ilvl w:val="0"/>
-          <w:numId w:val="4"/>
+          <w:numId w:val="1"/>
         </w:numPr>
-        <w:spacing w:before="240" w:beforeAutospacing="off" w:after="240" w:afterAutospacing="off"/>
-        <w:rPr>
-          <w:rFonts w:ascii="Calibri" w:hAnsi="Calibri" w:eastAsia="Calibri" w:cs="Calibri"/>
-          <w:noProof w:val="0"/>
+        <w:spacing w:before="240" w:after="240"/>
+        <w:rPr>
+          <w:rFonts w:ascii="Calibri" w:eastAsia="Calibri" w:hAnsi="Calibri" w:cs="Calibri"/>
           <w:sz w:val="24"/>
           <w:szCs w:val="24"/>
-          <w:lang w:val="de-DE"/>
-        </w:rPr>
-      </w:pPr>
-      <w:r>
-        <w:rPr>
-          <w:rFonts w:ascii="Calibri" w:hAnsi="Calibri" w:eastAsia="Calibri" w:cs="Calibri"/>
-          <w:b w:val="1"/>
-          <w:bCs w:val="1"/>
-          <w:i w:val="1"/>
-          <w:iCs w:val="1"/>
-          <w:noProof w:val="0"/>
+        </w:rPr>
+      </w:pPr>
+      <w:r>
+        <w:rPr>
+          <w:rFonts w:ascii="Calibri" w:eastAsia="Calibri" w:hAnsi="Calibri" w:cs="Calibri"/>
+          <w:b/>
+          <w:bCs/>
+          <w:i/>
+          <w:iCs/>
           <w:sz w:val="24"/>
           <w:szCs w:val="24"/>
-          <w:lang w:val="de-DE"/>
         </w:rPr>
         <w:t>Ablauf bei Einfahrt (Taster S1)</w:t>
       </w:r>
@@ -609,13 +480,29 @@
       </w:r>
       <w:r>
         <w:rPr>
-          <w:rFonts w:ascii="Calibri" w:hAnsi="Calibri" w:eastAsia="Calibri" w:cs="Calibri"/>
-          <w:noProof w:val="0"/>
+          <w:rFonts w:ascii="Calibri" w:eastAsia="Calibri" w:hAnsi="Calibri" w:cs="Calibri"/>
           <w:sz w:val="24"/>
           <w:szCs w:val="24"/>
-          <w:lang w:val="de-DE"/>
-        </w:rPr>
-        <w:t xml:space="preserve"> Wird der Taster S1 in der Grundstellung betätigt, dann öffnet sich Tor 1 über Motor 1. Ist Motor 1 6 Sekunden gelaufen, dann schaltet er automatisch ab, und Tor 1 ist vollständig geöffnet. Wird die Lichtschranke B1 unterbrochen, dann schließt sich Tor 1 und gleichzeitig öffnet sich Tor 2. Sind Motor 1 und Motor 2 jeweils 6 Sekunden gelaufen, dann schalten beide automatisch ab; Tor 1 ist geschlossen, Tor 2 geöffnet. Ist Tor 2 10 Sekunden geöffnet, dann schließt es sich automatisch, und die Anlage kehrt in die Grundstellung zurück.</w:t>
+        </w:rPr>
+        <w:t xml:space="preserve"> </w:t>
+      </w:r>
+      <w:proofErr w:type="gramStart"/>
+      <w:r>
+        <w:rPr>
+          <w:rFonts w:ascii="Calibri" w:eastAsia="Calibri" w:hAnsi="Calibri" w:cs="Calibri"/>
+          <w:sz w:val="24"/>
+          <w:szCs w:val="24"/>
+        </w:rPr>
+        <w:t>Wird</w:t>
+      </w:r>
+      <w:proofErr w:type="gramEnd"/>
+      <w:r>
+        <w:rPr>
+          <w:rFonts w:ascii="Calibri" w:eastAsia="Calibri" w:hAnsi="Calibri" w:cs="Calibri"/>
+          <w:sz w:val="24"/>
+          <w:szCs w:val="24"/>
+        </w:rPr>
+        <w:t xml:space="preserve"> der Taster S1 in der Grundstellung betätigt, dann öffnet sich Tor 1 über Motor 1. Ist Motor 1 6 Sekunden gelaufen, dann schaltet er automatisch ab, und Tor 1 ist vollständig geöffnet. Wird die Lichtschranke B1 unterbrochen, dann schließt sich Tor 1 und gleichzeitig öffnet sich Tor 2. Sind Motor 1 und Motor 2 jeweils 6 Sekunden gelaufen, dann schalten beide automatisch ab; Tor 1 ist geschlossen, Tor 2 geöffnet. Ist Tor 2 10 Sekunden geöffnet, dann schließt es sich automatisch, und die Anlage kehrt in die Grundstellung zurück.</w:t>
       </w:r>
     </w:p>
     <w:p>
@@ -623,55 +510,35 @@
         <w:pStyle w:val="Listenabsatz"/>
         <w:numPr>
           <w:ilvl w:val="0"/>
-          <w:numId w:val="4"/>
+          <w:numId w:val="1"/>
         </w:numPr>
-        <w:spacing w:before="240" w:beforeAutospacing="off" w:after="240" w:afterAutospacing="off"/>
-        <w:rPr>
-          <w:rFonts w:ascii="Calibri" w:hAnsi="Calibri" w:eastAsia="Calibri" w:cs="Calibri"/>
-          <w:noProof w:val="0"/>
+        <w:spacing w:before="240" w:after="240"/>
+        <w:rPr>
+          <w:rFonts w:ascii="Calibri" w:eastAsia="Calibri" w:hAnsi="Calibri" w:cs="Calibri"/>
           <w:sz w:val="24"/>
           <w:szCs w:val="24"/>
-          <w:lang w:val="de-DE"/>
-        </w:rPr>
-      </w:pPr>
-      <w:r>
-        <w:rPr>
-          <w:rFonts w:ascii="Calibri" w:hAnsi="Calibri" w:eastAsia="Calibri" w:cs="Calibri"/>
-          <w:b w:val="1"/>
-          <w:bCs w:val="1"/>
-          <w:i w:val="1"/>
-          <w:iCs w:val="1"/>
-          <w:noProof w:val="0"/>
+        </w:rPr>
+      </w:pPr>
+      <w:r>
+        <w:rPr>
+          <w:rFonts w:ascii="Calibri" w:eastAsia="Calibri" w:hAnsi="Calibri" w:cs="Calibri"/>
+          <w:b/>
+          <w:bCs/>
+          <w:i/>
+          <w:iCs/>
           <w:sz w:val="24"/>
           <w:szCs w:val="24"/>
-          <w:lang w:val="de-DE"/>
-        </w:rPr>
-        <w:t>Ablauf bei Ausfahrt (Taster S2</w:t>
-      </w:r>
-      <w:r>
-        <w:rPr>
-          <w:rFonts w:ascii="Calibri" w:hAnsi="Calibri" w:eastAsia="Calibri" w:cs="Calibri"/>
-          <w:b w:val="1"/>
-          <w:bCs w:val="1"/>
-          <w:i w:val="1"/>
-          <w:iCs w:val="1"/>
-          <w:noProof w:val="0"/>
+        </w:rPr>
+        <w:t>Ablauf bei Ausfahrt (Taster S2)</w:t>
+      </w:r>
+      <w:r>
+        <w:br/>
+      </w:r>
+      <w:r>
+        <w:rPr>
+          <w:rFonts w:ascii="Calibri" w:eastAsia="Calibri" w:hAnsi="Calibri" w:cs="Calibri"/>
           <w:sz w:val="24"/>
           <w:szCs w:val="24"/>
-          <w:lang w:val="de-DE"/>
-        </w:rPr>
-        <w:t>)</w:t>
-      </w:r>
-      <w:r>
-        <w:br/>
-      </w:r>
-      <w:r>
-        <w:rPr>
-          <w:rFonts w:ascii="Calibri" w:hAnsi="Calibri" w:eastAsia="Calibri" w:cs="Calibri"/>
-          <w:noProof w:val="0"/>
-          <w:sz w:val="24"/>
-          <w:szCs w:val="24"/>
-          <w:lang w:val="de-DE"/>
         </w:rPr>
         <w:t xml:space="preserve"> Der Ablauf erfolgt spiegelbildlich: Wird der Taster S2 in der Grundstellung betätigt, dann öffnet sich Tor 2 über Motor 2. Ist Motor 2 6 Sekunden gelaufen, dann schaltet er automatisch ab, und Tor 2 ist vollständig geöffnet. Wird die Lichtschranke B1 unterbrochen, dann schließt sich Tor 2 und gleichzeitig öffnet sich Tor 1. Sind Motor 2 und Motor 1 jeweils 6 Sekunden gelaufen, dann schalten beide automatisch ab; Tor 2 ist geschlossen, Tor 1 geöffnet. Ist Tor 1 10 Sekunden geöffnet, dann schließt es sich automatisch, und die Anlage kehrt in die Grundstellung zurück.</w:t>
       </w:r>
@@ -681,28 +548,24 @@
         <w:pStyle w:val="Listenabsatz"/>
         <w:numPr>
           <w:ilvl w:val="0"/>
-          <w:numId w:val="4"/>
+          <w:numId w:val="1"/>
         </w:numPr>
-        <w:spacing w:before="240" w:beforeAutospacing="off" w:after="240" w:afterAutospacing="off"/>
-        <w:rPr>
-          <w:rFonts w:ascii="Calibri" w:hAnsi="Calibri" w:eastAsia="Calibri" w:cs="Calibri"/>
-          <w:noProof w:val="0"/>
+        <w:spacing w:before="240" w:after="240"/>
+        <w:rPr>
+          <w:rFonts w:ascii="Calibri" w:eastAsia="Calibri" w:hAnsi="Calibri" w:cs="Calibri"/>
           <w:sz w:val="24"/>
           <w:szCs w:val="24"/>
-          <w:lang w:val="de-DE"/>
-        </w:rPr>
-      </w:pPr>
-      <w:r>
-        <w:rPr>
-          <w:rFonts w:ascii="Calibri" w:hAnsi="Calibri" w:eastAsia="Calibri" w:cs="Calibri"/>
-          <w:b w:val="1"/>
-          <w:bCs w:val="1"/>
-          <w:i w:val="1"/>
-          <w:iCs w:val="1"/>
-          <w:noProof w:val="0"/>
+        </w:rPr>
+      </w:pPr>
+      <w:r>
+        <w:rPr>
+          <w:rFonts w:ascii="Calibri" w:eastAsia="Calibri" w:hAnsi="Calibri" w:cs="Calibri"/>
+          <w:b/>
+          <w:bCs/>
+          <w:i/>
+          <w:iCs/>
           <w:sz w:val="24"/>
           <w:szCs w:val="24"/>
-          <w:lang w:val="de-DE"/>
         </w:rPr>
         <w:t>Verriegelung</w:t>
       </w:r>
@@ -711,11 +574,9 @@
       </w:r>
       <w:r>
         <w:rPr>
-          <w:rFonts w:ascii="Calibri" w:hAnsi="Calibri" w:eastAsia="Calibri" w:cs="Calibri"/>
-          <w:noProof w:val="0"/>
+          <w:rFonts w:ascii="Calibri" w:eastAsia="Calibri" w:hAnsi="Calibri" w:cs="Calibri"/>
           <w:sz w:val="24"/>
           <w:szCs w:val="24"/>
-          <w:lang w:val="de-DE"/>
         </w:rPr>
         <w:t xml:space="preserve"> Tor 1 und Tor 2 sind gegenseitig verriegelt, sodass zu keinem Zeitpunkt beide gleichzeitig geöffnet sind. Befindet sich die Anlage nicht in der Grundstellung, dann wird eine Anforderung über S1 bzw. S2 nicht angenommen. Werden S1 und S2 gleichzeitig betätigt, dann wird nur eine der beiden Anforderungen verarbeitet, die andere bleibt wirkungslos.</w:t>
       </w:r>
@@ -725,28 +586,24 @@
         <w:pStyle w:val="Listenabsatz"/>
         <w:numPr>
           <w:ilvl w:val="0"/>
-          <w:numId w:val="4"/>
+          <w:numId w:val="1"/>
         </w:numPr>
-        <w:spacing w:before="240" w:beforeAutospacing="off" w:after="240" w:afterAutospacing="off"/>
-        <w:rPr>
-          <w:rFonts w:ascii="Calibri" w:hAnsi="Calibri" w:eastAsia="Calibri" w:cs="Calibri"/>
-          <w:noProof w:val="0"/>
+        <w:spacing w:before="240" w:after="240"/>
+        <w:rPr>
+          <w:rFonts w:ascii="Calibri" w:eastAsia="Calibri" w:hAnsi="Calibri" w:cs="Calibri"/>
           <w:sz w:val="24"/>
           <w:szCs w:val="24"/>
-          <w:lang w:val="de-DE"/>
-        </w:rPr>
-      </w:pPr>
-      <w:r>
-        <w:rPr>
-          <w:rFonts w:ascii="Calibri" w:hAnsi="Calibri" w:eastAsia="Calibri" w:cs="Calibri"/>
-          <w:b w:val="1"/>
-          <w:bCs w:val="1"/>
-          <w:i w:val="1"/>
-          <w:iCs w:val="1"/>
-          <w:noProof w:val="0"/>
+        </w:rPr>
+      </w:pPr>
+      <w:r>
+        <w:rPr>
+          <w:rFonts w:ascii="Calibri" w:eastAsia="Calibri" w:hAnsi="Calibri" w:cs="Calibri"/>
+          <w:b/>
+          <w:bCs/>
+          <w:i/>
+          <w:iCs/>
           <w:sz w:val="24"/>
           <w:szCs w:val="24"/>
-          <w:lang w:val="de-DE"/>
         </w:rPr>
         <w:t>Sicherheitsfunktion (Not-Aus S0)</w:t>
       </w:r>
@@ -755,108 +612,85 @@
       </w:r>
       <w:r>
         <w:rPr>
-          <w:rFonts w:ascii="Calibri" w:hAnsi="Calibri" w:eastAsia="Calibri" w:cs="Calibri"/>
-          <w:noProof w:val="0"/>
+          <w:rFonts w:ascii="Calibri" w:eastAsia="Calibri" w:hAnsi="Calibri" w:cs="Calibri"/>
           <w:sz w:val="24"/>
           <w:szCs w:val="24"/>
-          <w:lang w:val="de-DE"/>
-        </w:rPr>
-        <w:t xml:space="preserve"> Wird der Not-Aus-Taster S0 betätigt, dann werden Motor 1 und Motor 2 unverzüglich stillgesetzt, und beide Tore verbleiben in ihrer aktuellen Stellung, bis der Not-Aus entriegelt wird. Der Not-Aus wird direkt durch die Logo! </w:t>
-      </w:r>
-      <w:r>
-        <w:rPr>
-          <w:rFonts w:ascii="Calibri" w:hAnsi="Calibri" w:eastAsia="Calibri" w:cs="Calibri"/>
-          <w:noProof w:val="0"/>
+        </w:rPr>
+        <w:t xml:space="preserve"> </w:t>
+      </w:r>
+      <w:proofErr w:type="gramStart"/>
+      <w:r>
+        <w:rPr>
+          <w:rFonts w:ascii="Calibri" w:eastAsia="Calibri" w:hAnsi="Calibri" w:cs="Calibri"/>
           <w:sz w:val="24"/>
           <w:szCs w:val="24"/>
-          <w:lang w:val="de-DE"/>
-        </w:rPr>
-        <w:t>V</w:t>
-      </w:r>
-      <w:r>
-        <w:rPr>
-          <w:rFonts w:ascii="Calibri" w:hAnsi="Calibri" w:eastAsia="Calibri" w:cs="Calibri"/>
-          <w:noProof w:val="0"/>
+        </w:rPr>
+        <w:t>Wird</w:t>
+      </w:r>
+      <w:proofErr w:type="gramEnd"/>
+      <w:r>
+        <w:rPr>
+          <w:rFonts w:ascii="Calibri" w:eastAsia="Calibri" w:hAnsi="Calibri" w:cs="Calibri"/>
           <w:sz w:val="24"/>
           <w:szCs w:val="24"/>
-          <w:lang w:val="de-DE"/>
+        </w:rPr>
+        <w:t xml:space="preserve"> der Not-Aus-Taster S0 betätigt, dann werden Motor 1 und Motor 2 unverzüglich stillgesetzt, und beide Tore verbleiben in ihrer aktuellen Stellung, bis der Not-Aus entriegelt wird. Der Not-Aus wird direkt durch die Logo! </w:t>
+      </w:r>
+      <w:r>
+        <w:rPr>
+          <w:rFonts w:ascii="Calibri" w:eastAsia="Calibri" w:hAnsi="Calibri" w:cs="Calibri"/>
+          <w:sz w:val="24"/>
+          <w:szCs w:val="24"/>
+        </w:rPr>
+        <w:t>V</w:t>
+      </w:r>
+      <w:r>
+        <w:rPr>
+          <w:rFonts w:ascii="Calibri" w:eastAsia="Calibri" w:hAnsi="Calibri" w:cs="Calibri"/>
+          <w:sz w:val="24"/>
+          <w:szCs w:val="24"/>
         </w:rPr>
         <w:t>erarbeitet.</w:t>
       </w:r>
     </w:p>
     <w:p>
-      <w:pPr>
-        <w:pStyle w:val="Listenabsatz"/>
-        <w:numPr>
-          <w:ilvl w:val="0"/>
-          <w:numId w:val="4"/>
-        </w:numPr>
-        <w:spacing w:before="240" w:beforeAutospacing="off" w:after="240" w:afterAutospacing="off"/>
-        <w:rPr>
-          <w:rFonts w:ascii="Calibri" w:hAnsi="Calibri" w:eastAsia="Calibri" w:cs="Calibri"/>
-          <w:noProof w:val="0"/>
-          <w:sz w:val="24"/>
-          <w:szCs w:val="24"/>
-          <w:lang w:val="de-DE"/>
-        </w:rPr>
-      </w:pPr>
+      <w:r>
+        <w:br w:type="page"/>
+      </w:r>
     </w:p>
     <w:p>
-      <w:r>
-        <w:br w:type="page"/>
-      </w:r>
+      <w:pPr>
+        <w:pStyle w:val="berschrift1"/>
+      </w:pPr>
+      <w:bookmarkStart w:id="4" w:name="_Toc431171599"/>
+      <w:r>
+        <w:lastRenderedPageBreak/>
+        <w:t>Zeitplan</w:t>
+      </w:r>
+      <w:bookmarkEnd w:id="4"/>
     </w:p>
     <w:p>
-      <w:pPr>
-        <w:pStyle w:val="Listenabsatz"/>
-        <w:numPr>
-          <w:ilvl w:val="0"/>
-          <w:numId w:val="4"/>
-        </w:numPr>
-        <w:spacing w:before="240" w:beforeAutospacing="off" w:after="240" w:afterAutospacing="off"/>
-        <w:rPr>
-          <w:rFonts w:ascii="Calibri" w:hAnsi="Calibri" w:eastAsia="Calibri" w:cs="Calibri"/>
-          <w:noProof w:val="0"/>
-          <w:sz w:val="24"/>
-          <w:szCs w:val="24"/>
-          <w:lang w:val="de-DE"/>
-        </w:rPr>
-      </w:pPr>
-    </w:p>
-    <w:p>
-      <w:pPr>
-        <w:pStyle w:val="berschrift1"/>
-        <w:rPr/>
-      </w:pPr>
-      <w:bookmarkStart w:name="_Toc431171599" w:id="63042173"/>
-      <w:r>
-        <w:rPr/>
-        <w:t>Zeitplan</w:t>
-      </w:r>
-      <w:bookmarkEnd w:id="63042173"/>
-    </w:p>
-    <w:p>
-      <w:pPr>
-        <w:pStyle w:val="Standard"/>
-      </w:pPr>
-      <w:r>
+      <w:r>
+        <w:rPr>
+          <w:noProof/>
+        </w:rPr>
         <w:drawing>
-          <wp:inline wp14:editId="47A1038D" wp14:anchorId="24B50F18">
+          <wp:inline distT="0" distB="0" distL="0" distR="0" wp14:anchorId="24B50F18" wp14:editId="47A1038D">
             <wp:extent cx="5762625" cy="3467100"/>
             <wp:effectExtent l="0" t="0" r="0" b="0"/>
             <wp:docPr id="1730767388" name="drawing"/>
             <wp:cNvGraphicFramePr>
-              <a:graphicFrameLocks noChangeAspect="1"/>
+              <a:graphicFrameLocks xmlns:a="http://schemas.openxmlformats.org/drawingml/2006/main" noChangeAspect="1"/>
             </wp:cNvGraphicFramePr>
-            <a:graphic>
-              <a:graphicData xmlns:a="http://schemas.openxmlformats.org/drawingml/2006/main" uri="http://schemas.openxmlformats.org/drawingml/2006/picture">
+            <a:graphic xmlns:a="http://schemas.openxmlformats.org/drawingml/2006/main">
+              <a:graphicData uri="http://schemas.openxmlformats.org/drawingml/2006/picture">
                 <pic:pic xmlns:pic="http://schemas.openxmlformats.org/drawingml/2006/picture">
                   <pic:nvPicPr>
                     <pic:cNvPr id="1730767388" name="Picture 1730767388"/>
                     <pic:cNvPicPr/>
                   </pic:nvPicPr>
                   <pic:blipFill>
-                    <a:blip xmlns:r="http://schemas.openxmlformats.org/officeDocument/2006/relationships" r:embed="rId2025970450">
+                    <a:blip r:embed="rId6">
                       <a:extLst>
                         <a:ext uri="{28A0092B-C50C-407E-A947-70E740481C1C}">
                           <a14:useLocalDpi xmlns:a14="http://schemas.microsoft.com/office/drawing/2010/main"/>
@@ -886,29 +720,319 @@
     <w:p>
       <w:pPr>
         <w:pStyle w:val="berschrift1"/>
-        <w:rPr/>
-      </w:pPr>
-      <w:bookmarkStart w:name="_Toc1648232820" w:id="457853776"/>
-      <w:r>
-        <w:rPr/>
+      </w:pPr>
+      <w:bookmarkStart w:id="5" w:name="_Toc1648232820"/>
+      <w:r>
         <w:t>Definition</w:t>
       </w:r>
-      <w:bookmarkEnd w:id="457853776"/>
+      <w:bookmarkEnd w:id="5"/>
     </w:p>
     <w:p>
+      <w:r>
+        <w:t xml:space="preserve">Motor 1 </w:t>
+      </w:r>
+      <w:r>
+        <w:sym w:font="Wingdings" w:char="F0E0"/>
+      </w:r>
+      <w:r>
+        <w:t xml:space="preserve"> 400V 1,7A 0,1kW</w:t>
+      </w:r>
+    </w:p>
+    <w:p>
+      <w:r>
+        <w:t xml:space="preserve">Motor 2 </w:t>
+      </w:r>
+      <w:r>
+        <w:sym w:font="Wingdings" w:char="F0E0"/>
+      </w:r>
+      <w:r>
+        <w:t xml:space="preserve"> 400V 0,41A 0,12kW</w:t>
+      </w:r>
+    </w:p>
+    <w:p>
+      <w:r>
+        <w:t xml:space="preserve">MSS 1 </w:t>
+      </w:r>
+      <w:r>
+        <w:sym w:font="Wingdings" w:char="F0E0"/>
+      </w:r>
+      <w:r>
+        <w:t xml:space="preserve"> 1,4A-2A </w:t>
+      </w:r>
+    </w:p>
+    <w:p>
+      <w:r>
+        <w:t xml:space="preserve">MSS 2 </w:t>
+      </w:r>
+      <w:r>
+        <w:sym w:font="Wingdings" w:char="F0E0"/>
+      </w:r>
+      <w:r>
+        <w:t xml:space="preserve"> 0,35A-0,5A</w:t>
+      </w:r>
+    </w:p>
+    <w:p>
+      <w:r>
+        <w:t xml:space="preserve">Lichtschranke </w:t>
+      </w:r>
+      <w:r>
+        <w:sym w:font="Wingdings" w:char="F0E0"/>
+      </w:r>
+      <w:r>
+        <w:t xml:space="preserve"> </w:t>
+      </w:r>
+      <w:r>
+        <w:t xml:space="preserve">Banner Mini-BEAM SM312LP </w:t>
+      </w:r>
+      <w:r>
+        <w:sym w:font="Wingdings" w:char="F0E0"/>
+      </w:r>
+      <w:r>
+        <w:t xml:space="preserve"> 10V-30V DC 150mA</w:t>
+      </w:r>
+    </w:p>
+    <w:p>
+      <w:pPr>
+        <w:rPr>
+          <w:lang w:val="en-GB"/>
+        </w:rPr>
+      </w:pPr>
+      <w:r>
+        <w:rPr>
+          <w:lang w:val="en-GB"/>
+        </w:rPr>
+        <w:t xml:space="preserve">Taster 1 </w:t>
+      </w:r>
+      <w:r>
+        <w:sym w:font="Wingdings" w:char="F0E0"/>
+      </w:r>
+      <w:r>
+        <w:rPr>
+          <w:lang w:val="en-GB"/>
+        </w:rPr>
+        <w:t xml:space="preserve"> S</w:t>
+      </w:r>
+      <w:r>
+        <w:rPr>
+          <w:lang w:val="en-GB"/>
+        </w:rPr>
+        <w:t>iemens 3</w:t>
+      </w:r>
+      <w:r>
+        <w:rPr>
+          <w:lang w:val="en-GB"/>
+        </w:rPr>
+        <w:t>SB</w:t>
+      </w:r>
+      <w:r>
+        <w:rPr>
+          <w:lang w:val="en-GB"/>
+        </w:rPr>
+        <w:t>3400-0</w:t>
+      </w:r>
+      <w:r>
+        <w:rPr>
+          <w:lang w:val="en-GB"/>
+        </w:rPr>
+        <w:t xml:space="preserve">B </w:t>
+      </w:r>
+      <w:r>
+        <w:sym w:font="Wingdings" w:char="F0E0"/>
+      </w:r>
+      <w:r>
+        <w:rPr>
+          <w:lang w:val="en-GB"/>
+        </w:rPr>
+        <w:t xml:space="preserve"> 400V AC 10A</w:t>
+      </w:r>
+    </w:p>
+    <w:p>
+      <w:pPr>
+        <w:rPr>
+          <w:lang w:val="en-GB"/>
+        </w:rPr>
+      </w:pPr>
+      <w:r>
+        <w:rPr>
+          <w:lang w:val="en-GB"/>
+        </w:rPr>
+        <w:t xml:space="preserve">Taster 2 </w:t>
+      </w:r>
+      <w:r>
+        <w:sym w:font="Wingdings" w:char="F0E0"/>
+      </w:r>
+      <w:r>
+        <w:rPr>
+          <w:lang w:val="en-GB"/>
+        </w:rPr>
+        <w:t xml:space="preserve"> S</w:t>
+      </w:r>
+      <w:r>
+        <w:rPr>
+          <w:lang w:val="en-GB"/>
+        </w:rPr>
+        <w:t>iemens 3</w:t>
+      </w:r>
+      <w:r>
+        <w:rPr>
+          <w:lang w:val="en-GB"/>
+        </w:rPr>
+        <w:t>SU</w:t>
+      </w:r>
+      <w:r>
+        <w:rPr>
+          <w:lang w:val="en-GB"/>
+        </w:rPr>
+        <w:t>1400-1</w:t>
+      </w:r>
+      <w:r>
+        <w:rPr>
+          <w:lang w:val="en-GB"/>
+        </w:rPr>
+        <w:t>AA</w:t>
+      </w:r>
+      <w:r>
+        <w:rPr>
+          <w:lang w:val="en-GB"/>
+        </w:rPr>
+        <w:t>10-1</w:t>
+      </w:r>
+      <w:r>
+        <w:rPr>
+          <w:lang w:val="en-GB"/>
+        </w:rPr>
+        <w:t>BA</w:t>
+      </w:r>
+      <w:r>
+        <w:rPr>
+          <w:lang w:val="en-GB"/>
+        </w:rPr>
+        <w:t>0</w:t>
+      </w:r>
+      <w:r>
+        <w:rPr>
+          <w:lang w:val="en-GB"/>
+        </w:rPr>
+        <w:t xml:space="preserve"> </w:t>
+      </w:r>
+      <w:r>
+        <w:sym w:font="Wingdings" w:char="F0E0"/>
+      </w:r>
+      <w:r>
+        <w:rPr>
+          <w:lang w:val="en-GB"/>
+        </w:rPr>
+        <w:t xml:space="preserve"> 230V A</w:t>
+      </w:r>
+      <w:r>
+        <w:rPr>
+          <w:lang w:val="en-GB"/>
+        </w:rPr>
+        <w:t>C 6A</w:t>
+      </w:r>
+    </w:p>
+    <w:p>
+      <w:pPr>
+        <w:rPr>
+          <w:lang w:val="en-GB"/>
+        </w:rPr>
+      </w:pPr>
+      <w:r>
+        <w:rPr>
+          <w:lang w:val="en-GB"/>
+        </w:rPr>
+        <w:t xml:space="preserve">Not-AUS-Taster </w:t>
+      </w:r>
+      <w:r>
+        <w:rPr>
+          <w:lang w:val="en-GB"/>
+        </w:rPr>
+        <w:sym w:font="Wingdings" w:char="F0E0"/>
+      </w:r>
+      <w:r>
+        <w:rPr>
+          <w:lang w:val="en-GB"/>
+        </w:rPr>
+        <w:t xml:space="preserve"> S</w:t>
+      </w:r>
+      <w:r>
+        <w:rPr>
+          <w:lang w:val="en-GB"/>
+        </w:rPr>
+        <w:t>iemens 3</w:t>
+      </w:r>
+      <w:r>
+        <w:rPr>
+          <w:lang w:val="en-GB"/>
+        </w:rPr>
+        <w:t>SU</w:t>
+      </w:r>
+      <w:r>
+        <w:rPr>
+          <w:lang w:val="en-GB"/>
+        </w:rPr>
+        <w:t>1400-1</w:t>
+      </w:r>
+      <w:r>
+        <w:rPr>
+          <w:lang w:val="en-GB"/>
+        </w:rPr>
+        <w:t>AA</w:t>
+      </w:r>
+      <w:r>
+        <w:rPr>
+          <w:lang w:val="en-GB"/>
+        </w:rPr>
+        <w:t>10-1</w:t>
+      </w:r>
+      <w:r>
+        <w:rPr>
+          <w:lang w:val="en-GB"/>
+        </w:rPr>
+        <w:t>CA</w:t>
+      </w:r>
+      <w:r>
+        <w:rPr>
+          <w:lang w:val="en-GB"/>
+        </w:rPr>
+        <w:t>0</w:t>
+      </w:r>
+      <w:r>
+        <w:rPr>
+          <w:lang w:val="en-GB"/>
+        </w:rPr>
+        <w:t xml:space="preserve"> </w:t>
+      </w:r>
+      <w:r>
+        <w:rPr>
+          <w:lang w:val="en-GB"/>
+        </w:rPr>
+        <w:sym w:font="Wingdings" w:char="F0E0"/>
+      </w:r>
+      <w:r>
+        <w:rPr>
+          <w:lang w:val="en-GB"/>
+        </w:rPr>
+        <w:t xml:space="preserve"> 230V AC 6A</w:t>
+      </w:r>
+    </w:p>
+    <w:p>
       <w:pPr>
         <w:pStyle w:val="berschrift1"/>
-        <w:rPr/>
-      </w:pPr>
-      <w:bookmarkStart w:name="_Toc136433810" w:id="897841552"/>
-      <w:r>
-        <w:rPr/>
+      </w:pPr>
+      <w:bookmarkStart w:id="6" w:name="_Toc136433810"/>
+      <w:r>
         <w:t>Quellen</w:t>
       </w:r>
-      <w:bookmarkEnd w:id="897841552"/>
+      <w:bookmarkEnd w:id="6"/>
+    </w:p>
+    <w:p>
+      <w:r>
+        <w:t>Keine Quellen</w:t>
+      </w:r>
     </w:p>
     <w:sectPr>
-      <w:pgSz w:w="11906" w:h="16838" w:orient="portrait"/>
+      <w:pgSz w:w="11906" w:h="16838"/>
       <w:pgMar w:top="1417" w:right="1417" w:bottom="1134" w:left="1417" w:header="708" w:footer="708" w:gutter="0"/>
       <w:cols w:space="708"/>
       <w:docGrid w:linePitch="360"/>
@@ -919,118 +1043,6 @@
 
 <file path=word/numbering.xml><?xml version="1.0" encoding="utf-8"?>
 <w:numbering xmlns:wpc="http://schemas.microsoft.com/office/word/2010/wordprocessingCanvas" xmlns:cx="http://schemas.microsoft.com/office/drawing/2014/chartex" xmlns:cx1="http://schemas.microsoft.com/office/drawing/2015/9/8/chartex" xmlns:cx2="http://schemas.microsoft.com/office/drawing/2015/10/21/chartex" xmlns:cx3="http://schemas.microsoft.com/office/drawing/2016/5/9/chartex" xmlns:cx4="http://schemas.microsoft.com/office/drawing/2016/5/10/chartex" xmlns:cx5="http://schemas.microsoft.com/office/drawing/2016/5/11/chartex" xmlns:cx6="http://schemas.microsoft.com/office/drawing/2016/5/12/chartex" xmlns:cx7="http://schemas.microsoft.com/office/drawing/2016/5/13/chartex" xmlns:cx8="http://schemas.microsoft.com/office/drawing/2016/5/14/chartex" xmlns:mc="http://schemas.openxmlformats.org/markup-compatibility/2006" xmlns:aink="http://schemas.microsoft.com/office/drawing/2016/ink" xmlns:am3d="http://schemas.microsoft.com/office/drawing/2017/model3d" xmlns:o="urn:schemas-microsoft-com:office:office" xmlns:oel="http://schemas.microsoft.com/office/2019/extlst" xmlns:r="http://schemas.openxmlformats.org/officeDocument/2006/relationships" xmlns:m="http://schemas.openxmlformats.org/officeDocument/2006/math" xmlns:v="urn:schemas-microsoft-com:vml" xmlns:wp14="http://schemas.microsoft.com/office/word/2010/wordprocessingDrawing" xmlns:wp="http://schemas.openxmlformats.org/drawingml/2006/wordprocessingDrawing" xmlns:w10="urn:schemas-microsoft-com:office:word" xmlns:w="http://schemas.openxmlformats.org/wordprocessingml/2006/main" xmlns:w14="http://schemas.microsoft.com/office/word/2010/wordml" xmlns:w15="http://schemas.microsoft.com/office/word/2012/wordml" xmlns:w16cex="http://schemas.microsoft.com/office/word/2018/wordml/cex" xmlns:w16cid="http://schemas.microsoft.com/office/word/2016/wordml/cid" xmlns:w16="http://schemas.microsoft.com/office/word/2018/wordml" xmlns:w16du="http://schemas.microsoft.com/office/word/2023/wordml/word16du" xmlns:w16sdtdh="http://schemas.microsoft.com/office/word/2020/wordml/sdtdatahash" xmlns:w16se="http://schemas.microsoft.com/office/word/2015/wordml/symex" xmlns:wpg="http://schemas.microsoft.com/office/word/2010/wordprocessingGroup" xmlns:wpi="http://schemas.microsoft.com/office/word/2010/wordprocessingInk" xmlns:wne="http://schemas.microsoft.com/office/word/2006/wordml" xmlns:wps="http://schemas.microsoft.com/office/word/2010/wordprocessingShape" mc:Ignorable="w14 w15 w16se w16cid w16 w16cex w16sdtdh wp14">
-  <w:abstractNum xmlns:w="http://schemas.openxmlformats.org/wordprocessingml/2006/main" w:abstractNumId="3">
-    <w:nsid w:val="7119dae6"/>
-    <w:multiLevelType xmlns:w="http://schemas.openxmlformats.org/wordprocessingml/2006/main" w:val="hybridMultilevel"/>
-    <w:lvl xmlns:w="http://schemas.openxmlformats.org/wordprocessingml/2006/main" w:ilvl="0">
-      <w:start w:val="1"/>
-      <w:numFmt w:val="bullet"/>
-      <w:lvlText w:val=""/>
-      <w:lvlJc w:val="left"/>
-      <w:pPr>
-        <w:ind w:left="720" w:hanging="360"/>
-      </w:pPr>
-      <w:rPr>
-        <w:rFonts w:hint="default" w:ascii="Symbol" w:hAnsi="Symbol"/>
-      </w:rPr>
-    </w:lvl>
-    <w:lvl xmlns:w="http://schemas.openxmlformats.org/wordprocessingml/2006/main" w:ilvl="1">
-      <w:start w:val="1"/>
-      <w:numFmt w:val="bullet"/>
-      <w:lvlText w:val="o"/>
-      <w:lvlJc w:val="left"/>
-      <w:pPr>
-        <w:ind w:left="1440" w:hanging="360"/>
-      </w:pPr>
-      <w:rPr>
-        <w:rFonts w:hint="default" w:ascii="Courier New" w:hAnsi="Courier New"/>
-      </w:rPr>
-    </w:lvl>
-    <w:lvl xmlns:w="http://schemas.openxmlformats.org/wordprocessingml/2006/main" w:ilvl="2">
-      <w:start w:val="1"/>
-      <w:numFmt w:val="bullet"/>
-      <w:lvlText w:val=""/>
-      <w:lvlJc w:val="left"/>
-      <w:pPr>
-        <w:ind w:left="2160" w:hanging="360"/>
-      </w:pPr>
-      <w:rPr>
-        <w:rFonts w:hint="default" w:ascii="Wingdings" w:hAnsi="Wingdings"/>
-      </w:rPr>
-    </w:lvl>
-    <w:lvl xmlns:w="http://schemas.openxmlformats.org/wordprocessingml/2006/main" w:ilvl="3">
-      <w:start w:val="1"/>
-      <w:numFmt w:val="bullet"/>
-      <w:lvlText w:val=""/>
-      <w:lvlJc w:val="left"/>
-      <w:pPr>
-        <w:ind w:left="2880" w:hanging="360"/>
-      </w:pPr>
-      <w:rPr>
-        <w:rFonts w:hint="default" w:ascii="Symbol" w:hAnsi="Symbol"/>
-      </w:rPr>
-    </w:lvl>
-    <w:lvl xmlns:w="http://schemas.openxmlformats.org/wordprocessingml/2006/main" w:ilvl="4">
-      <w:start w:val="1"/>
-      <w:numFmt w:val="bullet"/>
-      <w:lvlText w:val="o"/>
-      <w:lvlJc w:val="left"/>
-      <w:pPr>
-        <w:ind w:left="3600" w:hanging="360"/>
-      </w:pPr>
-      <w:rPr>
-        <w:rFonts w:hint="default" w:ascii="Courier New" w:hAnsi="Courier New"/>
-      </w:rPr>
-    </w:lvl>
-    <w:lvl xmlns:w="http://schemas.openxmlformats.org/wordprocessingml/2006/main" w:ilvl="5">
-      <w:start w:val="1"/>
-      <w:numFmt w:val="bullet"/>
-      <w:lvlText w:val=""/>
-      <w:lvlJc w:val="left"/>
-      <w:pPr>
-        <w:ind w:left="4320" w:hanging="360"/>
-      </w:pPr>
-      <w:rPr>
-        <w:rFonts w:hint="default" w:ascii="Wingdings" w:hAnsi="Wingdings"/>
-      </w:rPr>
-    </w:lvl>
-    <w:lvl xmlns:w="http://schemas.openxmlformats.org/wordprocessingml/2006/main" w:ilvl="6">
-      <w:start w:val="1"/>
-      <w:numFmt w:val="bullet"/>
-      <w:lvlText w:val=""/>
-      <w:lvlJc w:val="left"/>
-      <w:pPr>
-        <w:ind w:left="5040" w:hanging="360"/>
-      </w:pPr>
-      <w:rPr>
-        <w:rFonts w:hint="default" w:ascii="Symbol" w:hAnsi="Symbol"/>
-      </w:rPr>
-    </w:lvl>
-    <w:lvl xmlns:w="http://schemas.openxmlformats.org/wordprocessingml/2006/main" w:ilvl="7">
-      <w:start w:val="1"/>
-      <w:numFmt w:val="bullet"/>
-      <w:lvlText w:val="o"/>
-      <w:lvlJc w:val="left"/>
-      <w:pPr>
-        <w:ind w:left="5760" w:hanging="360"/>
-      </w:pPr>
-      <w:rPr>
-        <w:rFonts w:hint="default" w:ascii="Courier New" w:hAnsi="Courier New"/>
-      </w:rPr>
-    </w:lvl>
-    <w:lvl xmlns:w="http://schemas.openxmlformats.org/wordprocessingml/2006/main" w:ilvl="8">
-      <w:start w:val="1"/>
-      <w:numFmt w:val="bullet"/>
-      <w:lvlText w:val=""/>
-      <w:lvlJc w:val="left"/>
-      <w:pPr>
-        <w:ind w:left="6480" w:hanging="360"/>
-      </w:pPr>
-      <w:rPr>
-        <w:rFonts w:hint="default" w:ascii="Wingdings" w:hAnsi="Wingdings"/>
-      </w:rPr>
-    </w:lvl>
-  </w:abstractNum>
   <w:abstractNum w:abstractNumId="0" w15:restartNumberingAfterBreak="0">
     <w:nsid w:val="05540AEC"/>
     <w:multiLevelType w:val="multilevel"/>
@@ -1213,6 +1225,119 @@
     </w:lvl>
   </w:abstractNum>
   <w:abstractNum w:abstractNumId="2" w15:restartNumberingAfterBreak="0">
+    <w:nsid w:val="7119DAE6"/>
+    <w:multiLevelType w:val="hybridMultilevel"/>
+    <w:tmpl w:val="9FAAE834"/>
+    <w:lvl w:ilvl="0" w:tplc="DA5C7608">
+      <w:start w:val="1"/>
+      <w:numFmt w:val="bullet"/>
+      <w:lvlText w:val=""/>
+      <w:lvlJc w:val="left"/>
+      <w:pPr>
+        <w:ind w:left="720" w:hanging="360"/>
+      </w:pPr>
+      <w:rPr>
+        <w:rFonts w:ascii="Symbol" w:hAnsi="Symbol" w:hint="default"/>
+      </w:rPr>
+    </w:lvl>
+    <w:lvl w:ilvl="1" w:tplc="9B94FC56">
+      <w:start w:val="1"/>
+      <w:numFmt w:val="bullet"/>
+      <w:lvlText w:val="o"/>
+      <w:lvlJc w:val="left"/>
+      <w:pPr>
+        <w:ind w:left="1440" w:hanging="360"/>
+      </w:pPr>
+      <w:rPr>
+        <w:rFonts w:ascii="Courier New" w:hAnsi="Courier New" w:hint="default"/>
+      </w:rPr>
+    </w:lvl>
+    <w:lvl w:ilvl="2" w:tplc="F6B87EF4">
+      <w:start w:val="1"/>
+      <w:numFmt w:val="bullet"/>
+      <w:lvlText w:val=""/>
+      <w:lvlJc w:val="left"/>
+      <w:pPr>
+        <w:ind w:left="2160" w:hanging="360"/>
+      </w:pPr>
+      <w:rPr>
+        <w:rFonts w:ascii="Wingdings" w:hAnsi="Wingdings" w:hint="default"/>
+      </w:rPr>
+    </w:lvl>
+    <w:lvl w:ilvl="3" w:tplc="F96060FE">
+      <w:start w:val="1"/>
+      <w:numFmt w:val="bullet"/>
+      <w:lvlText w:val=""/>
+      <w:lvlJc w:val="left"/>
+      <w:pPr>
+        <w:ind w:left="2880" w:hanging="360"/>
+      </w:pPr>
+      <w:rPr>
+        <w:rFonts w:ascii="Symbol" w:hAnsi="Symbol" w:hint="default"/>
+      </w:rPr>
+    </w:lvl>
+    <w:lvl w:ilvl="4" w:tplc="4F12CD34">
+      <w:start w:val="1"/>
+      <w:numFmt w:val="bullet"/>
+      <w:lvlText w:val="o"/>
+      <w:lvlJc w:val="left"/>
+      <w:pPr>
+        <w:ind w:left="3600" w:hanging="360"/>
+      </w:pPr>
+      <w:rPr>
+        <w:rFonts w:ascii="Courier New" w:hAnsi="Courier New" w:hint="default"/>
+      </w:rPr>
+    </w:lvl>
+    <w:lvl w:ilvl="5" w:tplc="DCD0D7C8">
+      <w:start w:val="1"/>
+      <w:numFmt w:val="bullet"/>
+      <w:lvlText w:val=""/>
+      <w:lvlJc w:val="left"/>
+      <w:pPr>
+        <w:ind w:left="4320" w:hanging="360"/>
+      </w:pPr>
+      <w:rPr>
+        <w:rFonts w:ascii="Wingdings" w:hAnsi="Wingdings" w:hint="default"/>
+      </w:rPr>
+    </w:lvl>
+    <w:lvl w:ilvl="6" w:tplc="C7A69D98">
+      <w:start w:val="1"/>
+      <w:numFmt w:val="bullet"/>
+      <w:lvlText w:val=""/>
+      <w:lvlJc w:val="left"/>
+      <w:pPr>
+        <w:ind w:left="5040" w:hanging="360"/>
+      </w:pPr>
+      <w:rPr>
+        <w:rFonts w:ascii="Symbol" w:hAnsi="Symbol" w:hint="default"/>
+      </w:rPr>
+    </w:lvl>
+    <w:lvl w:ilvl="7" w:tplc="7ECE4150">
+      <w:start w:val="1"/>
+      <w:numFmt w:val="bullet"/>
+      <w:lvlText w:val="o"/>
+      <w:lvlJc w:val="left"/>
+      <w:pPr>
+        <w:ind w:left="5760" w:hanging="360"/>
+      </w:pPr>
+      <w:rPr>
+        <w:rFonts w:ascii="Courier New" w:hAnsi="Courier New" w:hint="default"/>
+      </w:rPr>
+    </w:lvl>
+    <w:lvl w:ilvl="8" w:tplc="273ECF02">
+      <w:start w:val="1"/>
+      <w:numFmt w:val="bullet"/>
+      <w:lvlText w:val=""/>
+      <w:lvlJc w:val="left"/>
+      <w:pPr>
+        <w:ind w:left="6480" w:hanging="360"/>
+      </w:pPr>
+      <w:rPr>
+        <w:rFonts w:ascii="Wingdings" w:hAnsi="Wingdings" w:hint="default"/>
+      </w:rPr>
+    </w:lvl>
+  </w:abstractNum>
+  <w:abstractNum w:abstractNumId="3" w15:restartNumberingAfterBreak="0">
     <w:nsid w:val="720A3A9A"/>
     <w:multiLevelType w:val="hybridMultilevel"/>
     <w:tmpl w:val="CBF0322E"/>
@@ -1225,7 +1350,7 @@
         <w:ind w:left="720" w:hanging="360"/>
       </w:pPr>
       <w:rPr>
-        <w:rFonts w:hint="default" w:ascii="Symbol" w:hAnsi="Symbol"/>
+        <w:rFonts w:ascii="Symbol" w:hAnsi="Symbol" w:hint="default"/>
       </w:rPr>
     </w:lvl>
     <w:lvl w:ilvl="1" w:tplc="04070003" w:tentative="1">
@@ -1237,7 +1362,7 @@
         <w:ind w:left="1440" w:hanging="360"/>
       </w:pPr>
       <w:rPr>
-        <w:rFonts w:hint="default" w:ascii="Courier New" w:hAnsi="Courier New" w:cs="Courier New"/>
+        <w:rFonts w:ascii="Courier New" w:hAnsi="Courier New" w:cs="Courier New" w:hint="default"/>
       </w:rPr>
     </w:lvl>
     <w:lvl w:ilvl="2" w:tplc="04070005" w:tentative="1">
@@ -1249,7 +1374,7 @@
         <w:ind w:left="2160" w:hanging="360"/>
       </w:pPr>
       <w:rPr>
-        <w:rFonts w:hint="default" w:ascii="Wingdings" w:hAnsi="Wingdings"/>
+        <w:rFonts w:ascii="Wingdings" w:hAnsi="Wingdings" w:hint="default"/>
       </w:rPr>
     </w:lvl>
     <w:lvl w:ilvl="3" w:tplc="04070001" w:tentative="1">
@@ -1261,7 +1386,7 @@
         <w:ind w:left="2880" w:hanging="360"/>
       </w:pPr>
       <w:rPr>
-        <w:rFonts w:hint="default" w:ascii="Symbol" w:hAnsi="Symbol"/>
+        <w:rFonts w:ascii="Symbol" w:hAnsi="Symbol" w:hint="default"/>
       </w:rPr>
     </w:lvl>
     <w:lvl w:ilvl="4" w:tplc="04070003" w:tentative="1">
@@ -1273,7 +1398,7 @@
         <w:ind w:left="3600" w:hanging="360"/>
       </w:pPr>
       <w:rPr>
-        <w:rFonts w:hint="default" w:ascii="Courier New" w:hAnsi="Courier New" w:cs="Courier New"/>
+        <w:rFonts w:ascii="Courier New" w:hAnsi="Courier New" w:cs="Courier New" w:hint="default"/>
       </w:rPr>
     </w:lvl>
     <w:lvl w:ilvl="5" w:tplc="04070005" w:tentative="1">
@@ -1285,7 +1410,7 @@
         <w:ind w:left="4320" w:hanging="360"/>
       </w:pPr>
       <w:rPr>
-        <w:rFonts w:hint="default" w:ascii="Wingdings" w:hAnsi="Wingdings"/>
+        <w:rFonts w:ascii="Wingdings" w:hAnsi="Wingdings" w:hint="default"/>
       </w:rPr>
     </w:lvl>
     <w:lvl w:ilvl="6" w:tplc="04070001" w:tentative="1">
@@ -1297,7 +1422,7 @@
         <w:ind w:left="5040" w:hanging="360"/>
       </w:pPr>
       <w:rPr>
-        <w:rFonts w:hint="default" w:ascii="Symbol" w:hAnsi="Symbol"/>
+        <w:rFonts w:ascii="Symbol" w:hAnsi="Symbol" w:hint="default"/>
       </w:rPr>
     </w:lvl>
     <w:lvl w:ilvl="7" w:tplc="04070003" w:tentative="1">
@@ -1309,7 +1434,7 @@
         <w:ind w:left="5760" w:hanging="360"/>
       </w:pPr>
       <w:rPr>
-        <w:rFonts w:hint="default" w:ascii="Courier New" w:hAnsi="Courier New" w:cs="Courier New"/>
+        <w:rFonts w:ascii="Courier New" w:hAnsi="Courier New" w:cs="Courier New" w:hint="default"/>
       </w:rPr>
     </w:lvl>
     <w:lvl w:ilvl="8" w:tplc="04070005" w:tentative="1">
@@ -1321,31 +1446,31 @@
         <w:ind w:left="6480" w:hanging="360"/>
       </w:pPr>
       <w:rPr>
-        <w:rFonts w:hint="default" w:ascii="Wingdings" w:hAnsi="Wingdings"/>
+        <w:rFonts w:ascii="Wingdings" w:hAnsi="Wingdings" w:hint="default"/>
       </w:rPr>
     </w:lvl>
   </w:abstractNum>
-  <w:num w:numId="4">
-    <w:abstractNumId w:val="3"/>
+  <w:num w:numId="1" w16cid:durableId="837575964">
+    <w:abstractNumId w:val="2"/>
   </w:num>
-  <w:num w:numId="1" w16cid:durableId="1185174880">
+  <w:num w:numId="2" w16cid:durableId="1185174880">
     <w:abstractNumId w:val="1"/>
   </w:num>
-  <w:num w:numId="2" w16cid:durableId="1907180554">
+  <w:num w:numId="3" w16cid:durableId="1907180554">
     <w:abstractNumId w:val="0"/>
   </w:num>
-  <w:num w:numId="3" w16cid:durableId="1235895970">
-    <w:abstractNumId w:val="2"/>
+  <w:num w:numId="4" w16cid:durableId="1235895970">
+    <w:abstractNumId w:val="3"/>
   </w:num>
 </w:numbering>
 </file>
 
 <file path=word/styles.xml><?xml version="1.0" encoding="utf-8"?>
-<w:styles xmlns:wp14="http://schemas.microsoft.com/office/word/2010/wordprocessingDrawing" xmlns:mc="http://schemas.openxmlformats.org/markup-compatibility/2006" xmlns:r="http://schemas.openxmlformats.org/officeDocument/2006/relationships" xmlns:w="http://schemas.openxmlformats.org/wordprocessingml/2006/main" xmlns:w14="http://schemas.microsoft.com/office/word/2010/wordml" xmlns:w15="http://schemas.microsoft.com/office/word/2012/wordml" xmlns:w16cex="http://schemas.microsoft.com/office/word/2018/wordml/cex" xmlns:w16cid="http://schemas.microsoft.com/office/word/2016/wordml/cid" xmlns:w16="http://schemas.microsoft.com/office/word/2018/wordml" xmlns:w16sdtdh="http://schemas.microsoft.com/office/word/2020/wordml/sdtdatahash" xmlns:w16se="http://schemas.microsoft.com/office/word/2015/wordml/symex" mc:Ignorable="w14 w15 w16se w16cid w16 w16cex w16sdtdh wp14">
+<w:styles xmlns:mc="http://schemas.openxmlformats.org/markup-compatibility/2006" xmlns:r="http://schemas.openxmlformats.org/officeDocument/2006/relationships" xmlns:w="http://schemas.openxmlformats.org/wordprocessingml/2006/main" xmlns:w14="http://schemas.microsoft.com/office/word/2010/wordml" xmlns:w15="http://schemas.microsoft.com/office/word/2012/wordml" xmlns:w16cex="http://schemas.microsoft.com/office/word/2018/wordml/cex" xmlns:w16cid="http://schemas.microsoft.com/office/word/2016/wordml/cid" xmlns:w16="http://schemas.microsoft.com/office/word/2018/wordml" xmlns:w16sdtdh="http://schemas.microsoft.com/office/word/2020/wordml/sdtdatahash" xmlns:w16se="http://schemas.microsoft.com/office/word/2015/wordml/symex" mc:Ignorable="w14 w15 w16se w16cid w16 w16cex w16sdtdh">
   <w:docDefaults>
     <w:rPrDefault>
       <w:rPr>
-        <w:rFonts w:asciiTheme="minorHAnsi" w:hAnsiTheme="minorHAnsi" w:eastAsiaTheme="minorHAnsi" w:cstheme="minorBidi"/>
+        <w:rFonts w:asciiTheme="minorHAnsi" w:eastAsiaTheme="minorHAnsi" w:hAnsiTheme="minorHAnsi" w:cstheme="minorBidi"/>
         <w:sz w:val="22"/>
         <w:szCs w:val="22"/>
         <w:lang w:val="de-DE" w:eastAsia="en-US" w:bidi="ar-SA"/>
@@ -1360,14 +1485,14 @@
   <w:latentStyles w:defLockedState="0" w:defUIPriority="99" w:defSemiHidden="0" w:defUnhideWhenUsed="0" w:defQFormat="0" w:count="376">
     <w:lsdException w:name="Normal" w:uiPriority="0" w:qFormat="1"/>
     <w:lsdException w:name="heading 1" w:uiPriority="9" w:qFormat="1"/>
-    <w:lsdException w:name="heading 2" w:uiPriority="9" w:semiHidden="1" w:unhideWhenUsed="1" w:qFormat="1"/>
-    <w:lsdException w:name="heading 3" w:uiPriority="9" w:semiHidden="1" w:unhideWhenUsed="1" w:qFormat="1"/>
-    <w:lsdException w:name="heading 4" w:uiPriority="9" w:semiHidden="1" w:unhideWhenUsed="1" w:qFormat="1"/>
-    <w:lsdException w:name="heading 5" w:uiPriority="9" w:semiHidden="1" w:unhideWhenUsed="1" w:qFormat="1"/>
-    <w:lsdException w:name="heading 6" w:uiPriority="9" w:semiHidden="1" w:unhideWhenUsed="1" w:qFormat="1"/>
-    <w:lsdException w:name="heading 7" w:uiPriority="9" w:semiHidden="1" w:unhideWhenUsed="1" w:qFormat="1"/>
-    <w:lsdException w:name="heading 8" w:uiPriority="9" w:semiHidden="1" w:unhideWhenUsed="1" w:qFormat="1"/>
-    <w:lsdException w:name="heading 9" w:uiPriority="9" w:semiHidden="1" w:unhideWhenUsed="1" w:qFormat="1"/>
+    <w:lsdException w:name="heading 2" w:semiHidden="1" w:uiPriority="9" w:unhideWhenUsed="1" w:qFormat="1"/>
+    <w:lsdException w:name="heading 3" w:semiHidden="1" w:uiPriority="9" w:unhideWhenUsed="1" w:qFormat="1"/>
+    <w:lsdException w:name="heading 4" w:semiHidden="1" w:uiPriority="9" w:unhideWhenUsed="1" w:qFormat="1"/>
+    <w:lsdException w:name="heading 5" w:semiHidden="1" w:uiPriority="9" w:unhideWhenUsed="1" w:qFormat="1"/>
+    <w:lsdException w:name="heading 6" w:semiHidden="1" w:uiPriority="9" w:unhideWhenUsed="1" w:qFormat="1"/>
+    <w:lsdException w:name="heading 7" w:semiHidden="1" w:uiPriority="9" w:unhideWhenUsed="1" w:qFormat="1"/>
+    <w:lsdException w:name="heading 8" w:semiHidden="1" w:uiPriority="9" w:unhideWhenUsed="1" w:qFormat="1"/>
+    <w:lsdException w:name="heading 9" w:semiHidden="1" w:uiPriority="9" w:unhideWhenUsed="1" w:qFormat="1"/>
     <w:lsdException w:name="index 1" w:semiHidden="1" w:unhideWhenUsed="1"/>
     <w:lsdException w:name="index 2" w:semiHidden="1" w:unhideWhenUsed="1"/>
     <w:lsdException w:name="index 3" w:semiHidden="1" w:unhideWhenUsed="1"/>
@@ -1377,22 +1502,22 @@
     <w:lsdException w:name="index 7" w:semiHidden="1" w:unhideWhenUsed="1"/>
     <w:lsdException w:name="index 8" w:semiHidden="1" w:unhideWhenUsed="1"/>
     <w:lsdException w:name="index 9" w:semiHidden="1" w:unhideWhenUsed="1"/>
-    <w:lsdException w:name="toc 1" w:uiPriority="39" w:semiHidden="1" w:unhideWhenUsed="1"/>
-    <w:lsdException w:name="toc 2" w:uiPriority="39" w:semiHidden="1" w:unhideWhenUsed="1"/>
-    <w:lsdException w:name="toc 3" w:uiPriority="39" w:semiHidden="1" w:unhideWhenUsed="1"/>
-    <w:lsdException w:name="toc 4" w:uiPriority="39" w:semiHidden="1" w:unhideWhenUsed="1"/>
-    <w:lsdException w:name="toc 5" w:uiPriority="39" w:semiHidden="1" w:unhideWhenUsed="1"/>
-    <w:lsdException w:name="toc 6" w:uiPriority="39" w:semiHidden="1" w:unhideWhenUsed="1"/>
-    <w:lsdException w:name="toc 7" w:uiPriority="39" w:semiHidden="1" w:unhideWhenUsed="1"/>
-    <w:lsdException w:name="toc 8" w:uiPriority="39" w:semiHidden="1" w:unhideWhenUsed="1"/>
-    <w:lsdException w:name="toc 9" w:uiPriority="39" w:semiHidden="1" w:unhideWhenUsed="1"/>
+    <w:lsdException w:name="toc 1" w:semiHidden="1" w:uiPriority="39" w:unhideWhenUsed="1"/>
+    <w:lsdException w:name="toc 2" w:semiHidden="1" w:uiPriority="39" w:unhideWhenUsed="1"/>
+    <w:lsdException w:name="toc 3" w:semiHidden="1" w:uiPriority="39" w:unhideWhenUsed="1"/>
+    <w:lsdException w:name="toc 4" w:semiHidden="1" w:uiPriority="39" w:unhideWhenUsed="1"/>
+    <w:lsdException w:name="toc 5" w:semiHidden="1" w:uiPriority="39" w:unhideWhenUsed="1"/>
+    <w:lsdException w:name="toc 6" w:semiHidden="1" w:uiPriority="39" w:unhideWhenUsed="1"/>
+    <w:lsdException w:name="toc 7" w:semiHidden="1" w:uiPriority="39" w:unhideWhenUsed="1"/>
+    <w:lsdException w:name="toc 8" w:semiHidden="1" w:uiPriority="39" w:unhideWhenUsed="1"/>
+    <w:lsdException w:name="toc 9" w:semiHidden="1" w:uiPriority="39" w:unhideWhenUsed="1"/>
     <w:lsdException w:name="Normal Indent" w:semiHidden="1" w:unhideWhenUsed="1"/>
     <w:lsdException w:name="footnote text" w:semiHidden="1" w:unhideWhenUsed="1"/>
     <w:lsdException w:name="annotation text" w:semiHidden="1" w:unhideWhenUsed="1"/>
     <w:lsdException w:name="header" w:semiHidden="1" w:unhideWhenUsed="1"/>
     <w:lsdException w:name="footer" w:semiHidden="1" w:unhideWhenUsed="1"/>
     <w:lsdException w:name="index heading" w:semiHidden="1" w:unhideWhenUsed="1"/>
-    <w:lsdException w:name="caption" w:uiPriority="35" w:semiHidden="1" w:unhideWhenUsed="1" w:qFormat="1"/>
+    <w:lsdException w:name="caption" w:semiHidden="1" w:uiPriority="35" w:unhideWhenUsed="1" w:qFormat="1"/>
     <w:lsdException w:name="table of figures" w:semiHidden="1" w:unhideWhenUsed="1"/>
     <w:lsdException w:name="envelope address" w:semiHidden="1" w:unhideWhenUsed="1"/>
     <w:lsdException w:name="envelope return" w:semiHidden="1" w:unhideWhenUsed="1"/>
@@ -1423,7 +1548,7 @@
     <w:lsdException w:name="Title" w:uiPriority="10" w:qFormat="1"/>
     <w:lsdException w:name="Closing" w:semiHidden="1" w:unhideWhenUsed="1"/>
     <w:lsdException w:name="Signature" w:semiHidden="1" w:unhideWhenUsed="1"/>
-    <w:lsdException w:name="Default Paragraph Font" w:uiPriority="1" w:semiHidden="1" w:unhideWhenUsed="1"/>
+    <w:lsdException w:name="Default Paragraph Font" w:semiHidden="1" w:uiPriority="1" w:unhideWhenUsed="1"/>
     <w:lsdException w:name="Body Text" w:semiHidden="1" w:unhideWhenUsed="1"/>
     <w:lsdException w:name="Body Text Indent" w:semiHidden="1" w:unhideWhenUsed="1"/>
     <w:lsdException w:name="List Continue" w:semiHidden="1" w:unhideWhenUsed="1"/>
@@ -1623,8 +1748,8 @@
     <w:lsdException w:name="Subtle Reference" w:uiPriority="31" w:qFormat="1"/>
     <w:lsdException w:name="Intense Reference" w:uiPriority="32" w:qFormat="1"/>
     <w:lsdException w:name="Book Title" w:uiPriority="33" w:qFormat="1"/>
-    <w:lsdException w:name="Bibliography" w:uiPriority="37" w:semiHidden="1" w:unhideWhenUsed="1"/>
-    <w:lsdException w:name="TOC Heading" w:uiPriority="39" w:semiHidden="1" w:unhideWhenUsed="1" w:qFormat="1"/>
+    <w:lsdException w:name="Bibliography" w:semiHidden="1" w:uiPriority="37" w:unhideWhenUsed="1"/>
+    <w:lsdException w:name="TOC Heading" w:semiHidden="1" w:uiPriority="39" w:unhideWhenUsed="1" w:qFormat="1"/>
     <w:lsdException w:name="Plain Table 1" w:uiPriority="41"/>
     <w:lsdException w:name="Plain Table 2" w:uiPriority="42"/>
     <w:lsdException w:name="Plain Table 3" w:uiPriority="43"/>
@@ -1735,7 +1860,7 @@
     <w:lsdException w:name="Unresolved Mention" w:semiHidden="1" w:unhideWhenUsed="1"/>
     <w:lsdException w:name="Smart Link" w:semiHidden="1" w:unhideWhenUsed="1"/>
   </w:latentStyles>
-  <w:style w:type="paragraph" w:styleId="Standard" w:default="1">
+  <w:style w:type="paragraph" w:default="1" w:styleId="Standard">
     <w:name w:val="Normal"/>
     <w:qFormat/>
   </w:style>
@@ -1751,13 +1876,13 @@
       <w:keepNext/>
       <w:keepLines/>
       <w:numPr>
-        <w:numId w:val="2"/>
+        <w:numId w:val="3"/>
       </w:numPr>
       <w:spacing w:before="240" w:after="0"/>
       <w:outlineLvl w:val="0"/>
     </w:pPr>
     <w:rPr>
-      <w:rFonts w:asciiTheme="majorHAnsi" w:hAnsiTheme="majorHAnsi" w:eastAsiaTheme="majorEastAsia" w:cstheme="majorBidi"/>
+      <w:rFonts w:asciiTheme="majorHAnsi" w:eastAsiaTheme="majorEastAsia" w:hAnsiTheme="majorHAnsi" w:cstheme="majorBidi"/>
       <w:color w:val="4472C4" w:themeColor="accent1"/>
       <w:sz w:val="32"/>
       <w:szCs w:val="32"/>
@@ -1777,13 +1902,13 @@
       <w:keepLines/>
       <w:numPr>
         <w:ilvl w:val="1"/>
-        <w:numId w:val="2"/>
+        <w:numId w:val="3"/>
       </w:numPr>
       <w:spacing w:before="40" w:after="0"/>
       <w:outlineLvl w:val="1"/>
     </w:pPr>
     <w:rPr>
-      <w:rFonts w:asciiTheme="majorHAnsi" w:hAnsiTheme="majorHAnsi" w:eastAsiaTheme="majorEastAsia" w:cstheme="majorBidi"/>
+      <w:rFonts w:asciiTheme="majorHAnsi" w:eastAsiaTheme="majorEastAsia" w:hAnsiTheme="majorHAnsi" w:cstheme="majorBidi"/>
       <w:color w:val="2F5496" w:themeColor="accent1" w:themeShade="BF"/>
       <w:sz w:val="26"/>
       <w:szCs w:val="26"/>
@@ -1804,13 +1929,13 @@
       <w:keepLines/>
       <w:numPr>
         <w:ilvl w:val="2"/>
-        <w:numId w:val="2"/>
+        <w:numId w:val="3"/>
       </w:numPr>
       <w:spacing w:before="40" w:after="0"/>
       <w:outlineLvl w:val="2"/>
     </w:pPr>
     <w:rPr>
-      <w:rFonts w:asciiTheme="majorHAnsi" w:hAnsiTheme="majorHAnsi" w:eastAsiaTheme="majorEastAsia" w:cstheme="majorBidi"/>
+      <w:rFonts w:asciiTheme="majorHAnsi" w:eastAsiaTheme="majorEastAsia" w:hAnsiTheme="majorHAnsi" w:cstheme="majorBidi"/>
       <w:color w:val="1F3763" w:themeColor="accent1" w:themeShade="7F"/>
       <w:sz w:val="24"/>
       <w:szCs w:val="24"/>
@@ -1831,13 +1956,13 @@
       <w:keepLines/>
       <w:numPr>
         <w:ilvl w:val="3"/>
-        <w:numId w:val="2"/>
+        <w:numId w:val="3"/>
       </w:numPr>
       <w:spacing w:before="40" w:after="0"/>
       <w:outlineLvl w:val="3"/>
     </w:pPr>
     <w:rPr>
-      <w:rFonts w:asciiTheme="majorHAnsi" w:hAnsiTheme="majorHAnsi" w:eastAsiaTheme="majorEastAsia" w:cstheme="majorBidi"/>
+      <w:rFonts w:asciiTheme="majorHAnsi" w:eastAsiaTheme="majorEastAsia" w:hAnsiTheme="majorHAnsi" w:cstheme="majorBidi"/>
       <w:i/>
       <w:iCs/>
       <w:color w:val="2F5496" w:themeColor="accent1" w:themeShade="BF"/>
@@ -1858,13 +1983,13 @@
       <w:keepLines/>
       <w:numPr>
         <w:ilvl w:val="4"/>
-        <w:numId w:val="2"/>
+        <w:numId w:val="3"/>
       </w:numPr>
       <w:spacing w:before="40" w:after="0"/>
       <w:outlineLvl w:val="4"/>
     </w:pPr>
     <w:rPr>
-      <w:rFonts w:asciiTheme="majorHAnsi" w:hAnsiTheme="majorHAnsi" w:eastAsiaTheme="majorEastAsia" w:cstheme="majorBidi"/>
+      <w:rFonts w:asciiTheme="majorHAnsi" w:eastAsiaTheme="majorEastAsia" w:hAnsiTheme="majorHAnsi" w:cstheme="majorBidi"/>
       <w:color w:val="2F5496" w:themeColor="accent1" w:themeShade="BF"/>
     </w:rPr>
   </w:style>
@@ -1883,13 +2008,13 @@
       <w:keepLines/>
       <w:numPr>
         <w:ilvl w:val="5"/>
-        <w:numId w:val="2"/>
+        <w:numId w:val="3"/>
       </w:numPr>
       <w:spacing w:before="40" w:after="0"/>
       <w:outlineLvl w:val="5"/>
     </w:pPr>
     <w:rPr>
-      <w:rFonts w:asciiTheme="majorHAnsi" w:hAnsiTheme="majorHAnsi" w:eastAsiaTheme="majorEastAsia" w:cstheme="majorBidi"/>
+      <w:rFonts w:asciiTheme="majorHAnsi" w:eastAsiaTheme="majorEastAsia" w:hAnsiTheme="majorHAnsi" w:cstheme="majorBidi"/>
       <w:color w:val="1F3763" w:themeColor="accent1" w:themeShade="7F"/>
     </w:rPr>
   </w:style>
@@ -1908,13 +2033,13 @@
       <w:keepLines/>
       <w:numPr>
         <w:ilvl w:val="6"/>
-        <w:numId w:val="2"/>
+        <w:numId w:val="3"/>
       </w:numPr>
       <w:spacing w:before="40" w:after="0"/>
       <w:outlineLvl w:val="6"/>
     </w:pPr>
     <w:rPr>
-      <w:rFonts w:asciiTheme="majorHAnsi" w:hAnsiTheme="majorHAnsi" w:eastAsiaTheme="majorEastAsia" w:cstheme="majorBidi"/>
+      <w:rFonts w:asciiTheme="majorHAnsi" w:eastAsiaTheme="majorEastAsia" w:hAnsiTheme="majorHAnsi" w:cstheme="majorBidi"/>
       <w:i/>
       <w:iCs/>
       <w:color w:val="1F3763" w:themeColor="accent1" w:themeShade="7F"/>
@@ -1935,13 +2060,13 @@
       <w:keepLines/>
       <w:numPr>
         <w:ilvl w:val="7"/>
-        <w:numId w:val="2"/>
+        <w:numId w:val="3"/>
       </w:numPr>
       <w:spacing w:before="40" w:after="0"/>
       <w:outlineLvl w:val="7"/>
     </w:pPr>
     <w:rPr>
-      <w:rFonts w:asciiTheme="majorHAnsi" w:hAnsiTheme="majorHAnsi" w:eastAsiaTheme="majorEastAsia" w:cstheme="majorBidi"/>
+      <w:rFonts w:asciiTheme="majorHAnsi" w:eastAsiaTheme="majorEastAsia" w:hAnsiTheme="majorHAnsi" w:cstheme="majorBidi"/>
       <w:color w:val="272727" w:themeColor="text1" w:themeTint="D8"/>
       <w:sz w:val="21"/>
       <w:szCs w:val="21"/>
@@ -1962,13 +2087,13 @@
       <w:keepLines/>
       <w:numPr>
         <w:ilvl w:val="8"/>
-        <w:numId w:val="2"/>
+        <w:numId w:val="3"/>
       </w:numPr>
       <w:spacing w:before="40" w:after="0"/>
       <w:outlineLvl w:val="8"/>
     </w:pPr>
     <w:rPr>
-      <w:rFonts w:asciiTheme="majorHAnsi" w:hAnsiTheme="majorHAnsi" w:eastAsiaTheme="majorEastAsia" w:cstheme="majorBidi"/>
+      <w:rFonts w:asciiTheme="majorHAnsi" w:eastAsiaTheme="majorEastAsia" w:hAnsiTheme="majorHAnsi" w:cstheme="majorBidi"/>
       <w:i/>
       <w:iCs/>
       <w:color w:val="272727" w:themeColor="text1" w:themeTint="D8"/>
@@ -1976,13 +2101,13 @@
       <w:szCs w:val="21"/>
     </w:rPr>
   </w:style>
-  <w:style w:type="character" w:styleId="Absatz-Standardschriftart" w:default="1">
+  <w:style w:type="character" w:default="1" w:styleId="Absatz-Standardschriftart">
     <w:name w:val="Default Paragraph Font"/>
     <w:uiPriority w:val="1"/>
     <w:semiHidden/>
     <w:unhideWhenUsed/>
   </w:style>
-  <w:style w:type="table" w:styleId="NormaleTabelle" w:default="1">
+  <w:style w:type="table" w:default="1" w:styleId="NormaleTabelle">
     <w:name w:val="Normal Table"/>
     <w:uiPriority w:val="99"/>
     <w:semiHidden/>
@@ -1997,20 +2122,20 @@
       </w:tblCellMar>
     </w:tblPr>
   </w:style>
-  <w:style w:type="numbering" w:styleId="KeineListe" w:default="1">
+  <w:style w:type="numbering" w:default="1" w:styleId="KeineListe">
     <w:name w:val="No List"/>
     <w:uiPriority w:val="99"/>
     <w:semiHidden/>
     <w:unhideWhenUsed/>
   </w:style>
-  <w:style w:type="character" w:styleId="berschrift1Zchn" w:customStyle="1">
+  <w:style w:type="character" w:customStyle="1" w:styleId="berschrift1Zchn">
     <w:name w:val="Überschrift 1 Zchn"/>
     <w:basedOn w:val="Absatz-Standardschriftart"/>
     <w:link w:val="berschrift1"/>
     <w:uiPriority w:val="9"/>
     <w:rsid w:val="004E4620"/>
     <w:rPr>
-      <w:rFonts w:asciiTheme="majorHAnsi" w:hAnsiTheme="majorHAnsi" w:eastAsiaTheme="majorEastAsia" w:cstheme="majorBidi"/>
+      <w:rFonts w:asciiTheme="majorHAnsi" w:eastAsiaTheme="majorEastAsia" w:hAnsiTheme="majorHAnsi" w:cstheme="majorBidi"/>
       <w:color w:val="4472C4" w:themeColor="accent1"/>
       <w:sz w:val="32"/>
       <w:szCs w:val="32"/>
@@ -2029,41 +2154,41 @@
       <w:contextualSpacing/>
     </w:pPr>
     <w:rPr>
-      <w:rFonts w:asciiTheme="majorHAnsi" w:hAnsiTheme="majorHAnsi" w:eastAsiaTheme="majorEastAsia" w:cstheme="majorBidi"/>
+      <w:rFonts w:asciiTheme="majorHAnsi" w:eastAsiaTheme="majorEastAsia" w:hAnsiTheme="majorHAnsi" w:cstheme="majorBidi"/>
       <w:spacing w:val="-10"/>
       <w:kern w:val="28"/>
       <w:sz w:val="56"/>
       <w:szCs w:val="56"/>
     </w:rPr>
   </w:style>
-  <w:style w:type="character" w:styleId="TitelZchn" w:customStyle="1">
+  <w:style w:type="character" w:customStyle="1" w:styleId="TitelZchn">
     <w:name w:val="Titel Zchn"/>
     <w:basedOn w:val="Absatz-Standardschriftart"/>
     <w:link w:val="Titel"/>
     <w:uiPriority w:val="10"/>
     <w:rsid w:val="004E4620"/>
     <w:rPr>
-      <w:rFonts w:asciiTheme="majorHAnsi" w:hAnsiTheme="majorHAnsi" w:eastAsiaTheme="majorEastAsia" w:cstheme="majorBidi"/>
+      <w:rFonts w:asciiTheme="majorHAnsi" w:eastAsiaTheme="majorEastAsia" w:hAnsiTheme="majorHAnsi" w:cstheme="majorBidi"/>
       <w:spacing w:val="-10"/>
       <w:kern w:val="28"/>
       <w:sz w:val="56"/>
       <w:szCs w:val="56"/>
     </w:rPr>
   </w:style>
-  <w:style w:type="character" w:styleId="berschrift2Zchn" w:customStyle="1">
+  <w:style w:type="character" w:customStyle="1" w:styleId="berschrift2Zchn">
     <w:name w:val="Überschrift 2 Zchn"/>
     <w:basedOn w:val="Absatz-Standardschriftart"/>
     <w:link w:val="berschrift2"/>
     <w:uiPriority w:val="9"/>
     <w:rsid w:val="004E4620"/>
     <w:rPr>
-      <w:rFonts w:asciiTheme="majorHAnsi" w:hAnsiTheme="majorHAnsi" w:eastAsiaTheme="majorEastAsia" w:cstheme="majorBidi"/>
+      <w:rFonts w:asciiTheme="majorHAnsi" w:eastAsiaTheme="majorEastAsia" w:hAnsiTheme="majorHAnsi" w:cstheme="majorBidi"/>
       <w:color w:val="2F5496" w:themeColor="accent1" w:themeShade="BF"/>
       <w:sz w:val="26"/>
       <w:szCs w:val="26"/>
     </w:rPr>
   </w:style>
-  <w:style w:type="character" w:styleId="berschrift3Zchn" w:customStyle="1">
+  <w:style w:type="character" w:customStyle="1" w:styleId="berschrift3Zchn">
     <w:name w:val="Überschrift 3 Zchn"/>
     <w:basedOn w:val="Absatz-Standardschriftart"/>
     <w:link w:val="berschrift3"/>
@@ -2071,13 +2196,13 @@
     <w:semiHidden/>
     <w:rsid w:val="004E4620"/>
     <w:rPr>
-      <w:rFonts w:asciiTheme="majorHAnsi" w:hAnsiTheme="majorHAnsi" w:eastAsiaTheme="majorEastAsia" w:cstheme="majorBidi"/>
+      <w:rFonts w:asciiTheme="majorHAnsi" w:eastAsiaTheme="majorEastAsia" w:hAnsiTheme="majorHAnsi" w:cstheme="majorBidi"/>
       <w:color w:val="1F3763" w:themeColor="accent1" w:themeShade="7F"/>
       <w:sz w:val="24"/>
       <w:szCs w:val="24"/>
     </w:rPr>
   </w:style>
-  <w:style w:type="character" w:styleId="berschrift4Zchn" w:customStyle="1">
+  <w:style w:type="character" w:customStyle="1" w:styleId="berschrift4Zchn">
     <w:name w:val="Überschrift 4 Zchn"/>
     <w:basedOn w:val="Absatz-Standardschriftart"/>
     <w:link w:val="berschrift4"/>
@@ -2085,13 +2210,13 @@
     <w:semiHidden/>
     <w:rsid w:val="004E4620"/>
     <w:rPr>
-      <w:rFonts w:asciiTheme="majorHAnsi" w:hAnsiTheme="majorHAnsi" w:eastAsiaTheme="majorEastAsia" w:cstheme="majorBidi"/>
+      <w:rFonts w:asciiTheme="majorHAnsi" w:eastAsiaTheme="majorEastAsia" w:hAnsiTheme="majorHAnsi" w:cstheme="majorBidi"/>
       <w:i/>
       <w:iCs/>
       <w:color w:val="2F5496" w:themeColor="accent1" w:themeShade="BF"/>
     </w:rPr>
   </w:style>
-  <w:style w:type="character" w:styleId="berschrift5Zchn" w:customStyle="1">
+  <w:style w:type="character" w:customStyle="1" w:styleId="berschrift5Zchn">
     <w:name w:val="Überschrift 5 Zchn"/>
     <w:basedOn w:val="Absatz-Standardschriftart"/>
     <w:link w:val="berschrift5"/>
@@ -2099,11 +2224,11 @@
     <w:semiHidden/>
     <w:rsid w:val="004E4620"/>
     <w:rPr>
-      <w:rFonts w:asciiTheme="majorHAnsi" w:hAnsiTheme="majorHAnsi" w:eastAsiaTheme="majorEastAsia" w:cstheme="majorBidi"/>
+      <w:rFonts w:asciiTheme="majorHAnsi" w:eastAsiaTheme="majorEastAsia" w:hAnsiTheme="majorHAnsi" w:cstheme="majorBidi"/>
       <w:color w:val="2F5496" w:themeColor="accent1" w:themeShade="BF"/>
     </w:rPr>
   </w:style>
-  <w:style w:type="character" w:styleId="berschrift6Zchn" w:customStyle="1">
+  <w:style w:type="character" w:customStyle="1" w:styleId="berschrift6Zchn">
     <w:name w:val="Überschrift 6 Zchn"/>
     <w:basedOn w:val="Absatz-Standardschriftart"/>
     <w:link w:val="berschrift6"/>
@@ -2111,11 +2236,11 @@
     <w:semiHidden/>
     <w:rsid w:val="004E4620"/>
     <w:rPr>
-      <w:rFonts w:asciiTheme="majorHAnsi" w:hAnsiTheme="majorHAnsi" w:eastAsiaTheme="majorEastAsia" w:cstheme="majorBidi"/>
+      <w:rFonts w:asciiTheme="majorHAnsi" w:eastAsiaTheme="majorEastAsia" w:hAnsiTheme="majorHAnsi" w:cstheme="majorBidi"/>
       <w:color w:val="1F3763" w:themeColor="accent1" w:themeShade="7F"/>
     </w:rPr>
   </w:style>
-  <w:style w:type="character" w:styleId="berschrift7Zchn" w:customStyle="1">
+  <w:style w:type="character" w:customStyle="1" w:styleId="berschrift7Zchn">
     <w:name w:val="Überschrift 7 Zchn"/>
     <w:basedOn w:val="Absatz-Standardschriftart"/>
     <w:link w:val="berschrift7"/>
@@ -2123,13 +2248,13 @@
     <w:semiHidden/>
     <w:rsid w:val="004E4620"/>
     <w:rPr>
-      <w:rFonts w:asciiTheme="majorHAnsi" w:hAnsiTheme="majorHAnsi" w:eastAsiaTheme="majorEastAsia" w:cstheme="majorBidi"/>
+      <w:rFonts w:asciiTheme="majorHAnsi" w:eastAsiaTheme="majorEastAsia" w:hAnsiTheme="majorHAnsi" w:cstheme="majorBidi"/>
       <w:i/>
       <w:iCs/>
       <w:color w:val="1F3763" w:themeColor="accent1" w:themeShade="7F"/>
     </w:rPr>
   </w:style>
-  <w:style w:type="character" w:styleId="berschrift8Zchn" w:customStyle="1">
+  <w:style w:type="character" w:customStyle="1" w:styleId="berschrift8Zchn">
     <w:name w:val="Überschrift 8 Zchn"/>
     <w:basedOn w:val="Absatz-Standardschriftart"/>
     <w:link w:val="berschrift8"/>
@@ -2137,13 +2262,13 @@
     <w:semiHidden/>
     <w:rsid w:val="004E4620"/>
     <w:rPr>
-      <w:rFonts w:asciiTheme="majorHAnsi" w:hAnsiTheme="majorHAnsi" w:eastAsiaTheme="majorEastAsia" w:cstheme="majorBidi"/>
+      <w:rFonts w:asciiTheme="majorHAnsi" w:eastAsiaTheme="majorEastAsia" w:hAnsiTheme="majorHAnsi" w:cstheme="majorBidi"/>
       <w:color w:val="272727" w:themeColor="text1" w:themeTint="D8"/>
       <w:sz w:val="21"/>
       <w:szCs w:val="21"/>
     </w:rPr>
   </w:style>
-  <w:style w:type="character" w:styleId="berschrift9Zchn" w:customStyle="1">
+  <w:style w:type="character" w:customStyle="1" w:styleId="berschrift9Zchn">
     <w:name w:val="Überschrift 9 Zchn"/>
     <w:basedOn w:val="Absatz-Standardschriftart"/>
     <w:link w:val="berschrift9"/>
@@ -2151,7 +2276,7 @@
     <w:semiHidden/>
     <w:rsid w:val="004E4620"/>
     <w:rPr>
-      <w:rFonts w:asciiTheme="majorHAnsi" w:hAnsiTheme="majorHAnsi" w:eastAsiaTheme="majorEastAsia" w:cstheme="majorBidi"/>
+      <w:rFonts w:asciiTheme="majorHAnsi" w:eastAsiaTheme="majorEastAsia" w:hAnsiTheme="majorHAnsi" w:cstheme="majorBidi"/>
       <w:i/>
       <w:iCs/>
       <w:color w:val="272727" w:themeColor="text1" w:themeTint="D8"/>
@@ -2181,34 +2306,34 @@
       <w:contextualSpacing/>
     </w:pPr>
   </w:style>
-  <w:style xmlns:w14="http://schemas.microsoft.com/office/word/2010/wordml" xmlns:mc="http://schemas.openxmlformats.org/markup-compatibility/2006" xmlns:w="http://schemas.openxmlformats.org/wordprocessingml/2006/main" w:type="paragraph" w:styleId="TOC1" mc:Ignorable="w14">
-    <w:name xmlns:w="http://schemas.openxmlformats.org/wordprocessingml/2006/main" w:val="toc 1"/>
-    <w:basedOn xmlns:w="http://schemas.openxmlformats.org/wordprocessingml/2006/main" w:val="Standard"/>
-    <w:next xmlns:w="http://schemas.openxmlformats.org/wordprocessingml/2006/main" w:val="Standard"/>
-    <w:autoRedefine xmlns:w="http://schemas.openxmlformats.org/wordprocessingml/2006/main"/>
-    <w:uiPriority xmlns:w="http://schemas.openxmlformats.org/wordprocessingml/2006/main" w:val="39"/>
-    <w:unhideWhenUsed xmlns:w="http://schemas.openxmlformats.org/wordprocessingml/2006/main"/>
-    <w:pPr xmlns:w="http://schemas.openxmlformats.org/wordprocessingml/2006/main">
-      <w:spacing xmlns:w="http://schemas.openxmlformats.org/wordprocessingml/2006/main" w:after="100"/>
+  <w:style w:type="paragraph" w:styleId="Verzeichnis1">
+    <w:name w:val="toc 1"/>
+    <w:basedOn w:val="Standard"/>
+    <w:next w:val="Standard"/>
+    <w:autoRedefine/>
+    <w:uiPriority w:val="39"/>
+    <w:unhideWhenUsed/>
+    <w:pPr>
+      <w:spacing w:after="100"/>
     </w:pPr>
   </w:style>
-  <w:style xmlns:w14="http://schemas.microsoft.com/office/word/2010/wordml" xmlns:mc="http://schemas.openxmlformats.org/markup-compatibility/2006" xmlns:w="http://schemas.openxmlformats.org/wordprocessingml/2006/main" w:type="paragraph" w:styleId="TOC2" mc:Ignorable="w14">
-    <w:name xmlns:w="http://schemas.openxmlformats.org/wordprocessingml/2006/main" w:val="toc 2"/>
-    <w:basedOn xmlns:w="http://schemas.openxmlformats.org/wordprocessingml/2006/main" w:val="Standard"/>
-    <w:next xmlns:w="http://schemas.openxmlformats.org/wordprocessingml/2006/main" w:val="Standard"/>
-    <w:autoRedefine xmlns:w="http://schemas.openxmlformats.org/wordprocessingml/2006/main"/>
-    <w:uiPriority xmlns:w="http://schemas.openxmlformats.org/wordprocessingml/2006/main" w:val="39"/>
-    <w:unhideWhenUsed xmlns:w="http://schemas.openxmlformats.org/wordprocessingml/2006/main"/>
-    <w:pPr xmlns:w="http://schemas.openxmlformats.org/wordprocessingml/2006/main">
-      <w:spacing xmlns:w="http://schemas.openxmlformats.org/wordprocessingml/2006/main" w:after="100"/>
-      <w:ind xmlns:w="http://schemas.openxmlformats.org/wordprocessingml/2006/main" w:left="220"/>
+  <w:style w:type="paragraph" w:styleId="Verzeichnis2">
+    <w:name w:val="toc 2"/>
+    <w:basedOn w:val="Standard"/>
+    <w:next w:val="Standard"/>
+    <w:autoRedefine/>
+    <w:uiPriority w:val="39"/>
+    <w:unhideWhenUsed/>
+    <w:pPr>
+      <w:spacing w:after="100"/>
+      <w:ind w:left="220"/>
     </w:pPr>
   </w:style>
 </w:styles>
 </file>
 
 <file path=word/theme/theme1.xml><?xml version="1.0" encoding="utf-8"?>
-<a:theme xmlns:a="http://schemas.openxmlformats.org/drawingml/2006/main" xmlns:thm15="http://schemas.microsoft.com/office/thememl/2012/main" name="Office">
+<a:theme xmlns:a="http://schemas.openxmlformats.org/drawingml/2006/main" name="Office">
   <a:themeElements>
     <a:clrScheme name="Office">
       <a:dk1>
